--- a/Requested too busy.docx
+++ b/Requested too busy.docx
@@ -25,7 +25,97 @@
         <w:rPr>
           <w:lang w:val="en-AE"/>
         </w:rPr>
-        <w:t xml:space="preserve">Based on the IIS logs for 11-Sep-2026, multiple long-running requests were observed on the HFLMS application server. However, the reported </w:t>
+        <w:t>Thank you for sharing the findings.</w:t>
+      </w:r>
+    </w:p>
+    <w:p>
+      <w:pPr>
+        <w:rPr>
+          <w:lang w:val="en-AE"/>
+        </w:rPr>
+      </w:pPr>
+      <w:r>
+        <w:rPr>
+          <w:lang w:val="en-AE"/>
+        </w:rPr>
+        <w:t>We acknowledge that CPU, memory, disk and network were normal on both servers during the impacted period.</w:t>
+      </w:r>
+    </w:p>
+    <w:p>
+      <w:pPr>
+        <w:rPr>
+          <w:lang w:val="en-AE"/>
+        </w:rPr>
+      </w:pPr>
+      <w:r>
+        <w:rPr>
+          <w:lang w:val="en-AE"/>
+        </w:rPr>
+        <w:t>However, the IIS logs show very high request times for the below pages:</w:t>
+      </w:r>
+    </w:p>
+    <w:p>
+      <w:pPr>
+        <w:numPr>
+          <w:ilvl w:val="0"/>
+          <w:numId w:val="2"/>
+        </w:numPr>
+        <w:rPr>
+          <w:lang w:val="en-AE"/>
+        </w:rPr>
+      </w:pPr>
+      <w:r>
+        <w:rPr>
+          <w:lang w:val="en-AE"/>
+        </w:rPr>
+        <w:t>Lead_Reports_Sales.aspx</w:t>
+      </w:r>
+    </w:p>
+    <w:p>
+      <w:pPr>
+        <w:numPr>
+          <w:ilvl w:val="0"/>
+          <w:numId w:val="2"/>
+        </w:numPr>
+        <w:rPr>
+          <w:lang w:val="en-AE"/>
+        </w:rPr>
+      </w:pPr>
+      <w:r>
+        <w:rPr>
+          <w:lang w:val="en-AE"/>
+        </w:rPr>
+        <w:t>Customer_Search.aspx</w:t>
+      </w:r>
+    </w:p>
+    <w:p>
+      <w:pPr>
+        <w:numPr>
+          <w:ilvl w:val="0"/>
+          <w:numId w:val="2"/>
+        </w:numPr>
+        <w:rPr>
+          <w:lang w:val="en-AE"/>
+        </w:rPr>
+      </w:pPr>
+      <w:r>
+        <w:rPr>
+          <w:lang w:val="en-AE"/>
+        </w:rPr>
+        <w:t>WF_CA.aspx</w:t>
+      </w:r>
+    </w:p>
+    <w:p>
+      <w:pPr>
+        <w:rPr>
+          <w:lang w:val="en-AE"/>
+        </w:rPr>
+      </w:pPr>
+      <w:r>
+        <w:rPr>
+          <w:lang w:val="en-AE"/>
+        </w:rPr>
+        <w:t xml:space="preserve">Similar high request times were also seen </w:t>
       </w:r>
       <w:r>
         <w:rPr>
@@ -33,13 +123,26 @@
           <w:bCs/>
           <w:lang w:val="en-AE"/>
         </w:rPr>
-        <w:t>"Server Too Busy"</w:t>
-      </w:r>
-      <w:r>
-        <w:rPr>
-          <w:lang w:val="en-AE"/>
-        </w:rPr>
-        <w:t xml:space="preserve"> incident occurred specifically between </w:t>
+        <w:t>before and after the reported 2:30 PM–3:30 PM outage</w:t>
+      </w:r>
+      <w:r>
+        <w:rPr>
+          <w:lang w:val="en-AE"/>
+        </w:rPr>
+        <w:t>. Hence, this cannot be concluded as an IIS/server capacity issue based only on the request time.</w:t>
+      </w:r>
+    </w:p>
+    <w:p>
+      <w:pPr>
+        <w:rPr>
+          <w:lang w:val="en-AE"/>
+        </w:rPr>
+      </w:pPr>
+      <w:r>
+        <w:rPr>
+          <w:lang w:val="en-AE"/>
+        </w:rPr>
+        <w:t xml:space="preserve">For the reported </w:t>
       </w:r>
       <w:r>
         <w:rPr>
@@ -47,26 +150,141 @@
           <w:bCs/>
           <w:lang w:val="en-AE"/>
         </w:rPr>
-        <w:t>2:30 PM and 3:30 PM UAE time</w:t>
-      </w:r>
-      <w:r>
-        <w:rPr>
-          <w:lang w:val="en-AE"/>
-        </w:rPr>
-        <w:t>.</w:t>
+        <w:t>5K+ connections and 977 HTTP 500/503 responses</w:t>
+      </w:r>
+      <w:r>
+        <w:rPr>
+          <w:lang w:val="en-AE"/>
+        </w:rPr>
+        <w:t>, could you please also check and share the following:</w:t>
       </w:r>
     </w:p>
     <w:p>
       <w:pPr>
-        <w:rPr>
-          <w:lang w:val="en-AE"/>
-        </w:rPr>
-      </w:pPr>
-      <w:r>
-        <w:rPr>
-          <w:lang w:val="en-AE"/>
-        </w:rPr>
-        <w:t xml:space="preserve">It is important to note that similar long-running requests were also recorded </w:t>
+        <w:numPr>
+          <w:ilvl w:val="0"/>
+          <w:numId w:val="3"/>
+        </w:numPr>
+        <w:rPr>
+          <w:lang w:val="en-AE"/>
+        </w:rPr>
+      </w:pPr>
+      <w:r>
+        <w:rPr>
+          <w:lang w:val="en-AE"/>
+        </w:rPr>
+        <w:t>SQL slow queries and blocking</w:t>
+      </w:r>
+    </w:p>
+    <w:p>
+      <w:pPr>
+        <w:numPr>
+          <w:ilvl w:val="0"/>
+          <w:numId w:val="3"/>
+        </w:numPr>
+        <w:rPr>
+          <w:lang w:val="en-AE"/>
+        </w:rPr>
+      </w:pPr>
+      <w:r>
+        <w:rPr>
+          <w:lang w:val="en-AE"/>
+        </w:rPr>
+        <w:t>SOA and external system response times</w:t>
+      </w:r>
+    </w:p>
+    <w:p>
+      <w:pPr>
+        <w:numPr>
+          <w:ilvl w:val="0"/>
+          <w:numId w:val="3"/>
+        </w:numPr>
+        <w:rPr>
+          <w:lang w:val="en-AE"/>
+        </w:rPr>
+      </w:pPr>
+      <w:r>
+        <w:rPr>
+          <w:lang w:val="en-AE"/>
+        </w:rPr>
+        <w:t>DMS/DDS/AECB/T24/CRM dependency delays</w:t>
+      </w:r>
+    </w:p>
+    <w:p>
+      <w:pPr>
+        <w:numPr>
+          <w:ilvl w:val="0"/>
+          <w:numId w:val="3"/>
+        </w:numPr>
+        <w:rPr>
+          <w:lang w:val="en-AE"/>
+        </w:rPr>
+      </w:pPr>
+      <w:r>
+        <w:rPr>
+          <w:lang w:val="en-AE"/>
+        </w:rPr>
+        <w:t>ASP.NET/IIS request queue and thread usage</w:t>
+      </w:r>
+    </w:p>
+    <w:p>
+      <w:pPr>
+        <w:numPr>
+          <w:ilvl w:val="0"/>
+          <w:numId w:val="3"/>
+        </w:numPr>
+        <w:rPr>
+          <w:lang w:val="en-AE"/>
+        </w:rPr>
+      </w:pPr>
+      <w:r>
+        <w:rPr>
+          <w:lang w:val="en-AE"/>
+        </w:rPr>
+        <w:t>Concurrent long-running requests</w:t>
+      </w:r>
+    </w:p>
+    <w:p>
+      <w:pPr>
+        <w:numPr>
+          <w:ilvl w:val="0"/>
+          <w:numId w:val="3"/>
+        </w:numPr>
+        <w:rPr>
+          <w:lang w:val="en-AE"/>
+        </w:rPr>
+      </w:pPr>
+      <w:r>
+        <w:rPr>
+          <w:lang w:val="en-AE"/>
+        </w:rPr>
+        <w:t>Same behaviour on both servers</w:t>
+      </w:r>
+    </w:p>
+    <w:p>
+      <w:pPr>
+        <w:rPr>
+          <w:lang w:val="en-AE"/>
+        </w:rPr>
+      </w:pPr>
+      <w:r>
+        <w:rPr>
+          <w:lang w:val="en-AE"/>
+        </w:rPr>
+        <w:t>Server/IIS capacity changes may help as a temporary mitigation, but the actual cause of the long-running requests needs to be identified and fixed.</w:t>
+      </w:r>
+    </w:p>
+    <w:p>
+      <w:pPr>
+        <w:rPr>
+          <w:lang w:val="en-AE"/>
+        </w:rPr>
+      </w:pPr>
+      <w:r>
+        <w:rPr>
+          <w:lang w:val="en-AE"/>
+        </w:rPr>
+        <w:t xml:space="preserve">Please share the above findings for the </w:t>
       </w:r>
       <w:r>
         <w:rPr>
@@ -74,330 +292,13 @@
           <w:bCs/>
           <w:lang w:val="en-AE"/>
         </w:rPr>
-        <w:t>before and after this incident window</w:t>
-      </w:r>
-      <w:r>
-        <w:rPr>
-          <w:lang w:val="en-AE"/>
-        </w:rPr>
-        <w:t>, including requests taking 20–60+ minutes and one request taking approximately 114 minutes. Therefore, the high request duration alone does not establish IIS/server capacity as the root cause.</w:t>
-      </w:r>
-    </w:p>
-    <w:p>
-      <w:pPr>
-        <w:rPr>
-          <w:b/>
-          <w:bCs/>
-          <w:lang w:val="en-AE"/>
-        </w:rPr>
-      </w:pPr>
-      <w:r>
-        <w:rPr>
-          <w:b/>
-          <w:bCs/>
-          <w:lang w:val="en-AE"/>
-        </w:rPr>
-        <w:t>Investigation required</w:t>
-      </w:r>
-    </w:p>
-    <w:p>
-      <w:pPr>
-        <w:rPr>
-          <w:lang w:val="en-AE"/>
-        </w:rPr>
-      </w:pPr>
-      <w:r>
-        <w:rPr>
-          <w:lang w:val="en-AE"/>
-        </w:rPr>
-        <w:t xml:space="preserve">The following should be correlated specifically for the </w:t>
-      </w:r>
-      <w:r>
-        <w:rPr>
-          <w:b/>
-          <w:bCs/>
-          <w:lang w:val="en-AE"/>
-        </w:rPr>
         <w:t>2:30 PM–3:30 PM</w:t>
       </w:r>
       <w:r>
         <w:rPr>
           <w:lang w:val="en-AE"/>
         </w:rPr>
-        <w:t xml:space="preserve"> incident window:</w:t>
-      </w:r>
-    </w:p>
-    <w:p>
-      <w:pPr>
-        <w:numPr>
-          <w:ilvl w:val="0"/>
-          <w:numId w:val="1"/>
-        </w:numPr>
-        <w:rPr>
-          <w:lang w:val="en-AE"/>
-        </w:rPr>
-      </w:pPr>
-      <w:r>
-        <w:rPr>
-          <w:b/>
-          <w:bCs/>
-          <w:lang w:val="en-AE"/>
-        </w:rPr>
-        <w:t>SQL:</w:t>
-      </w:r>
-      <w:r>
-        <w:rPr>
-          <w:lang w:val="en-AE"/>
-        </w:rPr>
-        <w:t xml:space="preserve"> Long-running queries, blocking/locking and wait conditions.</w:t>
-      </w:r>
-    </w:p>
-    <w:p>
-      <w:pPr>
-        <w:numPr>
-          <w:ilvl w:val="0"/>
-          <w:numId w:val="1"/>
-        </w:numPr>
-        <w:rPr>
-          <w:lang w:val="en-AE"/>
-        </w:rPr>
-      </w:pPr>
-      <w:r>
-        <w:rPr>
-          <w:b/>
-          <w:bCs/>
-          <w:lang w:val="en-AE"/>
-        </w:rPr>
-        <w:t>SOA/External systems:</w:t>
-      </w:r>
-      <w:r>
-        <w:rPr>
-          <w:lang w:val="en-AE"/>
-        </w:rPr>
-        <w:t xml:space="preserve"> Response time from SOA and dependencies such as DMS, DDS, AECB, T24 and CRM.</w:t>
-      </w:r>
-    </w:p>
-    <w:p>
-      <w:pPr>
-        <w:numPr>
-          <w:ilvl w:val="0"/>
-          <w:numId w:val="1"/>
-        </w:numPr>
-        <w:rPr>
-          <w:lang w:val="en-AE"/>
-        </w:rPr>
-      </w:pPr>
-      <w:r>
-        <w:rPr>
-          <w:b/>
-          <w:bCs/>
-          <w:lang w:val="en-AE"/>
-        </w:rPr>
-        <w:t>File/PDF processing:</w:t>
-      </w:r>
-      <w:r>
-        <w:rPr>
-          <w:lang w:val="en-AE"/>
-        </w:rPr>
-        <w:t xml:space="preserve"> Identify unusually slow file operations or downloads.</w:t>
-      </w:r>
-    </w:p>
-    <w:p>
-      <w:pPr>
-        <w:numPr>
-          <w:ilvl w:val="0"/>
-          <w:numId w:val="1"/>
-        </w:numPr>
-        <w:rPr>
-          <w:lang w:val="en-AE"/>
-        </w:rPr>
-      </w:pPr>
-      <w:r>
-        <w:rPr>
-          <w:b/>
-          <w:bCs/>
-          <w:lang w:val="en-AE"/>
-        </w:rPr>
-        <w:t>ASP.NET/IIS:</w:t>
-      </w:r>
-      <w:r>
-        <w:rPr>
-          <w:lang w:val="en-AE"/>
-        </w:rPr>
-        <w:t xml:space="preserve"> Requests executing, queued/rejected requests and Application Pool </w:t>
-      </w:r>
-      <w:proofErr w:type="spellStart"/>
-      <w:r>
-        <w:rPr>
-          <w:lang w:val="en-AE"/>
-        </w:rPr>
-        <w:t>queue</w:t>
-      </w:r>
-      <w:proofErr w:type="spellEnd"/>
-      <w:r>
-        <w:rPr>
-          <w:lang w:val="en-AE"/>
-        </w:rPr>
-        <w:t>.</w:t>
-      </w:r>
-    </w:p>
-    <w:p>
-      <w:pPr>
-        <w:numPr>
-          <w:ilvl w:val="0"/>
-          <w:numId w:val="1"/>
-        </w:numPr>
-        <w:rPr>
-          <w:lang w:val="en-AE"/>
-        </w:rPr>
-      </w:pPr>
-      <w:r>
-        <w:rPr>
-          <w:b/>
-          <w:bCs/>
-          <w:lang w:val="en-AE"/>
-        </w:rPr>
-        <w:t>Server resources:</w:t>
-      </w:r>
-      <w:r>
-        <w:rPr>
-          <w:lang w:val="en-AE"/>
-        </w:rPr>
-        <w:t xml:space="preserve"> CPU, memory and w3wp.exe thread/resource usage.</w:t>
-      </w:r>
-    </w:p>
-    <w:p>
-      <w:pPr>
-        <w:numPr>
-          <w:ilvl w:val="0"/>
-          <w:numId w:val="1"/>
-        </w:numPr>
-        <w:rPr>
-          <w:lang w:val="en-AE"/>
-        </w:rPr>
-      </w:pPr>
-      <w:r>
-        <w:rPr>
-          <w:b/>
-          <w:bCs/>
-          <w:lang w:val="en-AE"/>
-        </w:rPr>
-        <w:t>Both application servers:</w:t>
-      </w:r>
-      <w:r>
-        <w:rPr>
-          <w:lang w:val="en-AE"/>
-        </w:rPr>
-        <w:t xml:space="preserve"> Compare the same metrics to determine whether the issue was server-specific or common across both servers.</w:t>
-      </w:r>
-    </w:p>
-    <w:p>
-      <w:pPr>
-        <w:numPr>
-          <w:ilvl w:val="0"/>
-          <w:numId w:val="1"/>
-        </w:numPr>
-        <w:rPr>
-          <w:lang w:val="en-AE"/>
-        </w:rPr>
-      </w:pPr>
-      <w:r>
-        <w:rPr>
-          <w:b/>
-          <w:bCs/>
-          <w:lang w:val="en-AE"/>
-        </w:rPr>
-        <w:t>Concurrency:</w:t>
-      </w:r>
-      <w:r>
-        <w:rPr>
-          <w:lang w:val="en-AE"/>
-        </w:rPr>
-        <w:t xml:space="preserve"> Check whether multiple long-running requests overlapped during the incident.</w:t>
-      </w:r>
-    </w:p>
-    <w:p>
-      <w:pPr>
-        <w:rPr>
-          <w:b/>
-          <w:bCs/>
-          <w:lang w:val="en-AE"/>
-        </w:rPr>
-      </w:pPr>
-      <w:r>
-        <w:rPr>
-          <w:b/>
-          <w:bCs/>
-          <w:lang w:val="en-AE"/>
-        </w:rPr>
-        <w:t>Remediation</w:t>
-      </w:r>
-    </w:p>
-    <w:p>
-      <w:pPr>
-        <w:rPr>
-          <w:lang w:val="en-AE"/>
-        </w:rPr>
-      </w:pPr>
-      <w:r>
-        <w:rPr>
-          <w:lang w:val="en-AE"/>
-        </w:rPr>
-        <w:t>Based on the findings, remediation should be applied at the relevant layer—SQL, SOA, external dependency, file processing, application code or infrastructure.</w:t>
-      </w:r>
-    </w:p>
-    <w:p>
-      <w:pPr>
-        <w:rPr>
-          <w:lang w:val="en-AE"/>
-        </w:rPr>
-      </w:pPr>
-      <w:r>
-        <w:rPr>
-          <w:lang w:val="en-AE"/>
-        </w:rPr>
-        <w:t xml:space="preserve">Increasing IIS/server capacity or application-level limits may provide </w:t>
-      </w:r>
-      <w:r>
-        <w:rPr>
-          <w:b/>
-          <w:bCs/>
-          <w:lang w:val="en-AE"/>
-        </w:rPr>
-        <w:t>temporary mitigation</w:t>
-      </w:r>
-      <w:r>
-        <w:rPr>
-          <w:lang w:val="en-AE"/>
-        </w:rPr>
-        <w:t>, but it will not by itself address the underlying cause of long-running requests.</w:t>
-      </w:r>
-    </w:p>
-    <w:p>
-      <w:pPr>
-        <w:rPr>
-          <w:lang w:val="en-AE"/>
-        </w:rPr>
-      </w:pPr>
-      <w:r>
-        <w:rPr>
-          <w:lang w:val="en-AE"/>
-        </w:rPr>
-        <w:t xml:space="preserve">Therefore, the </w:t>
-      </w:r>
-      <w:r>
-        <w:rPr>
-          <w:b/>
-          <w:bCs/>
-          <w:lang w:val="en-AE"/>
-        </w:rPr>
-        <w:t>2:30 PM–3:30 PM incident should be correlated across the application, database, integration and infrastructure layers before concluding the RCA</w:t>
-      </w:r>
-      <w:r>
-        <w:rPr>
-          <w:lang w:val="en-AE"/>
-        </w:rPr>
-        <w:t>.</w:t>
+        <w:t xml:space="preserve"> period so that the RCA and permanent solution can be finalized.</w:t>
       </w:r>
     </w:p>
     <w:p>
@@ -582,8 +483,312 @@
       </w:rPr>
     </w:lvl>
   </w:abstractNum>
+  <w:abstractNum w:abstractNumId="1" w15:restartNumberingAfterBreak="0">
+    <w:nsid w:val="422F4D18"/>
+    <w:multiLevelType w:val="multilevel"/>
+    <w:tmpl w:val="CDD8743E"/>
+    <w:lvl w:ilvl="0">
+      <w:start w:val="1"/>
+      <w:numFmt w:val="bullet"/>
+      <w:lvlText w:val=""/>
+      <w:lvlJc w:val="left"/>
+      <w:pPr>
+        <w:tabs>
+          <w:tab w:val="num" w:pos="720"/>
+        </w:tabs>
+        <w:ind w:left="720" w:hanging="360"/>
+      </w:pPr>
+      <w:rPr>
+        <w:rFonts w:ascii="Symbol" w:hAnsi="Symbol" w:hint="default"/>
+        <w:sz w:val="20"/>
+      </w:rPr>
+    </w:lvl>
+    <w:lvl w:ilvl="1" w:tentative="1">
+      <w:start w:val="1"/>
+      <w:numFmt w:val="bullet"/>
+      <w:lvlText w:val="o"/>
+      <w:lvlJc w:val="left"/>
+      <w:pPr>
+        <w:tabs>
+          <w:tab w:val="num" w:pos="1440"/>
+        </w:tabs>
+        <w:ind w:left="1440" w:hanging="360"/>
+      </w:pPr>
+      <w:rPr>
+        <w:rFonts w:ascii="Courier New" w:hAnsi="Courier New" w:hint="default"/>
+        <w:sz w:val="20"/>
+      </w:rPr>
+    </w:lvl>
+    <w:lvl w:ilvl="2" w:tentative="1">
+      <w:start w:val="1"/>
+      <w:numFmt w:val="bullet"/>
+      <w:lvlText w:val=""/>
+      <w:lvlJc w:val="left"/>
+      <w:pPr>
+        <w:tabs>
+          <w:tab w:val="num" w:pos="2160"/>
+        </w:tabs>
+        <w:ind w:left="2160" w:hanging="360"/>
+      </w:pPr>
+      <w:rPr>
+        <w:rFonts w:ascii="Wingdings" w:hAnsi="Wingdings" w:hint="default"/>
+        <w:sz w:val="20"/>
+      </w:rPr>
+    </w:lvl>
+    <w:lvl w:ilvl="3" w:tentative="1">
+      <w:start w:val="1"/>
+      <w:numFmt w:val="bullet"/>
+      <w:lvlText w:val=""/>
+      <w:lvlJc w:val="left"/>
+      <w:pPr>
+        <w:tabs>
+          <w:tab w:val="num" w:pos="2880"/>
+        </w:tabs>
+        <w:ind w:left="2880" w:hanging="360"/>
+      </w:pPr>
+      <w:rPr>
+        <w:rFonts w:ascii="Wingdings" w:hAnsi="Wingdings" w:hint="default"/>
+        <w:sz w:val="20"/>
+      </w:rPr>
+    </w:lvl>
+    <w:lvl w:ilvl="4" w:tentative="1">
+      <w:start w:val="1"/>
+      <w:numFmt w:val="bullet"/>
+      <w:lvlText w:val=""/>
+      <w:lvlJc w:val="left"/>
+      <w:pPr>
+        <w:tabs>
+          <w:tab w:val="num" w:pos="3600"/>
+        </w:tabs>
+        <w:ind w:left="3600" w:hanging="360"/>
+      </w:pPr>
+      <w:rPr>
+        <w:rFonts w:ascii="Wingdings" w:hAnsi="Wingdings" w:hint="default"/>
+        <w:sz w:val="20"/>
+      </w:rPr>
+    </w:lvl>
+    <w:lvl w:ilvl="5" w:tentative="1">
+      <w:start w:val="1"/>
+      <w:numFmt w:val="bullet"/>
+      <w:lvlText w:val=""/>
+      <w:lvlJc w:val="left"/>
+      <w:pPr>
+        <w:tabs>
+          <w:tab w:val="num" w:pos="4320"/>
+        </w:tabs>
+        <w:ind w:left="4320" w:hanging="360"/>
+      </w:pPr>
+      <w:rPr>
+        <w:rFonts w:ascii="Wingdings" w:hAnsi="Wingdings" w:hint="default"/>
+        <w:sz w:val="20"/>
+      </w:rPr>
+    </w:lvl>
+    <w:lvl w:ilvl="6" w:tentative="1">
+      <w:start w:val="1"/>
+      <w:numFmt w:val="bullet"/>
+      <w:lvlText w:val=""/>
+      <w:lvlJc w:val="left"/>
+      <w:pPr>
+        <w:tabs>
+          <w:tab w:val="num" w:pos="5040"/>
+        </w:tabs>
+        <w:ind w:left="5040" w:hanging="360"/>
+      </w:pPr>
+      <w:rPr>
+        <w:rFonts w:ascii="Wingdings" w:hAnsi="Wingdings" w:hint="default"/>
+        <w:sz w:val="20"/>
+      </w:rPr>
+    </w:lvl>
+    <w:lvl w:ilvl="7" w:tentative="1">
+      <w:start w:val="1"/>
+      <w:numFmt w:val="bullet"/>
+      <w:lvlText w:val=""/>
+      <w:lvlJc w:val="left"/>
+      <w:pPr>
+        <w:tabs>
+          <w:tab w:val="num" w:pos="5760"/>
+        </w:tabs>
+        <w:ind w:left="5760" w:hanging="360"/>
+      </w:pPr>
+      <w:rPr>
+        <w:rFonts w:ascii="Wingdings" w:hAnsi="Wingdings" w:hint="default"/>
+        <w:sz w:val="20"/>
+      </w:rPr>
+    </w:lvl>
+    <w:lvl w:ilvl="8" w:tentative="1">
+      <w:start w:val="1"/>
+      <w:numFmt w:val="bullet"/>
+      <w:lvlText w:val=""/>
+      <w:lvlJc w:val="left"/>
+      <w:pPr>
+        <w:tabs>
+          <w:tab w:val="num" w:pos="6480"/>
+        </w:tabs>
+        <w:ind w:left="6480" w:hanging="360"/>
+      </w:pPr>
+      <w:rPr>
+        <w:rFonts w:ascii="Wingdings" w:hAnsi="Wingdings" w:hint="default"/>
+        <w:sz w:val="20"/>
+      </w:rPr>
+    </w:lvl>
+  </w:abstractNum>
+  <w:abstractNum w:abstractNumId="2" w15:restartNumberingAfterBreak="0">
+    <w:nsid w:val="7A3356E4"/>
+    <w:multiLevelType w:val="multilevel"/>
+    <w:tmpl w:val="7A3CF734"/>
+    <w:lvl w:ilvl="0">
+      <w:start w:val="1"/>
+      <w:numFmt w:val="bullet"/>
+      <w:lvlText w:val=""/>
+      <w:lvlJc w:val="left"/>
+      <w:pPr>
+        <w:tabs>
+          <w:tab w:val="num" w:pos="720"/>
+        </w:tabs>
+        <w:ind w:left="720" w:hanging="360"/>
+      </w:pPr>
+      <w:rPr>
+        <w:rFonts w:ascii="Symbol" w:hAnsi="Symbol" w:hint="default"/>
+        <w:sz w:val="20"/>
+      </w:rPr>
+    </w:lvl>
+    <w:lvl w:ilvl="1" w:tentative="1">
+      <w:start w:val="1"/>
+      <w:numFmt w:val="bullet"/>
+      <w:lvlText w:val="o"/>
+      <w:lvlJc w:val="left"/>
+      <w:pPr>
+        <w:tabs>
+          <w:tab w:val="num" w:pos="1440"/>
+        </w:tabs>
+        <w:ind w:left="1440" w:hanging="360"/>
+      </w:pPr>
+      <w:rPr>
+        <w:rFonts w:ascii="Courier New" w:hAnsi="Courier New" w:hint="default"/>
+        <w:sz w:val="20"/>
+      </w:rPr>
+    </w:lvl>
+    <w:lvl w:ilvl="2" w:tentative="1">
+      <w:start w:val="1"/>
+      <w:numFmt w:val="bullet"/>
+      <w:lvlText w:val=""/>
+      <w:lvlJc w:val="left"/>
+      <w:pPr>
+        <w:tabs>
+          <w:tab w:val="num" w:pos="2160"/>
+        </w:tabs>
+        <w:ind w:left="2160" w:hanging="360"/>
+      </w:pPr>
+      <w:rPr>
+        <w:rFonts w:ascii="Wingdings" w:hAnsi="Wingdings" w:hint="default"/>
+        <w:sz w:val="20"/>
+      </w:rPr>
+    </w:lvl>
+    <w:lvl w:ilvl="3" w:tentative="1">
+      <w:start w:val="1"/>
+      <w:numFmt w:val="bullet"/>
+      <w:lvlText w:val=""/>
+      <w:lvlJc w:val="left"/>
+      <w:pPr>
+        <w:tabs>
+          <w:tab w:val="num" w:pos="2880"/>
+        </w:tabs>
+        <w:ind w:left="2880" w:hanging="360"/>
+      </w:pPr>
+      <w:rPr>
+        <w:rFonts w:ascii="Wingdings" w:hAnsi="Wingdings" w:hint="default"/>
+        <w:sz w:val="20"/>
+      </w:rPr>
+    </w:lvl>
+    <w:lvl w:ilvl="4" w:tentative="1">
+      <w:start w:val="1"/>
+      <w:numFmt w:val="bullet"/>
+      <w:lvlText w:val=""/>
+      <w:lvlJc w:val="left"/>
+      <w:pPr>
+        <w:tabs>
+          <w:tab w:val="num" w:pos="3600"/>
+        </w:tabs>
+        <w:ind w:left="3600" w:hanging="360"/>
+      </w:pPr>
+      <w:rPr>
+        <w:rFonts w:ascii="Wingdings" w:hAnsi="Wingdings" w:hint="default"/>
+        <w:sz w:val="20"/>
+      </w:rPr>
+    </w:lvl>
+    <w:lvl w:ilvl="5" w:tentative="1">
+      <w:start w:val="1"/>
+      <w:numFmt w:val="bullet"/>
+      <w:lvlText w:val=""/>
+      <w:lvlJc w:val="left"/>
+      <w:pPr>
+        <w:tabs>
+          <w:tab w:val="num" w:pos="4320"/>
+        </w:tabs>
+        <w:ind w:left="4320" w:hanging="360"/>
+      </w:pPr>
+      <w:rPr>
+        <w:rFonts w:ascii="Wingdings" w:hAnsi="Wingdings" w:hint="default"/>
+        <w:sz w:val="20"/>
+      </w:rPr>
+    </w:lvl>
+    <w:lvl w:ilvl="6" w:tentative="1">
+      <w:start w:val="1"/>
+      <w:numFmt w:val="bullet"/>
+      <w:lvlText w:val=""/>
+      <w:lvlJc w:val="left"/>
+      <w:pPr>
+        <w:tabs>
+          <w:tab w:val="num" w:pos="5040"/>
+        </w:tabs>
+        <w:ind w:left="5040" w:hanging="360"/>
+      </w:pPr>
+      <w:rPr>
+        <w:rFonts w:ascii="Wingdings" w:hAnsi="Wingdings" w:hint="default"/>
+        <w:sz w:val="20"/>
+      </w:rPr>
+    </w:lvl>
+    <w:lvl w:ilvl="7" w:tentative="1">
+      <w:start w:val="1"/>
+      <w:numFmt w:val="bullet"/>
+      <w:lvlText w:val=""/>
+      <w:lvlJc w:val="left"/>
+      <w:pPr>
+        <w:tabs>
+          <w:tab w:val="num" w:pos="5760"/>
+        </w:tabs>
+        <w:ind w:left="5760" w:hanging="360"/>
+      </w:pPr>
+      <w:rPr>
+        <w:rFonts w:ascii="Wingdings" w:hAnsi="Wingdings" w:hint="default"/>
+        <w:sz w:val="20"/>
+      </w:rPr>
+    </w:lvl>
+    <w:lvl w:ilvl="8" w:tentative="1">
+      <w:start w:val="1"/>
+      <w:numFmt w:val="bullet"/>
+      <w:lvlText w:val=""/>
+      <w:lvlJc w:val="left"/>
+      <w:pPr>
+        <w:tabs>
+          <w:tab w:val="num" w:pos="6480"/>
+        </w:tabs>
+        <w:ind w:left="6480" w:hanging="360"/>
+      </w:pPr>
+      <w:rPr>
+        <w:rFonts w:ascii="Wingdings" w:hAnsi="Wingdings" w:hint="default"/>
+        <w:sz w:val="20"/>
+      </w:rPr>
+    </w:lvl>
+  </w:abstractNum>
   <w:num w:numId="1" w16cid:durableId="1174688299">
     <w:abstractNumId w:val="0"/>
+  </w:num>
+  <w:num w:numId="2" w16cid:durableId="108204194">
+    <w:abstractNumId w:val="2"/>
+  </w:num>
+  <w:num w:numId="3" w16cid:durableId="2047561293">
+    <w:abstractNumId w:val="1"/>
   </w:num>
 </w:numbering>
 </file>

--- a/Requested too busy.docx
+++ b/Requested too busy.docx
@@ -12,7 +12,7 @@
         <w:rPr>
           <w:lang w:val="en-AE"/>
         </w:rPr>
-        <w:t>Dear Team,</w:t>
+        <w:t>Dear Osama,</w:t>
       </w:r>
     </w:p>
     <w:p>
@@ -25,7 +25,7 @@
         <w:rPr>
           <w:lang w:val="en-AE"/>
         </w:rPr>
-        <w:t>Thank you for sharing the findings.</w:t>
+        <w:t>The ask is quite simple. Please rectify the current matching logic.</w:t>
       </w:r>
     </w:p>
     <w:p>
@@ -38,7 +38,49 @@
         <w:rPr>
           <w:lang w:val="en-AE"/>
         </w:rPr>
-        <w:t>We acknowledge that CPU, memory, disk and network were normal on both servers during the impacted period.</w:t>
+        <w:t xml:space="preserve">For the same CIF, if we receive both </w:t>
+      </w:r>
+      <w:r>
+        <w:rPr>
+          <w:b/>
+          <w:bCs/>
+          <w:lang w:val="en-AE"/>
+        </w:rPr>
+        <w:t>Exact Match</w:t>
+      </w:r>
+      <w:r>
+        <w:rPr>
+          <w:lang w:val="en-AE"/>
+        </w:rPr>
+        <w:t xml:space="preserve"> and </w:t>
+      </w:r>
+      <w:r>
+        <w:rPr>
+          <w:b/>
+          <w:bCs/>
+          <w:lang w:val="en-AE"/>
+        </w:rPr>
+        <w:t>Near Match</w:t>
+      </w:r>
+      <w:r>
+        <w:rPr>
+          <w:lang w:val="en-AE"/>
+        </w:rPr>
+        <w:t xml:space="preserve">, HFLMS does not have the intelligence to determine which one should be selected. This logic should ideally be handled at the </w:t>
+      </w:r>
+      <w:r>
+        <w:rPr>
+          <w:b/>
+          <w:bCs/>
+          <w:lang w:val="en-AE"/>
+        </w:rPr>
+        <w:t>T24/SOA layer</w:t>
+      </w:r>
+      <w:r>
+        <w:rPr>
+          <w:lang w:val="en-AE"/>
+        </w:rPr>
+        <w:t xml:space="preserve"> before the response is sent to HFLMS.</w:t>
       </w:r>
     </w:p>
     <w:p>
@@ -51,49 +93,302 @@
         <w:rPr>
           <w:lang w:val="en-AE"/>
         </w:rPr>
-        <w:t>However, the IIS logs show very high request times for the below pages:</w:t>
+        <w:t xml:space="preserve">For </w:t>
+      </w:r>
+      <w:r>
+        <w:rPr>
+          <w:b/>
+          <w:bCs/>
+          <w:lang w:val="en-AE"/>
+        </w:rPr>
+        <w:t>one CIF</w:t>
+      </w:r>
+      <w:r>
+        <w:rPr>
+          <w:lang w:val="en-AE"/>
+        </w:rPr>
+        <w:t xml:space="preserve">, the response should contain </w:t>
+      </w:r>
+      <w:r>
+        <w:rPr>
+          <w:b/>
+          <w:bCs/>
+          <w:lang w:val="en-AE"/>
+        </w:rPr>
+        <w:t>either Exact Match or Near Match</w:t>
+      </w:r>
+      <w:r>
+        <w:rPr>
+          <w:lang w:val="en-AE"/>
+        </w:rPr>
+        <w:t>, and not both.</w:t>
       </w:r>
     </w:p>
     <w:p>
       <w:pPr>
-        <w:numPr>
-          <w:ilvl w:val="0"/>
-          <w:numId w:val="2"/>
-        </w:numPr>
         <w:rPr>
           <w:lang w:val="en-AE"/>
         </w:rPr>
       </w:pPr>
       <w:r>
         <w:rPr>
-          <w:lang w:val="en-AE"/>
-        </w:rPr>
-        <w:t>Lead_Reports_Sales.aspx</w:t>
+          <w:b/>
+          <w:bCs/>
+          <w:lang w:val="en-AE"/>
+        </w:rPr>
+        <w:t>Example:</w:t>
+      </w:r>
+    </w:p>
+    <w:tbl>
+      <w:tblPr>
+        <w:tblW w:w="0" w:type="auto"/>
+        <w:tblCellSpacing w:w="15" w:type="dxa"/>
+        <w:tblCellMar>
+          <w:top w:w="15" w:type="dxa"/>
+          <w:left w:w="15" w:type="dxa"/>
+          <w:bottom w:w="15" w:type="dxa"/>
+          <w:right w:w="15" w:type="dxa"/>
+        </w:tblCellMar>
+        <w:tblLook w:val="04A0" w:firstRow="1" w:lastRow="0" w:firstColumn="1" w:lastColumn="0" w:noHBand="0" w:noVBand="1"/>
+      </w:tblPr>
+      <w:tblGrid>
+        <w:gridCol w:w="1805"/>
+        <w:gridCol w:w="1242"/>
+      </w:tblGrid>
+      <w:tr>
+        <w:trPr>
+          <w:tblHeader/>
+          <w:tblCellSpacing w:w="15" w:type="dxa"/>
+        </w:trPr>
+        <w:tc>
+          <w:tcPr>
+            <w:tcW w:w="0" w:type="auto"/>
+            <w:vAlign w:val="center"/>
+            <w:hideMark/>
+          </w:tcPr>
+          <w:p>
+            <w:pPr>
+              <w:rPr>
+                <w:b/>
+                <w:bCs/>
+                <w:lang w:val="en-AE"/>
+              </w:rPr>
+            </w:pPr>
+            <w:r>
+              <w:rPr>
+                <w:b/>
+                <w:bCs/>
+                <w:lang w:val="en-AE"/>
+              </w:rPr>
+              <w:t>Matching Criteria</w:t>
+            </w:r>
+          </w:p>
+        </w:tc>
+        <w:tc>
+          <w:tcPr>
+            <w:tcW w:w="0" w:type="auto"/>
+            <w:vAlign w:val="center"/>
+            <w:hideMark/>
+          </w:tcPr>
+          <w:p>
+            <w:pPr>
+              <w:rPr>
+                <w:b/>
+                <w:bCs/>
+                <w:lang w:val="en-AE"/>
+              </w:rPr>
+            </w:pPr>
+            <w:r>
+              <w:rPr>
+                <w:b/>
+                <w:bCs/>
+                <w:lang w:val="en-AE"/>
+              </w:rPr>
+              <w:t>Result</w:t>
+            </w:r>
+          </w:p>
+        </w:tc>
+      </w:tr>
+      <w:tr>
+        <w:trPr>
+          <w:tblCellSpacing w:w="15" w:type="dxa"/>
+        </w:trPr>
+        <w:tc>
+          <w:tcPr>
+            <w:tcW w:w="0" w:type="auto"/>
+            <w:vAlign w:val="center"/>
+            <w:hideMark/>
+          </w:tcPr>
+          <w:p>
+            <w:pPr>
+              <w:rPr>
+                <w:lang w:val="en-AE"/>
+              </w:rPr>
+            </w:pPr>
+            <w:r>
+              <w:rPr>
+                <w:lang w:val="en-AE"/>
+              </w:rPr>
+              <w:t>Emirates ID</w:t>
+            </w:r>
+          </w:p>
+        </w:tc>
+        <w:tc>
+          <w:tcPr>
+            <w:tcW w:w="0" w:type="auto"/>
+            <w:vAlign w:val="center"/>
+            <w:hideMark/>
+          </w:tcPr>
+          <w:p>
+            <w:pPr>
+              <w:rPr>
+                <w:lang w:val="en-AE"/>
+              </w:rPr>
+            </w:pPr>
+            <w:r>
+              <w:rPr>
+                <w:lang w:val="en-AE"/>
+              </w:rPr>
+              <w:t>Exact Match</w:t>
+            </w:r>
+          </w:p>
+        </w:tc>
+      </w:tr>
+      <w:tr>
+        <w:trPr>
+          <w:tblCellSpacing w:w="15" w:type="dxa"/>
+        </w:trPr>
+        <w:tc>
+          <w:tcPr>
+            <w:tcW w:w="0" w:type="auto"/>
+            <w:vAlign w:val="center"/>
+            <w:hideMark/>
+          </w:tcPr>
+          <w:p>
+            <w:pPr>
+              <w:rPr>
+                <w:lang w:val="en-AE"/>
+              </w:rPr>
+            </w:pPr>
+            <w:r>
+              <w:rPr>
+                <w:lang w:val="en-AE"/>
+              </w:rPr>
+              <w:t>Passport DOB</w:t>
+            </w:r>
+          </w:p>
+        </w:tc>
+        <w:tc>
+          <w:tcPr>
+            <w:tcW w:w="0" w:type="auto"/>
+            <w:vAlign w:val="center"/>
+            <w:hideMark/>
+          </w:tcPr>
+          <w:p>
+            <w:pPr>
+              <w:rPr>
+                <w:lang w:val="en-AE"/>
+              </w:rPr>
+            </w:pPr>
+            <w:r>
+              <w:rPr>
+                <w:lang w:val="en-AE"/>
+              </w:rPr>
+              <w:t>Exact Match</w:t>
+            </w:r>
+          </w:p>
+        </w:tc>
+      </w:tr>
+      <w:tr>
+        <w:trPr>
+          <w:tblCellSpacing w:w="15" w:type="dxa"/>
+        </w:trPr>
+        <w:tc>
+          <w:tcPr>
+            <w:tcW w:w="0" w:type="auto"/>
+            <w:vAlign w:val="center"/>
+            <w:hideMark/>
+          </w:tcPr>
+          <w:p>
+            <w:pPr>
+              <w:rPr>
+                <w:lang w:val="en-AE"/>
+              </w:rPr>
+            </w:pPr>
+            <w:r>
+              <w:rPr>
+                <w:lang w:val="en-AE"/>
+              </w:rPr>
+              <w:t>Name</w:t>
+            </w:r>
+          </w:p>
+        </w:tc>
+        <w:tc>
+          <w:tcPr>
+            <w:tcW w:w="0" w:type="auto"/>
+            <w:vAlign w:val="center"/>
+            <w:hideMark/>
+          </w:tcPr>
+          <w:p>
+            <w:pPr>
+              <w:rPr>
+                <w:lang w:val="en-AE"/>
+              </w:rPr>
+            </w:pPr>
+            <w:r>
+              <w:rPr>
+                <w:lang w:val="en-AE"/>
+              </w:rPr>
+              <w:t>Near Match</w:t>
+            </w:r>
+          </w:p>
+        </w:tc>
+      </w:tr>
+    </w:tbl>
+    <w:p>
+      <w:pPr>
+        <w:rPr>
+          <w:lang w:val="en-AE"/>
+        </w:rPr>
+      </w:pPr>
+      <w:r>
+        <w:rPr>
+          <w:lang w:val="en-AE"/>
+        </w:rPr>
+        <w:t xml:space="preserve">If all three belong to the same CIF, the response should provide </w:t>
+      </w:r>
+      <w:r>
+        <w:rPr>
+          <w:b/>
+          <w:bCs/>
+          <w:lang w:val="en-AE"/>
+        </w:rPr>
+        <w:t>one final match classification</w:t>
+      </w:r>
+      <w:r>
+        <w:rPr>
+          <w:lang w:val="en-AE"/>
+        </w:rPr>
+        <w:t xml:space="preserve"> for that CIF, for example:</w:t>
       </w:r>
     </w:p>
     <w:p>
       <w:pPr>
-        <w:numPr>
-          <w:ilvl w:val="0"/>
-          <w:numId w:val="2"/>
-        </w:numPr>
         <w:rPr>
           <w:lang w:val="en-AE"/>
         </w:rPr>
       </w:pPr>
       <w:r>
         <w:rPr>
-          <w:lang w:val="en-AE"/>
-        </w:rPr>
-        <w:t>Customer_Search.aspx</w:t>
+          <w:b/>
+          <w:bCs/>
+          <w:lang w:val="en-AE"/>
+        </w:rPr>
+        <w:t>CIF 123456 → Exact Match</w:t>
       </w:r>
     </w:p>
     <w:p>
       <w:pPr>
-        <w:numPr>
-          <w:ilvl w:val="0"/>
-          <w:numId w:val="2"/>
-        </w:numPr>
         <w:rPr>
           <w:lang w:val="en-AE"/>
         </w:rPr>
@@ -102,7 +397,7 @@
         <w:rPr>
           <w:lang w:val="en-AE"/>
         </w:rPr>
-        <w:t>WF_CA.aspx</w:t>
+        <w:t>It should not return:</w:t>
       </w:r>
     </w:p>
     <w:p>
@@ -113,23 +408,11 @@
       </w:pPr>
       <w:r>
         <w:rPr>
-          <w:lang w:val="en-AE"/>
-        </w:rPr>
-        <w:t xml:space="preserve">Similar high request times were also seen </w:t>
-      </w:r>
-      <w:r>
-        <w:rPr>
           <w:b/>
           <w:bCs/>
           <w:lang w:val="en-AE"/>
         </w:rPr>
-        <w:t>before and after the reported 2:30 PM–3:30 PM outage</w:t>
-      </w:r>
-      <w:r>
-        <w:rPr>
-          <w:lang w:val="en-AE"/>
-        </w:rPr>
-        <w:t>. Hence, this cannot be concluded as an IIS/server capacity issue based only on the request time.</w:t>
+        <w:t>CIF 123456 → Exact Match + Near Match</w:t>
       </w:r>
     </w:p>
     <w:p>
@@ -142,7 +425,7 @@
         <w:rPr>
           <w:lang w:val="en-AE"/>
         </w:rPr>
-        <w:t xml:space="preserve">For the reported </w:t>
+        <w:t xml:space="preserve">For </w:t>
       </w:r>
       <w:r>
         <w:rPr>
@@ -150,21 +433,17 @@
           <w:bCs/>
           <w:lang w:val="en-AE"/>
         </w:rPr>
-        <w:t>5K+ connections and 977 HTTP 500/503 responses</w:t>
-      </w:r>
-      <w:r>
-        <w:rPr>
-          <w:lang w:val="en-AE"/>
-        </w:rPr>
-        <w:t>, could you please also check and share the following:</w:t>
+        <w:t>multiple CIFs</w:t>
+      </w:r>
+      <w:r>
+        <w:rPr>
+          <w:lang w:val="en-AE"/>
+        </w:rPr>
+        <w:t>, you can provide any number of combinations, and HFLMS will handle them accordingly.</w:t>
       </w:r>
     </w:p>
     <w:p>
       <w:pPr>
-        <w:numPr>
-          <w:ilvl w:val="0"/>
-          <w:numId w:val="3"/>
-        </w:numPr>
         <w:rPr>
           <w:lang w:val="en-AE"/>
         </w:rPr>
@@ -173,15 +452,39 @@
         <w:rPr>
           <w:lang w:val="en-AE"/>
         </w:rPr>
-        <w:t>SQL slow queries and blocking</w:t>
+        <w:t xml:space="preserve">Also, we do not know the basis on which a record is being classified as </w:t>
+      </w:r>
+      <w:r>
+        <w:rPr>
+          <w:b/>
+          <w:bCs/>
+          <w:lang w:val="en-AE"/>
+        </w:rPr>
+        <w:t>Near Match</w:t>
+      </w:r>
+      <w:r>
+        <w:rPr>
+          <w:lang w:val="en-AE"/>
+        </w:rPr>
+        <w:t xml:space="preserve">, as the matching logic is handled on the T24 side. Therefore, please review and </w:t>
+      </w:r>
+      <w:r>
+        <w:rPr>
+          <w:b/>
+          <w:bCs/>
+          <w:lang w:val="en-AE"/>
+        </w:rPr>
+        <w:t>rectify the logic at the T24/SOA layer</w:t>
+      </w:r>
+      <w:r>
+        <w:rPr>
+          <w:lang w:val="en-AE"/>
+        </w:rPr>
+        <w:t xml:space="preserve"> so that only the final applicable match type is returned for each CIF.</w:t>
       </w:r>
     </w:p>
     <w:p>
       <w:pPr>
-        <w:numPr>
-          <w:ilvl w:val="0"/>
-          <w:numId w:val="3"/>
-        </w:numPr>
         <w:rPr>
           <w:lang w:val="en-AE"/>
         </w:rPr>
@@ -190,115 +493,7 @@
         <w:rPr>
           <w:lang w:val="en-AE"/>
         </w:rPr>
-        <w:t>SOA and external system response times</w:t>
-      </w:r>
-    </w:p>
-    <w:p>
-      <w:pPr>
-        <w:numPr>
-          <w:ilvl w:val="0"/>
-          <w:numId w:val="3"/>
-        </w:numPr>
-        <w:rPr>
-          <w:lang w:val="en-AE"/>
-        </w:rPr>
-      </w:pPr>
-      <w:r>
-        <w:rPr>
-          <w:lang w:val="en-AE"/>
-        </w:rPr>
-        <w:t>DMS/DDS/AECB/T24/CRM dependency delays</w:t>
-      </w:r>
-    </w:p>
-    <w:p>
-      <w:pPr>
-        <w:numPr>
-          <w:ilvl w:val="0"/>
-          <w:numId w:val="3"/>
-        </w:numPr>
-        <w:rPr>
-          <w:lang w:val="en-AE"/>
-        </w:rPr>
-      </w:pPr>
-      <w:r>
-        <w:rPr>
-          <w:lang w:val="en-AE"/>
-        </w:rPr>
-        <w:t>ASP.NET/IIS request queue and thread usage</w:t>
-      </w:r>
-    </w:p>
-    <w:p>
-      <w:pPr>
-        <w:numPr>
-          <w:ilvl w:val="0"/>
-          <w:numId w:val="3"/>
-        </w:numPr>
-        <w:rPr>
-          <w:lang w:val="en-AE"/>
-        </w:rPr>
-      </w:pPr>
-      <w:r>
-        <w:rPr>
-          <w:lang w:val="en-AE"/>
-        </w:rPr>
-        <w:t>Concurrent long-running requests</w:t>
-      </w:r>
-    </w:p>
-    <w:p>
-      <w:pPr>
-        <w:numPr>
-          <w:ilvl w:val="0"/>
-          <w:numId w:val="3"/>
-        </w:numPr>
-        <w:rPr>
-          <w:lang w:val="en-AE"/>
-        </w:rPr>
-      </w:pPr>
-      <w:r>
-        <w:rPr>
-          <w:lang w:val="en-AE"/>
-        </w:rPr>
-        <w:t>Same behaviour on both servers</w:t>
-      </w:r>
-    </w:p>
-    <w:p>
-      <w:pPr>
-        <w:rPr>
-          <w:lang w:val="en-AE"/>
-        </w:rPr>
-      </w:pPr>
-      <w:r>
-        <w:rPr>
-          <w:lang w:val="en-AE"/>
-        </w:rPr>
-        <w:t>Server/IIS capacity changes may help as a temporary mitigation, but the actual cause of the long-running requests needs to be identified and fixed.</w:t>
-      </w:r>
-    </w:p>
-    <w:p>
-      <w:pPr>
-        <w:rPr>
-          <w:lang w:val="en-AE"/>
-        </w:rPr>
-      </w:pPr>
-      <w:r>
-        <w:rPr>
-          <w:lang w:val="en-AE"/>
-        </w:rPr>
-        <w:t xml:space="preserve">Please share the above findings for the </w:t>
-      </w:r>
-      <w:r>
-        <w:rPr>
-          <w:b/>
-          <w:bCs/>
-          <w:lang w:val="en-AE"/>
-        </w:rPr>
-        <w:t>2:30 PM–3:30 PM</w:t>
-      </w:r>
-      <w:r>
-        <w:rPr>
-          <w:lang w:val="en-AE"/>
-        </w:rPr>
-        <w:t xml:space="preserve"> period so that the RCA and permanent solution can be finalized.</w:t>
+        <w:t>Please fix this and share the updated response for validation.</w:t>
       </w:r>
     </w:p>
     <w:p>
@@ -330,467 +525,6 @@
     </w:sectPr>
   </w:body>
 </w:document>
-</file>
-
-<file path=word/numbering.xml><?xml version="1.0" encoding="utf-8"?>
-<w:numbering xmlns:wpc="http://schemas.microsoft.com/office/word/2010/wordprocessingCanvas" xmlns:cx="http://schemas.microsoft.com/office/drawing/2014/chartex" xmlns:cx1="http://schemas.microsoft.com/office/drawing/2015/9/8/chartex" xmlns:cx2="http://schemas.microsoft.com/office/drawing/2015/10/21/chartex" xmlns:cx3="http://schemas.microsoft.com/office/drawing/2016/5/9/chartex" xmlns:cx4="http://schemas.microsoft.com/office/drawing/2016/5/10/chartex" xmlns:cx5="http://schemas.microsoft.com/office/drawing/2016/5/11/chartex" xmlns:cx6="http://schemas.microsoft.com/office/drawing/2016/5/12/chartex" xmlns:cx7="http://schemas.microsoft.com/office/drawing/2016/5/13/chartex" xmlns:cx8="http://schemas.microsoft.com/office/drawing/2016/5/14/chartex" xmlns:mc="http://schemas.openxmlformats.org/markup-compatibility/2006" xmlns:aink="http://schemas.microsoft.com/office/drawing/2016/ink" xmlns:am3d="http://schemas.microsoft.com/office/drawing/2017/model3d" xmlns:o="urn:schemas-microsoft-com:office:office" xmlns:oel="http://schemas.microsoft.com/office/2019/extlst" xmlns:r="http://schemas.openxmlformats.org/officeDocument/2006/relationships" xmlns:m="http://schemas.openxmlformats.org/officeDocument/2006/math" xmlns:v="urn:schemas-microsoft-com:vml" xmlns:wp14="http://schemas.microsoft.com/office/word/2010/wordprocessingDrawing" xmlns:wp="http://schemas.openxmlformats.org/drawingml/2006/wordprocessingDrawing" xmlns:w10="urn:schemas-microsoft-com:office:word" xmlns:w="http://schemas.openxmlformats.org/wordprocessingml/2006/main" xmlns:w14="http://schemas.microsoft.com/office/word/2010/wordml" xmlns:w15="http://schemas.microsoft.com/office/word/2012/wordml" xmlns:w16cex="http://schemas.microsoft.com/office/word/2018/wordml/cex" xmlns:w16cid="http://schemas.microsoft.com/office/word/2016/wordml/cid" xmlns:w16="http://schemas.microsoft.com/office/word/2018/wordml" xmlns:w16du="http://schemas.microsoft.com/office/word/2023/wordml/word16du" xmlns:w16sdtdh="http://schemas.microsoft.com/office/word/2020/wordml/sdtdatahash" xmlns:w16sdtfl="http://schemas.microsoft.com/office/word/2024/wordml/sdtformatlock" xmlns:w16se="http://schemas.microsoft.com/office/word/2015/wordml/symex" xmlns:wpg="http://schemas.microsoft.com/office/word/2010/wordprocessingGroup" xmlns:wpi="http://schemas.microsoft.com/office/word/2010/wordprocessingInk" xmlns:wne="http://schemas.microsoft.com/office/word/2006/wordml" xmlns:wps="http://schemas.microsoft.com/office/word/2010/wordprocessingShape" mc:Ignorable="w14 w15 w16se w16cid w16 w16cex w16sdtdh w16sdtfl w16du wp14">
-  <w:abstractNum w:abstractNumId="0" w15:restartNumberingAfterBreak="0">
-    <w:nsid w:val="110B0360"/>
-    <w:multiLevelType w:val="multilevel"/>
-    <w:tmpl w:val="3EA832CE"/>
-    <w:lvl w:ilvl="0">
-      <w:start w:val="1"/>
-      <w:numFmt w:val="bullet"/>
-      <w:lvlText w:val=""/>
-      <w:lvlJc w:val="left"/>
-      <w:pPr>
-        <w:tabs>
-          <w:tab w:val="num" w:pos="720"/>
-        </w:tabs>
-        <w:ind w:left="720" w:hanging="360"/>
-      </w:pPr>
-      <w:rPr>
-        <w:rFonts w:ascii="Symbol" w:hAnsi="Symbol" w:hint="default"/>
-        <w:sz w:val="20"/>
-      </w:rPr>
-    </w:lvl>
-    <w:lvl w:ilvl="1" w:tentative="1">
-      <w:start w:val="1"/>
-      <w:numFmt w:val="bullet"/>
-      <w:lvlText w:val="o"/>
-      <w:lvlJc w:val="left"/>
-      <w:pPr>
-        <w:tabs>
-          <w:tab w:val="num" w:pos="1440"/>
-        </w:tabs>
-        <w:ind w:left="1440" w:hanging="360"/>
-      </w:pPr>
-      <w:rPr>
-        <w:rFonts w:ascii="Courier New" w:hAnsi="Courier New" w:hint="default"/>
-        <w:sz w:val="20"/>
-      </w:rPr>
-    </w:lvl>
-    <w:lvl w:ilvl="2" w:tentative="1">
-      <w:start w:val="1"/>
-      <w:numFmt w:val="bullet"/>
-      <w:lvlText w:val=""/>
-      <w:lvlJc w:val="left"/>
-      <w:pPr>
-        <w:tabs>
-          <w:tab w:val="num" w:pos="2160"/>
-        </w:tabs>
-        <w:ind w:left="2160" w:hanging="360"/>
-      </w:pPr>
-      <w:rPr>
-        <w:rFonts w:ascii="Wingdings" w:hAnsi="Wingdings" w:hint="default"/>
-        <w:sz w:val="20"/>
-      </w:rPr>
-    </w:lvl>
-    <w:lvl w:ilvl="3" w:tentative="1">
-      <w:start w:val="1"/>
-      <w:numFmt w:val="bullet"/>
-      <w:lvlText w:val=""/>
-      <w:lvlJc w:val="left"/>
-      <w:pPr>
-        <w:tabs>
-          <w:tab w:val="num" w:pos="2880"/>
-        </w:tabs>
-        <w:ind w:left="2880" w:hanging="360"/>
-      </w:pPr>
-      <w:rPr>
-        <w:rFonts w:ascii="Wingdings" w:hAnsi="Wingdings" w:hint="default"/>
-        <w:sz w:val="20"/>
-      </w:rPr>
-    </w:lvl>
-    <w:lvl w:ilvl="4" w:tentative="1">
-      <w:start w:val="1"/>
-      <w:numFmt w:val="bullet"/>
-      <w:lvlText w:val=""/>
-      <w:lvlJc w:val="left"/>
-      <w:pPr>
-        <w:tabs>
-          <w:tab w:val="num" w:pos="3600"/>
-        </w:tabs>
-        <w:ind w:left="3600" w:hanging="360"/>
-      </w:pPr>
-      <w:rPr>
-        <w:rFonts w:ascii="Wingdings" w:hAnsi="Wingdings" w:hint="default"/>
-        <w:sz w:val="20"/>
-      </w:rPr>
-    </w:lvl>
-    <w:lvl w:ilvl="5" w:tentative="1">
-      <w:start w:val="1"/>
-      <w:numFmt w:val="bullet"/>
-      <w:lvlText w:val=""/>
-      <w:lvlJc w:val="left"/>
-      <w:pPr>
-        <w:tabs>
-          <w:tab w:val="num" w:pos="4320"/>
-        </w:tabs>
-        <w:ind w:left="4320" w:hanging="360"/>
-      </w:pPr>
-      <w:rPr>
-        <w:rFonts w:ascii="Wingdings" w:hAnsi="Wingdings" w:hint="default"/>
-        <w:sz w:val="20"/>
-      </w:rPr>
-    </w:lvl>
-    <w:lvl w:ilvl="6" w:tentative="1">
-      <w:start w:val="1"/>
-      <w:numFmt w:val="bullet"/>
-      <w:lvlText w:val=""/>
-      <w:lvlJc w:val="left"/>
-      <w:pPr>
-        <w:tabs>
-          <w:tab w:val="num" w:pos="5040"/>
-        </w:tabs>
-        <w:ind w:left="5040" w:hanging="360"/>
-      </w:pPr>
-      <w:rPr>
-        <w:rFonts w:ascii="Wingdings" w:hAnsi="Wingdings" w:hint="default"/>
-        <w:sz w:val="20"/>
-      </w:rPr>
-    </w:lvl>
-    <w:lvl w:ilvl="7" w:tentative="1">
-      <w:start w:val="1"/>
-      <w:numFmt w:val="bullet"/>
-      <w:lvlText w:val=""/>
-      <w:lvlJc w:val="left"/>
-      <w:pPr>
-        <w:tabs>
-          <w:tab w:val="num" w:pos="5760"/>
-        </w:tabs>
-        <w:ind w:left="5760" w:hanging="360"/>
-      </w:pPr>
-      <w:rPr>
-        <w:rFonts w:ascii="Wingdings" w:hAnsi="Wingdings" w:hint="default"/>
-        <w:sz w:val="20"/>
-      </w:rPr>
-    </w:lvl>
-    <w:lvl w:ilvl="8" w:tentative="1">
-      <w:start w:val="1"/>
-      <w:numFmt w:val="bullet"/>
-      <w:lvlText w:val=""/>
-      <w:lvlJc w:val="left"/>
-      <w:pPr>
-        <w:tabs>
-          <w:tab w:val="num" w:pos="6480"/>
-        </w:tabs>
-        <w:ind w:left="6480" w:hanging="360"/>
-      </w:pPr>
-      <w:rPr>
-        <w:rFonts w:ascii="Wingdings" w:hAnsi="Wingdings" w:hint="default"/>
-        <w:sz w:val="20"/>
-      </w:rPr>
-    </w:lvl>
-  </w:abstractNum>
-  <w:abstractNum w:abstractNumId="1" w15:restartNumberingAfterBreak="0">
-    <w:nsid w:val="422F4D18"/>
-    <w:multiLevelType w:val="multilevel"/>
-    <w:tmpl w:val="CDD8743E"/>
-    <w:lvl w:ilvl="0">
-      <w:start w:val="1"/>
-      <w:numFmt w:val="bullet"/>
-      <w:lvlText w:val=""/>
-      <w:lvlJc w:val="left"/>
-      <w:pPr>
-        <w:tabs>
-          <w:tab w:val="num" w:pos="720"/>
-        </w:tabs>
-        <w:ind w:left="720" w:hanging="360"/>
-      </w:pPr>
-      <w:rPr>
-        <w:rFonts w:ascii="Symbol" w:hAnsi="Symbol" w:hint="default"/>
-        <w:sz w:val="20"/>
-      </w:rPr>
-    </w:lvl>
-    <w:lvl w:ilvl="1" w:tentative="1">
-      <w:start w:val="1"/>
-      <w:numFmt w:val="bullet"/>
-      <w:lvlText w:val="o"/>
-      <w:lvlJc w:val="left"/>
-      <w:pPr>
-        <w:tabs>
-          <w:tab w:val="num" w:pos="1440"/>
-        </w:tabs>
-        <w:ind w:left="1440" w:hanging="360"/>
-      </w:pPr>
-      <w:rPr>
-        <w:rFonts w:ascii="Courier New" w:hAnsi="Courier New" w:hint="default"/>
-        <w:sz w:val="20"/>
-      </w:rPr>
-    </w:lvl>
-    <w:lvl w:ilvl="2" w:tentative="1">
-      <w:start w:val="1"/>
-      <w:numFmt w:val="bullet"/>
-      <w:lvlText w:val=""/>
-      <w:lvlJc w:val="left"/>
-      <w:pPr>
-        <w:tabs>
-          <w:tab w:val="num" w:pos="2160"/>
-        </w:tabs>
-        <w:ind w:left="2160" w:hanging="360"/>
-      </w:pPr>
-      <w:rPr>
-        <w:rFonts w:ascii="Wingdings" w:hAnsi="Wingdings" w:hint="default"/>
-        <w:sz w:val="20"/>
-      </w:rPr>
-    </w:lvl>
-    <w:lvl w:ilvl="3" w:tentative="1">
-      <w:start w:val="1"/>
-      <w:numFmt w:val="bullet"/>
-      <w:lvlText w:val=""/>
-      <w:lvlJc w:val="left"/>
-      <w:pPr>
-        <w:tabs>
-          <w:tab w:val="num" w:pos="2880"/>
-        </w:tabs>
-        <w:ind w:left="2880" w:hanging="360"/>
-      </w:pPr>
-      <w:rPr>
-        <w:rFonts w:ascii="Wingdings" w:hAnsi="Wingdings" w:hint="default"/>
-        <w:sz w:val="20"/>
-      </w:rPr>
-    </w:lvl>
-    <w:lvl w:ilvl="4" w:tentative="1">
-      <w:start w:val="1"/>
-      <w:numFmt w:val="bullet"/>
-      <w:lvlText w:val=""/>
-      <w:lvlJc w:val="left"/>
-      <w:pPr>
-        <w:tabs>
-          <w:tab w:val="num" w:pos="3600"/>
-        </w:tabs>
-        <w:ind w:left="3600" w:hanging="360"/>
-      </w:pPr>
-      <w:rPr>
-        <w:rFonts w:ascii="Wingdings" w:hAnsi="Wingdings" w:hint="default"/>
-        <w:sz w:val="20"/>
-      </w:rPr>
-    </w:lvl>
-    <w:lvl w:ilvl="5" w:tentative="1">
-      <w:start w:val="1"/>
-      <w:numFmt w:val="bullet"/>
-      <w:lvlText w:val=""/>
-      <w:lvlJc w:val="left"/>
-      <w:pPr>
-        <w:tabs>
-          <w:tab w:val="num" w:pos="4320"/>
-        </w:tabs>
-        <w:ind w:left="4320" w:hanging="360"/>
-      </w:pPr>
-      <w:rPr>
-        <w:rFonts w:ascii="Wingdings" w:hAnsi="Wingdings" w:hint="default"/>
-        <w:sz w:val="20"/>
-      </w:rPr>
-    </w:lvl>
-    <w:lvl w:ilvl="6" w:tentative="1">
-      <w:start w:val="1"/>
-      <w:numFmt w:val="bullet"/>
-      <w:lvlText w:val=""/>
-      <w:lvlJc w:val="left"/>
-      <w:pPr>
-        <w:tabs>
-          <w:tab w:val="num" w:pos="5040"/>
-        </w:tabs>
-        <w:ind w:left="5040" w:hanging="360"/>
-      </w:pPr>
-      <w:rPr>
-        <w:rFonts w:ascii="Wingdings" w:hAnsi="Wingdings" w:hint="default"/>
-        <w:sz w:val="20"/>
-      </w:rPr>
-    </w:lvl>
-    <w:lvl w:ilvl="7" w:tentative="1">
-      <w:start w:val="1"/>
-      <w:numFmt w:val="bullet"/>
-      <w:lvlText w:val=""/>
-      <w:lvlJc w:val="left"/>
-      <w:pPr>
-        <w:tabs>
-          <w:tab w:val="num" w:pos="5760"/>
-        </w:tabs>
-        <w:ind w:left="5760" w:hanging="360"/>
-      </w:pPr>
-      <w:rPr>
-        <w:rFonts w:ascii="Wingdings" w:hAnsi="Wingdings" w:hint="default"/>
-        <w:sz w:val="20"/>
-      </w:rPr>
-    </w:lvl>
-    <w:lvl w:ilvl="8" w:tentative="1">
-      <w:start w:val="1"/>
-      <w:numFmt w:val="bullet"/>
-      <w:lvlText w:val=""/>
-      <w:lvlJc w:val="left"/>
-      <w:pPr>
-        <w:tabs>
-          <w:tab w:val="num" w:pos="6480"/>
-        </w:tabs>
-        <w:ind w:left="6480" w:hanging="360"/>
-      </w:pPr>
-      <w:rPr>
-        <w:rFonts w:ascii="Wingdings" w:hAnsi="Wingdings" w:hint="default"/>
-        <w:sz w:val="20"/>
-      </w:rPr>
-    </w:lvl>
-  </w:abstractNum>
-  <w:abstractNum w:abstractNumId="2" w15:restartNumberingAfterBreak="0">
-    <w:nsid w:val="7A3356E4"/>
-    <w:multiLevelType w:val="multilevel"/>
-    <w:tmpl w:val="7A3CF734"/>
-    <w:lvl w:ilvl="0">
-      <w:start w:val="1"/>
-      <w:numFmt w:val="bullet"/>
-      <w:lvlText w:val=""/>
-      <w:lvlJc w:val="left"/>
-      <w:pPr>
-        <w:tabs>
-          <w:tab w:val="num" w:pos="720"/>
-        </w:tabs>
-        <w:ind w:left="720" w:hanging="360"/>
-      </w:pPr>
-      <w:rPr>
-        <w:rFonts w:ascii="Symbol" w:hAnsi="Symbol" w:hint="default"/>
-        <w:sz w:val="20"/>
-      </w:rPr>
-    </w:lvl>
-    <w:lvl w:ilvl="1" w:tentative="1">
-      <w:start w:val="1"/>
-      <w:numFmt w:val="bullet"/>
-      <w:lvlText w:val="o"/>
-      <w:lvlJc w:val="left"/>
-      <w:pPr>
-        <w:tabs>
-          <w:tab w:val="num" w:pos="1440"/>
-        </w:tabs>
-        <w:ind w:left="1440" w:hanging="360"/>
-      </w:pPr>
-      <w:rPr>
-        <w:rFonts w:ascii="Courier New" w:hAnsi="Courier New" w:hint="default"/>
-        <w:sz w:val="20"/>
-      </w:rPr>
-    </w:lvl>
-    <w:lvl w:ilvl="2" w:tentative="1">
-      <w:start w:val="1"/>
-      <w:numFmt w:val="bullet"/>
-      <w:lvlText w:val=""/>
-      <w:lvlJc w:val="left"/>
-      <w:pPr>
-        <w:tabs>
-          <w:tab w:val="num" w:pos="2160"/>
-        </w:tabs>
-        <w:ind w:left="2160" w:hanging="360"/>
-      </w:pPr>
-      <w:rPr>
-        <w:rFonts w:ascii="Wingdings" w:hAnsi="Wingdings" w:hint="default"/>
-        <w:sz w:val="20"/>
-      </w:rPr>
-    </w:lvl>
-    <w:lvl w:ilvl="3" w:tentative="1">
-      <w:start w:val="1"/>
-      <w:numFmt w:val="bullet"/>
-      <w:lvlText w:val=""/>
-      <w:lvlJc w:val="left"/>
-      <w:pPr>
-        <w:tabs>
-          <w:tab w:val="num" w:pos="2880"/>
-        </w:tabs>
-        <w:ind w:left="2880" w:hanging="360"/>
-      </w:pPr>
-      <w:rPr>
-        <w:rFonts w:ascii="Wingdings" w:hAnsi="Wingdings" w:hint="default"/>
-        <w:sz w:val="20"/>
-      </w:rPr>
-    </w:lvl>
-    <w:lvl w:ilvl="4" w:tentative="1">
-      <w:start w:val="1"/>
-      <w:numFmt w:val="bullet"/>
-      <w:lvlText w:val=""/>
-      <w:lvlJc w:val="left"/>
-      <w:pPr>
-        <w:tabs>
-          <w:tab w:val="num" w:pos="3600"/>
-        </w:tabs>
-        <w:ind w:left="3600" w:hanging="360"/>
-      </w:pPr>
-      <w:rPr>
-        <w:rFonts w:ascii="Wingdings" w:hAnsi="Wingdings" w:hint="default"/>
-        <w:sz w:val="20"/>
-      </w:rPr>
-    </w:lvl>
-    <w:lvl w:ilvl="5" w:tentative="1">
-      <w:start w:val="1"/>
-      <w:numFmt w:val="bullet"/>
-      <w:lvlText w:val=""/>
-      <w:lvlJc w:val="left"/>
-      <w:pPr>
-        <w:tabs>
-          <w:tab w:val="num" w:pos="4320"/>
-        </w:tabs>
-        <w:ind w:left="4320" w:hanging="360"/>
-      </w:pPr>
-      <w:rPr>
-        <w:rFonts w:ascii="Wingdings" w:hAnsi="Wingdings" w:hint="default"/>
-        <w:sz w:val="20"/>
-      </w:rPr>
-    </w:lvl>
-    <w:lvl w:ilvl="6" w:tentative="1">
-      <w:start w:val="1"/>
-      <w:numFmt w:val="bullet"/>
-      <w:lvlText w:val=""/>
-      <w:lvlJc w:val="left"/>
-      <w:pPr>
-        <w:tabs>
-          <w:tab w:val="num" w:pos="5040"/>
-        </w:tabs>
-        <w:ind w:left="5040" w:hanging="360"/>
-      </w:pPr>
-      <w:rPr>
-        <w:rFonts w:ascii="Wingdings" w:hAnsi="Wingdings" w:hint="default"/>
-        <w:sz w:val="20"/>
-      </w:rPr>
-    </w:lvl>
-    <w:lvl w:ilvl="7" w:tentative="1">
-      <w:start w:val="1"/>
-      <w:numFmt w:val="bullet"/>
-      <w:lvlText w:val=""/>
-      <w:lvlJc w:val="left"/>
-      <w:pPr>
-        <w:tabs>
-          <w:tab w:val="num" w:pos="5760"/>
-        </w:tabs>
-        <w:ind w:left="5760" w:hanging="360"/>
-      </w:pPr>
-      <w:rPr>
-        <w:rFonts w:ascii="Wingdings" w:hAnsi="Wingdings" w:hint="default"/>
-        <w:sz w:val="20"/>
-      </w:rPr>
-    </w:lvl>
-    <w:lvl w:ilvl="8" w:tentative="1">
-      <w:start w:val="1"/>
-      <w:numFmt w:val="bullet"/>
-      <w:lvlText w:val=""/>
-      <w:lvlJc w:val="left"/>
-      <w:pPr>
-        <w:tabs>
-          <w:tab w:val="num" w:pos="6480"/>
-        </w:tabs>
-        <w:ind w:left="6480" w:hanging="360"/>
-      </w:pPr>
-      <w:rPr>
-        <w:rFonts w:ascii="Wingdings" w:hAnsi="Wingdings" w:hint="default"/>
-        <w:sz w:val="20"/>
-      </w:rPr>
-    </w:lvl>
-  </w:abstractNum>
-  <w:num w:numId="1" w16cid:durableId="1174688299">
-    <w:abstractNumId w:val="0"/>
-  </w:num>
-  <w:num w:numId="2" w16cid:durableId="108204194">
-    <w:abstractNumId w:val="2"/>
-  </w:num>
-  <w:num w:numId="3" w16cid:durableId="2047561293">
-    <w:abstractNumId w:val="1"/>
-  </w:num>
-</w:numbering>
 </file>
 
 <file path=word/styles.xml><?xml version="1.0" encoding="utf-8"?>
@@ -1199,7 +933,7 @@
     <w:link w:val="Heading1Char"/>
     <w:uiPriority w:val="9"/>
     <w:qFormat/>
-    <w:rsid w:val="00375A9B"/>
+    <w:rsid w:val="00BB13A3"/>
     <w:pPr>
       <w:keepNext/>
       <w:keepLines/>
@@ -1222,7 +956,7 @@
     <w:semiHidden/>
     <w:unhideWhenUsed/>
     <w:qFormat/>
-    <w:rsid w:val="00375A9B"/>
+    <w:rsid w:val="00BB13A3"/>
     <w:pPr>
       <w:keepNext/>
       <w:keepLines/>
@@ -1245,7 +979,7 @@
     <w:semiHidden/>
     <w:unhideWhenUsed/>
     <w:qFormat/>
-    <w:rsid w:val="00375A9B"/>
+    <w:rsid w:val="00BB13A3"/>
     <w:pPr>
       <w:keepNext/>
       <w:keepLines/>
@@ -1268,7 +1002,7 @@
     <w:semiHidden/>
     <w:unhideWhenUsed/>
     <w:qFormat/>
-    <w:rsid w:val="00375A9B"/>
+    <w:rsid w:val="00BB13A3"/>
     <w:pPr>
       <w:keepNext/>
       <w:keepLines/>
@@ -1291,7 +1025,7 @@
     <w:semiHidden/>
     <w:unhideWhenUsed/>
     <w:qFormat/>
-    <w:rsid w:val="00375A9B"/>
+    <w:rsid w:val="00BB13A3"/>
     <w:pPr>
       <w:keepNext/>
       <w:keepLines/>
@@ -1312,7 +1046,7 @@
     <w:semiHidden/>
     <w:unhideWhenUsed/>
     <w:qFormat/>
-    <w:rsid w:val="00375A9B"/>
+    <w:rsid w:val="00BB13A3"/>
     <w:pPr>
       <w:keepNext/>
       <w:keepLines/>
@@ -1335,7 +1069,7 @@
     <w:semiHidden/>
     <w:unhideWhenUsed/>
     <w:qFormat/>
-    <w:rsid w:val="00375A9B"/>
+    <w:rsid w:val="00BB13A3"/>
     <w:pPr>
       <w:keepNext/>
       <w:keepLines/>
@@ -1356,7 +1090,7 @@
     <w:semiHidden/>
     <w:unhideWhenUsed/>
     <w:qFormat/>
-    <w:rsid w:val="00375A9B"/>
+    <w:rsid w:val="00BB13A3"/>
     <w:pPr>
       <w:keepNext/>
       <w:keepLines/>
@@ -1379,7 +1113,7 @@
     <w:semiHidden/>
     <w:unhideWhenUsed/>
     <w:qFormat/>
-    <w:rsid w:val="00375A9B"/>
+    <w:rsid w:val="00BB13A3"/>
     <w:pPr>
       <w:keepNext/>
       <w:keepLines/>
@@ -1422,7 +1156,7 @@
     <w:basedOn w:val="DefaultParagraphFont"/>
     <w:link w:val="Heading1"/>
     <w:uiPriority w:val="9"/>
-    <w:rsid w:val="00375A9B"/>
+    <w:rsid w:val="00BB13A3"/>
     <w:rPr>
       <w:rFonts w:asciiTheme="majorHAnsi" w:eastAsiaTheme="majorEastAsia" w:hAnsiTheme="majorHAnsi" w:cstheme="majorBidi"/>
       <w:color w:val="2E74B5" w:themeColor="accent1" w:themeShade="BF"/>
@@ -1436,7 +1170,7 @@
     <w:link w:val="Heading2"/>
     <w:uiPriority w:val="9"/>
     <w:semiHidden/>
-    <w:rsid w:val="00375A9B"/>
+    <w:rsid w:val="00BB13A3"/>
     <w:rPr>
       <w:rFonts w:asciiTheme="majorHAnsi" w:eastAsiaTheme="majorEastAsia" w:hAnsiTheme="majorHAnsi" w:cstheme="majorBidi"/>
       <w:color w:val="2E74B5" w:themeColor="accent1" w:themeShade="BF"/>
@@ -1450,7 +1184,7 @@
     <w:link w:val="Heading3"/>
     <w:uiPriority w:val="9"/>
     <w:semiHidden/>
-    <w:rsid w:val="00375A9B"/>
+    <w:rsid w:val="00BB13A3"/>
     <w:rPr>
       <w:rFonts w:eastAsiaTheme="majorEastAsia" w:cstheme="majorBidi"/>
       <w:color w:val="2E74B5" w:themeColor="accent1" w:themeShade="BF"/>
@@ -1464,7 +1198,7 @@
     <w:link w:val="Heading4"/>
     <w:uiPriority w:val="9"/>
     <w:semiHidden/>
-    <w:rsid w:val="00375A9B"/>
+    <w:rsid w:val="00BB13A3"/>
     <w:rPr>
       <w:rFonts w:eastAsiaTheme="majorEastAsia" w:cstheme="majorBidi"/>
       <w:i/>
@@ -1478,7 +1212,7 @@
     <w:link w:val="Heading5"/>
     <w:uiPriority w:val="9"/>
     <w:semiHidden/>
-    <w:rsid w:val="00375A9B"/>
+    <w:rsid w:val="00BB13A3"/>
     <w:rPr>
       <w:rFonts w:eastAsiaTheme="majorEastAsia" w:cstheme="majorBidi"/>
       <w:color w:val="2E74B5" w:themeColor="accent1" w:themeShade="BF"/>
@@ -1490,7 +1224,7 @@
     <w:link w:val="Heading6"/>
     <w:uiPriority w:val="9"/>
     <w:semiHidden/>
-    <w:rsid w:val="00375A9B"/>
+    <w:rsid w:val="00BB13A3"/>
     <w:rPr>
       <w:rFonts w:eastAsiaTheme="majorEastAsia" w:cstheme="majorBidi"/>
       <w:i/>
@@ -1504,7 +1238,7 @@
     <w:link w:val="Heading7"/>
     <w:uiPriority w:val="9"/>
     <w:semiHidden/>
-    <w:rsid w:val="00375A9B"/>
+    <w:rsid w:val="00BB13A3"/>
     <w:rPr>
       <w:rFonts w:eastAsiaTheme="majorEastAsia" w:cstheme="majorBidi"/>
       <w:color w:val="595959" w:themeColor="text1" w:themeTint="A6"/>
@@ -1516,7 +1250,7 @@
     <w:link w:val="Heading8"/>
     <w:uiPriority w:val="9"/>
     <w:semiHidden/>
-    <w:rsid w:val="00375A9B"/>
+    <w:rsid w:val="00BB13A3"/>
     <w:rPr>
       <w:rFonts w:eastAsiaTheme="majorEastAsia" w:cstheme="majorBidi"/>
       <w:i/>
@@ -1530,7 +1264,7 @@
     <w:link w:val="Heading9"/>
     <w:uiPriority w:val="9"/>
     <w:semiHidden/>
-    <w:rsid w:val="00375A9B"/>
+    <w:rsid w:val="00BB13A3"/>
     <w:rPr>
       <w:rFonts w:eastAsiaTheme="majorEastAsia" w:cstheme="majorBidi"/>
       <w:color w:val="272727" w:themeColor="text1" w:themeTint="D8"/>
@@ -1543,7 +1277,7 @@
     <w:link w:val="TitleChar"/>
     <w:uiPriority w:val="10"/>
     <w:qFormat/>
-    <w:rsid w:val="00375A9B"/>
+    <w:rsid w:val="00BB13A3"/>
     <w:pPr>
       <w:spacing w:after="80" w:line="240" w:lineRule="auto"/>
       <w:contextualSpacing/>
@@ -1561,7 +1295,7 @@
     <w:basedOn w:val="DefaultParagraphFont"/>
     <w:link w:val="Title"/>
     <w:uiPriority w:val="10"/>
-    <w:rsid w:val="00375A9B"/>
+    <w:rsid w:val="00BB13A3"/>
     <w:rPr>
       <w:rFonts w:asciiTheme="majorHAnsi" w:eastAsiaTheme="majorEastAsia" w:hAnsiTheme="majorHAnsi" w:cstheme="majorBidi"/>
       <w:spacing w:val="-10"/>
@@ -1577,7 +1311,7 @@
     <w:link w:val="SubtitleChar"/>
     <w:uiPriority w:val="11"/>
     <w:qFormat/>
-    <w:rsid w:val="00375A9B"/>
+    <w:rsid w:val="00BB13A3"/>
     <w:pPr>
       <w:numPr>
         <w:ilvl w:val="1"/>
@@ -1596,7 +1330,7 @@
     <w:basedOn w:val="DefaultParagraphFont"/>
     <w:link w:val="Subtitle"/>
     <w:uiPriority w:val="11"/>
-    <w:rsid w:val="00375A9B"/>
+    <w:rsid w:val="00BB13A3"/>
     <w:rPr>
       <w:rFonts w:eastAsiaTheme="majorEastAsia" w:cstheme="majorBidi"/>
       <w:color w:val="595959" w:themeColor="text1" w:themeTint="A6"/>
@@ -1612,7 +1346,7 @@
     <w:link w:val="QuoteChar"/>
     <w:uiPriority w:val="29"/>
     <w:qFormat/>
-    <w:rsid w:val="00375A9B"/>
+    <w:rsid w:val="00BB13A3"/>
     <w:pPr>
       <w:spacing w:before="160"/>
       <w:jc w:val="center"/>
@@ -1628,7 +1362,7 @@
     <w:basedOn w:val="DefaultParagraphFont"/>
     <w:link w:val="Quote"/>
     <w:uiPriority w:val="29"/>
-    <w:rsid w:val="00375A9B"/>
+    <w:rsid w:val="00BB13A3"/>
     <w:rPr>
       <w:i/>
       <w:iCs/>
@@ -1640,7 +1374,7 @@
     <w:basedOn w:val="Normal"/>
     <w:uiPriority w:val="34"/>
     <w:qFormat/>
-    <w:rsid w:val="00375A9B"/>
+    <w:rsid w:val="00BB13A3"/>
     <w:pPr>
       <w:ind w:left="720"/>
       <w:contextualSpacing/>
@@ -1651,7 +1385,7 @@
     <w:basedOn w:val="DefaultParagraphFont"/>
     <w:uiPriority w:val="21"/>
     <w:qFormat/>
-    <w:rsid w:val="00375A9B"/>
+    <w:rsid w:val="00BB13A3"/>
     <w:rPr>
       <w:i/>
       <w:iCs/>
@@ -1665,7 +1399,7 @@
     <w:link w:val="IntenseQuoteChar"/>
     <w:uiPriority w:val="30"/>
     <w:qFormat/>
-    <w:rsid w:val="00375A9B"/>
+    <w:rsid w:val="00BB13A3"/>
     <w:pPr>
       <w:pBdr>
         <w:top w:val="single" w:sz="4" w:space="10" w:color="2E74B5" w:themeColor="accent1" w:themeShade="BF"/>
@@ -1686,7 +1420,7 @@
     <w:basedOn w:val="DefaultParagraphFont"/>
     <w:link w:val="IntenseQuote"/>
     <w:uiPriority w:val="30"/>
-    <w:rsid w:val="00375A9B"/>
+    <w:rsid w:val="00BB13A3"/>
     <w:rPr>
       <w:i/>
       <w:iCs/>
@@ -1698,7 +1432,7 @@
     <w:basedOn w:val="DefaultParagraphFont"/>
     <w:uiPriority w:val="32"/>
     <w:qFormat/>
-    <w:rsid w:val="00375A9B"/>
+    <w:rsid w:val="00BB13A3"/>
     <w:rPr>
       <w:b/>
       <w:bCs/>

--- a/Requested too busy.docx
+++ b/Requested too busy.docx
@@ -12,7 +12,7 @@
         <w:rPr>
           <w:lang w:val="en-AE"/>
         </w:rPr>
-        <w:t>Dear Osama,</w:t>
+        <w:t>Dear Kavin,</w:t>
       </w:r>
     </w:p>
     <w:p>
@@ -25,7 +25,7 @@
         <w:rPr>
           <w:lang w:val="en-AE"/>
         </w:rPr>
-        <w:t>The ask is quite simple. Please rectify the current matching logic.</w:t>
+        <w:t>It seems there is a DDS connectivity issue from the SOA system.</w:t>
       </w:r>
     </w:p>
     <w:p>
@@ -38,49 +38,7 @@
         <w:rPr>
           <w:lang w:val="en-AE"/>
         </w:rPr>
-        <w:t xml:space="preserve">For the same CIF, if we receive both </w:t>
-      </w:r>
-      <w:r>
-        <w:rPr>
-          <w:b/>
-          <w:bCs/>
-          <w:lang w:val="en-AE"/>
-        </w:rPr>
-        <w:t>Exact Match</w:t>
-      </w:r>
-      <w:r>
-        <w:rPr>
-          <w:lang w:val="en-AE"/>
-        </w:rPr>
-        <w:t xml:space="preserve"> and </w:t>
-      </w:r>
-      <w:r>
-        <w:rPr>
-          <w:b/>
-          <w:bCs/>
-          <w:lang w:val="en-AE"/>
-        </w:rPr>
-        <w:t>Near Match</w:t>
-      </w:r>
-      <w:r>
-        <w:rPr>
-          <w:lang w:val="en-AE"/>
-        </w:rPr>
-        <w:t xml:space="preserve">, HFLMS does not have the intelligence to determine which one should be selected. This logic should ideally be handled at the </w:t>
-      </w:r>
-      <w:r>
-        <w:rPr>
-          <w:b/>
-          <w:bCs/>
-          <w:lang w:val="en-AE"/>
-        </w:rPr>
-        <w:t>T24/SOA layer</w:t>
-      </w:r>
-      <w:r>
-        <w:rPr>
-          <w:lang w:val="en-AE"/>
-        </w:rPr>
-        <w:t xml:space="preserve"> before the response is sent to HFLMS.</w:t>
+        <w:t>Could you please coordinate with the DDS team and get this fixed?</w:t>
       </w:r>
     </w:p>
     <w:p>
@@ -93,7 +51,7 @@
         <w:rPr>
           <w:lang w:val="en-AE"/>
         </w:rPr>
-        <w:t xml:space="preserve">For </w:t>
+        <w:t xml:space="preserve">If it cannot be fixed immediately, please roll back the </w:t>
       </w:r>
       <w:r>
         <w:rPr>
@@ -101,13 +59,13 @@
           <w:bCs/>
           <w:lang w:val="en-AE"/>
         </w:rPr>
-        <w:t>one CIF</w:t>
+        <w:t>DMGT-998 connectivity</w:t>
       </w:r>
       <w:r>
         <w:rPr>
           <w:lang w:val="en-AE"/>
         </w:rPr>
-        <w:t xml:space="preserve">, the response should contain </w:t>
+        <w:t xml:space="preserve"> to the previous </w:t>
       </w:r>
       <w:r>
         <w:rPr>
@@ -115,13 +73,13 @@
           <w:bCs/>
           <w:lang w:val="en-AE"/>
         </w:rPr>
-        <w:t>either Exact Match or Near Match</w:t>
+        <w:t>DMGT-443 connectivity</w:t>
       </w:r>
       <w:r>
         <w:rPr>
           <w:lang w:val="en-AE"/>
         </w:rPr>
-        <w:t>, and not both.</w:t>
+        <w:t>, so that the system can work and we can continue the testing.</w:t>
       </w:r>
     </w:p>
     <w:p>
@@ -132,244 +90,23 @@
       </w:pPr>
       <w:r>
         <w:rPr>
+          <w:lang w:val="en-AE"/>
+        </w:rPr>
+        <w:t xml:space="preserve">Please take the quickest and workable solution to resolve this issue and help us proceed with the </w:t>
+      </w:r>
+      <w:r>
+        <w:rPr>
           <w:b/>
           <w:bCs/>
           <w:lang w:val="en-AE"/>
         </w:rPr>
-        <w:t>Example:</w:t>
-      </w:r>
-    </w:p>
-    <w:tbl>
-      <w:tblPr>
-        <w:tblW w:w="0" w:type="auto"/>
-        <w:tblCellSpacing w:w="15" w:type="dxa"/>
-        <w:tblCellMar>
-          <w:top w:w="15" w:type="dxa"/>
-          <w:left w:w="15" w:type="dxa"/>
-          <w:bottom w:w="15" w:type="dxa"/>
-          <w:right w:w="15" w:type="dxa"/>
-        </w:tblCellMar>
-        <w:tblLook w:val="04A0" w:firstRow="1" w:lastRow="0" w:firstColumn="1" w:lastColumn="0" w:noHBand="0" w:noVBand="1"/>
-      </w:tblPr>
-      <w:tblGrid>
-        <w:gridCol w:w="1805"/>
-        <w:gridCol w:w="1242"/>
-      </w:tblGrid>
-      <w:tr>
-        <w:trPr>
-          <w:tblHeader/>
-          <w:tblCellSpacing w:w="15" w:type="dxa"/>
-        </w:trPr>
-        <w:tc>
-          <w:tcPr>
-            <w:tcW w:w="0" w:type="auto"/>
-            <w:vAlign w:val="center"/>
-            <w:hideMark/>
-          </w:tcPr>
-          <w:p>
-            <w:pPr>
-              <w:rPr>
-                <w:b/>
-                <w:bCs/>
-                <w:lang w:val="en-AE"/>
-              </w:rPr>
-            </w:pPr>
-            <w:r>
-              <w:rPr>
-                <w:b/>
-                <w:bCs/>
-                <w:lang w:val="en-AE"/>
-              </w:rPr>
-              <w:t>Matching Criteria</w:t>
-            </w:r>
-          </w:p>
-        </w:tc>
-        <w:tc>
-          <w:tcPr>
-            <w:tcW w:w="0" w:type="auto"/>
-            <w:vAlign w:val="center"/>
-            <w:hideMark/>
-          </w:tcPr>
-          <w:p>
-            <w:pPr>
-              <w:rPr>
-                <w:b/>
-                <w:bCs/>
-                <w:lang w:val="en-AE"/>
-              </w:rPr>
-            </w:pPr>
-            <w:r>
-              <w:rPr>
-                <w:b/>
-                <w:bCs/>
-                <w:lang w:val="en-AE"/>
-              </w:rPr>
-              <w:t>Result</w:t>
-            </w:r>
-          </w:p>
-        </w:tc>
-      </w:tr>
-      <w:tr>
-        <w:trPr>
-          <w:tblCellSpacing w:w="15" w:type="dxa"/>
-        </w:trPr>
-        <w:tc>
-          <w:tcPr>
-            <w:tcW w:w="0" w:type="auto"/>
-            <w:vAlign w:val="center"/>
-            <w:hideMark/>
-          </w:tcPr>
-          <w:p>
-            <w:pPr>
-              <w:rPr>
-                <w:lang w:val="en-AE"/>
-              </w:rPr>
-            </w:pPr>
-            <w:r>
-              <w:rPr>
-                <w:lang w:val="en-AE"/>
-              </w:rPr>
-              <w:t>Emirates ID</w:t>
-            </w:r>
-          </w:p>
-        </w:tc>
-        <w:tc>
-          <w:tcPr>
-            <w:tcW w:w="0" w:type="auto"/>
-            <w:vAlign w:val="center"/>
-            <w:hideMark/>
-          </w:tcPr>
-          <w:p>
-            <w:pPr>
-              <w:rPr>
-                <w:lang w:val="en-AE"/>
-              </w:rPr>
-            </w:pPr>
-            <w:r>
-              <w:rPr>
-                <w:lang w:val="en-AE"/>
-              </w:rPr>
-              <w:t>Exact Match</w:t>
-            </w:r>
-          </w:p>
-        </w:tc>
-      </w:tr>
-      <w:tr>
-        <w:trPr>
-          <w:tblCellSpacing w:w="15" w:type="dxa"/>
-        </w:trPr>
-        <w:tc>
-          <w:tcPr>
-            <w:tcW w:w="0" w:type="auto"/>
-            <w:vAlign w:val="center"/>
-            <w:hideMark/>
-          </w:tcPr>
-          <w:p>
-            <w:pPr>
-              <w:rPr>
-                <w:lang w:val="en-AE"/>
-              </w:rPr>
-            </w:pPr>
-            <w:r>
-              <w:rPr>
-                <w:lang w:val="en-AE"/>
-              </w:rPr>
-              <w:t>Passport DOB</w:t>
-            </w:r>
-          </w:p>
-        </w:tc>
-        <w:tc>
-          <w:tcPr>
-            <w:tcW w:w="0" w:type="auto"/>
-            <w:vAlign w:val="center"/>
-            <w:hideMark/>
-          </w:tcPr>
-          <w:p>
-            <w:pPr>
-              <w:rPr>
-                <w:lang w:val="en-AE"/>
-              </w:rPr>
-            </w:pPr>
-            <w:r>
-              <w:rPr>
-                <w:lang w:val="en-AE"/>
-              </w:rPr>
-              <w:t>Exact Match</w:t>
-            </w:r>
-          </w:p>
-        </w:tc>
-      </w:tr>
-      <w:tr>
-        <w:trPr>
-          <w:tblCellSpacing w:w="15" w:type="dxa"/>
-        </w:trPr>
-        <w:tc>
-          <w:tcPr>
-            <w:tcW w:w="0" w:type="auto"/>
-            <w:vAlign w:val="center"/>
-            <w:hideMark/>
-          </w:tcPr>
-          <w:p>
-            <w:pPr>
-              <w:rPr>
-                <w:lang w:val="en-AE"/>
-              </w:rPr>
-            </w:pPr>
-            <w:r>
-              <w:rPr>
-                <w:lang w:val="en-AE"/>
-              </w:rPr>
-              <w:t>Name</w:t>
-            </w:r>
-          </w:p>
-        </w:tc>
-        <w:tc>
-          <w:tcPr>
-            <w:tcW w:w="0" w:type="auto"/>
-            <w:vAlign w:val="center"/>
-            <w:hideMark/>
-          </w:tcPr>
-          <w:p>
-            <w:pPr>
-              <w:rPr>
-                <w:lang w:val="en-AE"/>
-              </w:rPr>
-            </w:pPr>
-            <w:r>
-              <w:rPr>
-                <w:lang w:val="en-AE"/>
-              </w:rPr>
-              <w:t>Near Match</w:t>
-            </w:r>
-          </w:p>
-        </w:tc>
-      </w:tr>
-    </w:tbl>
-    <w:p>
-      <w:pPr>
-        <w:rPr>
-          <w:lang w:val="en-AE"/>
-        </w:rPr>
-      </w:pPr>
-      <w:r>
-        <w:rPr>
-          <w:lang w:val="en-AE"/>
-        </w:rPr>
-        <w:t xml:space="preserve">If all three belong to the same CIF, the response should provide </w:t>
+        <w:t>DMGT-443 testing</w:t>
       </w:r>
       <w:r>
         <w:rPr>
-          <w:b/>
-          <w:bCs/>
-          <w:lang w:val="en-AE"/>
-        </w:rPr>
-        <w:t>one final match classification</w:t>
-      </w:r>
-      <w:r>
-        <w:rPr>
-          <w:lang w:val="en-AE"/>
-        </w:rPr>
-        <w:t xml:space="preserve"> for that CIF, for example:</w:t>
+          <w:lang w:val="en-AE"/>
+        </w:rPr>
+        <w:t>.</w:t>
       </w:r>
     </w:p>
     <w:p>
@@ -380,120 +117,9 @@
       </w:pPr>
       <w:r>
         <w:rPr>
-          <w:b/>
-          <w:bCs/>
-          <w:lang w:val="en-AE"/>
-        </w:rPr>
-        <w:t>CIF 123456 → Exact Match</w:t>
-      </w:r>
-    </w:p>
-    <w:p>
-      <w:pPr>
-        <w:rPr>
-          <w:lang w:val="en-AE"/>
-        </w:rPr>
-      </w:pPr>
-      <w:r>
-        <w:rPr>
-          <w:lang w:val="en-AE"/>
-        </w:rPr>
-        <w:t>It should not return:</w:t>
-      </w:r>
-    </w:p>
-    <w:p>
-      <w:pPr>
-        <w:rPr>
-          <w:lang w:val="en-AE"/>
-        </w:rPr>
-      </w:pPr>
-      <w:r>
-        <w:rPr>
-          <w:b/>
-          <w:bCs/>
-          <w:lang w:val="en-AE"/>
-        </w:rPr>
-        <w:t>CIF 123456 → Exact Match + Near Match</w:t>
-      </w:r>
-    </w:p>
-    <w:p>
-      <w:pPr>
-        <w:rPr>
-          <w:lang w:val="en-AE"/>
-        </w:rPr>
-      </w:pPr>
-      <w:r>
-        <w:rPr>
-          <w:lang w:val="en-AE"/>
-        </w:rPr>
-        <w:t xml:space="preserve">For </w:t>
-      </w:r>
-      <w:r>
-        <w:rPr>
-          <w:b/>
-          <w:bCs/>
-          <w:lang w:val="en-AE"/>
-        </w:rPr>
-        <w:t>multiple CIFs</w:t>
-      </w:r>
-      <w:r>
-        <w:rPr>
-          <w:lang w:val="en-AE"/>
-        </w:rPr>
-        <w:t>, you can provide any number of combinations, and HFLMS will handle them accordingly.</w:t>
-      </w:r>
-    </w:p>
-    <w:p>
-      <w:pPr>
-        <w:rPr>
-          <w:lang w:val="en-AE"/>
-        </w:rPr>
-      </w:pPr>
-      <w:r>
-        <w:rPr>
-          <w:lang w:val="en-AE"/>
-        </w:rPr>
-        <w:t xml:space="preserve">Also, we do not know the basis on which a record is being classified as </w:t>
-      </w:r>
-      <w:r>
-        <w:rPr>
-          <w:b/>
-          <w:bCs/>
-          <w:lang w:val="en-AE"/>
-        </w:rPr>
-        <w:t>Near Match</w:t>
-      </w:r>
-      <w:r>
-        <w:rPr>
-          <w:lang w:val="en-AE"/>
-        </w:rPr>
-        <w:t xml:space="preserve">, as the matching logic is handled on the T24 side. Therefore, please review and </w:t>
-      </w:r>
-      <w:r>
-        <w:rPr>
-          <w:b/>
-          <w:bCs/>
-          <w:lang w:val="en-AE"/>
-        </w:rPr>
-        <w:t>rectify the logic at the T24/SOA layer</w:t>
-      </w:r>
-      <w:r>
-        <w:rPr>
-          <w:lang w:val="en-AE"/>
-        </w:rPr>
-        <w:t xml:space="preserve"> so that only the final applicable match type is returned for each CIF.</w:t>
-      </w:r>
-    </w:p>
-    <w:p>
-      <w:pPr>
-        <w:rPr>
-          <w:lang w:val="en-AE"/>
-        </w:rPr>
-      </w:pPr>
-      <w:r>
-        <w:rPr>
-          <w:lang w:val="en-AE"/>
-        </w:rPr>
-        <w:t>Please fix this and share the updated response for validation.</w:t>
+          <w:lang w:val="en-AE"/>
+        </w:rPr>
+        <w:t>Kindly treat this as urgent and fix it ASAP.</w:t>
       </w:r>
     </w:p>
     <w:p>
@@ -933,7 +559,7 @@
     <w:link w:val="Heading1Char"/>
     <w:uiPriority w:val="9"/>
     <w:qFormat/>
-    <w:rsid w:val="00BB13A3"/>
+    <w:rsid w:val="00987FC3"/>
     <w:pPr>
       <w:keepNext/>
       <w:keepLines/>
@@ -956,7 +582,7 @@
     <w:semiHidden/>
     <w:unhideWhenUsed/>
     <w:qFormat/>
-    <w:rsid w:val="00BB13A3"/>
+    <w:rsid w:val="00987FC3"/>
     <w:pPr>
       <w:keepNext/>
       <w:keepLines/>
@@ -979,7 +605,7 @@
     <w:semiHidden/>
     <w:unhideWhenUsed/>
     <w:qFormat/>
-    <w:rsid w:val="00BB13A3"/>
+    <w:rsid w:val="00987FC3"/>
     <w:pPr>
       <w:keepNext/>
       <w:keepLines/>
@@ -1002,7 +628,7 @@
     <w:semiHidden/>
     <w:unhideWhenUsed/>
     <w:qFormat/>
-    <w:rsid w:val="00BB13A3"/>
+    <w:rsid w:val="00987FC3"/>
     <w:pPr>
       <w:keepNext/>
       <w:keepLines/>
@@ -1025,7 +651,7 @@
     <w:semiHidden/>
     <w:unhideWhenUsed/>
     <w:qFormat/>
-    <w:rsid w:val="00BB13A3"/>
+    <w:rsid w:val="00987FC3"/>
     <w:pPr>
       <w:keepNext/>
       <w:keepLines/>
@@ -1046,7 +672,7 @@
     <w:semiHidden/>
     <w:unhideWhenUsed/>
     <w:qFormat/>
-    <w:rsid w:val="00BB13A3"/>
+    <w:rsid w:val="00987FC3"/>
     <w:pPr>
       <w:keepNext/>
       <w:keepLines/>
@@ -1069,7 +695,7 @@
     <w:semiHidden/>
     <w:unhideWhenUsed/>
     <w:qFormat/>
-    <w:rsid w:val="00BB13A3"/>
+    <w:rsid w:val="00987FC3"/>
     <w:pPr>
       <w:keepNext/>
       <w:keepLines/>
@@ -1090,7 +716,7 @@
     <w:semiHidden/>
     <w:unhideWhenUsed/>
     <w:qFormat/>
-    <w:rsid w:val="00BB13A3"/>
+    <w:rsid w:val="00987FC3"/>
     <w:pPr>
       <w:keepNext/>
       <w:keepLines/>
@@ -1113,7 +739,7 @@
     <w:semiHidden/>
     <w:unhideWhenUsed/>
     <w:qFormat/>
-    <w:rsid w:val="00BB13A3"/>
+    <w:rsid w:val="00987FC3"/>
     <w:pPr>
       <w:keepNext/>
       <w:keepLines/>
@@ -1156,7 +782,7 @@
     <w:basedOn w:val="DefaultParagraphFont"/>
     <w:link w:val="Heading1"/>
     <w:uiPriority w:val="9"/>
-    <w:rsid w:val="00BB13A3"/>
+    <w:rsid w:val="00987FC3"/>
     <w:rPr>
       <w:rFonts w:asciiTheme="majorHAnsi" w:eastAsiaTheme="majorEastAsia" w:hAnsiTheme="majorHAnsi" w:cstheme="majorBidi"/>
       <w:color w:val="2E74B5" w:themeColor="accent1" w:themeShade="BF"/>
@@ -1170,7 +796,7 @@
     <w:link w:val="Heading2"/>
     <w:uiPriority w:val="9"/>
     <w:semiHidden/>
-    <w:rsid w:val="00BB13A3"/>
+    <w:rsid w:val="00987FC3"/>
     <w:rPr>
       <w:rFonts w:asciiTheme="majorHAnsi" w:eastAsiaTheme="majorEastAsia" w:hAnsiTheme="majorHAnsi" w:cstheme="majorBidi"/>
       <w:color w:val="2E74B5" w:themeColor="accent1" w:themeShade="BF"/>
@@ -1184,7 +810,7 @@
     <w:link w:val="Heading3"/>
     <w:uiPriority w:val="9"/>
     <w:semiHidden/>
-    <w:rsid w:val="00BB13A3"/>
+    <w:rsid w:val="00987FC3"/>
     <w:rPr>
       <w:rFonts w:eastAsiaTheme="majorEastAsia" w:cstheme="majorBidi"/>
       <w:color w:val="2E74B5" w:themeColor="accent1" w:themeShade="BF"/>
@@ -1198,7 +824,7 @@
     <w:link w:val="Heading4"/>
     <w:uiPriority w:val="9"/>
     <w:semiHidden/>
-    <w:rsid w:val="00BB13A3"/>
+    <w:rsid w:val="00987FC3"/>
     <w:rPr>
       <w:rFonts w:eastAsiaTheme="majorEastAsia" w:cstheme="majorBidi"/>
       <w:i/>
@@ -1212,7 +838,7 @@
     <w:link w:val="Heading5"/>
     <w:uiPriority w:val="9"/>
     <w:semiHidden/>
-    <w:rsid w:val="00BB13A3"/>
+    <w:rsid w:val="00987FC3"/>
     <w:rPr>
       <w:rFonts w:eastAsiaTheme="majorEastAsia" w:cstheme="majorBidi"/>
       <w:color w:val="2E74B5" w:themeColor="accent1" w:themeShade="BF"/>
@@ -1224,7 +850,7 @@
     <w:link w:val="Heading6"/>
     <w:uiPriority w:val="9"/>
     <w:semiHidden/>
-    <w:rsid w:val="00BB13A3"/>
+    <w:rsid w:val="00987FC3"/>
     <w:rPr>
       <w:rFonts w:eastAsiaTheme="majorEastAsia" w:cstheme="majorBidi"/>
       <w:i/>
@@ -1238,7 +864,7 @@
     <w:link w:val="Heading7"/>
     <w:uiPriority w:val="9"/>
     <w:semiHidden/>
-    <w:rsid w:val="00BB13A3"/>
+    <w:rsid w:val="00987FC3"/>
     <w:rPr>
       <w:rFonts w:eastAsiaTheme="majorEastAsia" w:cstheme="majorBidi"/>
       <w:color w:val="595959" w:themeColor="text1" w:themeTint="A6"/>
@@ -1250,7 +876,7 @@
     <w:link w:val="Heading8"/>
     <w:uiPriority w:val="9"/>
     <w:semiHidden/>
-    <w:rsid w:val="00BB13A3"/>
+    <w:rsid w:val="00987FC3"/>
     <w:rPr>
       <w:rFonts w:eastAsiaTheme="majorEastAsia" w:cstheme="majorBidi"/>
       <w:i/>
@@ -1264,7 +890,7 @@
     <w:link w:val="Heading9"/>
     <w:uiPriority w:val="9"/>
     <w:semiHidden/>
-    <w:rsid w:val="00BB13A3"/>
+    <w:rsid w:val="00987FC3"/>
     <w:rPr>
       <w:rFonts w:eastAsiaTheme="majorEastAsia" w:cstheme="majorBidi"/>
       <w:color w:val="272727" w:themeColor="text1" w:themeTint="D8"/>
@@ -1277,7 +903,7 @@
     <w:link w:val="TitleChar"/>
     <w:uiPriority w:val="10"/>
     <w:qFormat/>
-    <w:rsid w:val="00BB13A3"/>
+    <w:rsid w:val="00987FC3"/>
     <w:pPr>
       <w:spacing w:after="80" w:line="240" w:lineRule="auto"/>
       <w:contextualSpacing/>
@@ -1295,7 +921,7 @@
     <w:basedOn w:val="DefaultParagraphFont"/>
     <w:link w:val="Title"/>
     <w:uiPriority w:val="10"/>
-    <w:rsid w:val="00BB13A3"/>
+    <w:rsid w:val="00987FC3"/>
     <w:rPr>
       <w:rFonts w:asciiTheme="majorHAnsi" w:eastAsiaTheme="majorEastAsia" w:hAnsiTheme="majorHAnsi" w:cstheme="majorBidi"/>
       <w:spacing w:val="-10"/>
@@ -1311,7 +937,7 @@
     <w:link w:val="SubtitleChar"/>
     <w:uiPriority w:val="11"/>
     <w:qFormat/>
-    <w:rsid w:val="00BB13A3"/>
+    <w:rsid w:val="00987FC3"/>
     <w:pPr>
       <w:numPr>
         <w:ilvl w:val="1"/>
@@ -1330,7 +956,7 @@
     <w:basedOn w:val="DefaultParagraphFont"/>
     <w:link w:val="Subtitle"/>
     <w:uiPriority w:val="11"/>
-    <w:rsid w:val="00BB13A3"/>
+    <w:rsid w:val="00987FC3"/>
     <w:rPr>
       <w:rFonts w:eastAsiaTheme="majorEastAsia" w:cstheme="majorBidi"/>
       <w:color w:val="595959" w:themeColor="text1" w:themeTint="A6"/>
@@ -1346,7 +972,7 @@
     <w:link w:val="QuoteChar"/>
     <w:uiPriority w:val="29"/>
     <w:qFormat/>
-    <w:rsid w:val="00BB13A3"/>
+    <w:rsid w:val="00987FC3"/>
     <w:pPr>
       <w:spacing w:before="160"/>
       <w:jc w:val="center"/>
@@ -1362,7 +988,7 @@
     <w:basedOn w:val="DefaultParagraphFont"/>
     <w:link w:val="Quote"/>
     <w:uiPriority w:val="29"/>
-    <w:rsid w:val="00BB13A3"/>
+    <w:rsid w:val="00987FC3"/>
     <w:rPr>
       <w:i/>
       <w:iCs/>
@@ -1374,7 +1000,7 @@
     <w:basedOn w:val="Normal"/>
     <w:uiPriority w:val="34"/>
     <w:qFormat/>
-    <w:rsid w:val="00BB13A3"/>
+    <w:rsid w:val="00987FC3"/>
     <w:pPr>
       <w:ind w:left="720"/>
       <w:contextualSpacing/>
@@ -1385,7 +1011,7 @@
     <w:basedOn w:val="DefaultParagraphFont"/>
     <w:uiPriority w:val="21"/>
     <w:qFormat/>
-    <w:rsid w:val="00BB13A3"/>
+    <w:rsid w:val="00987FC3"/>
     <w:rPr>
       <w:i/>
       <w:iCs/>
@@ -1399,7 +1025,7 @@
     <w:link w:val="IntenseQuoteChar"/>
     <w:uiPriority w:val="30"/>
     <w:qFormat/>
-    <w:rsid w:val="00BB13A3"/>
+    <w:rsid w:val="00987FC3"/>
     <w:pPr>
       <w:pBdr>
         <w:top w:val="single" w:sz="4" w:space="10" w:color="2E74B5" w:themeColor="accent1" w:themeShade="BF"/>
@@ -1420,7 +1046,7 @@
     <w:basedOn w:val="DefaultParagraphFont"/>
     <w:link w:val="IntenseQuote"/>
     <w:uiPriority w:val="30"/>
-    <w:rsid w:val="00BB13A3"/>
+    <w:rsid w:val="00987FC3"/>
     <w:rPr>
       <w:i/>
       <w:iCs/>
@@ -1432,7 +1058,7 @@
     <w:basedOn w:val="DefaultParagraphFont"/>
     <w:uiPriority w:val="32"/>
     <w:qFormat/>
-    <w:rsid w:val="00BB13A3"/>
+    <w:rsid w:val="00987FC3"/>
     <w:rPr>
       <w:b/>
       <w:bCs/>

--- a/Requested too busy.docx
+++ b/Requested too busy.docx
@@ -12,7 +12,7 @@
         <w:rPr>
           <w:lang w:val="en-AE"/>
         </w:rPr>
-        <w:t>Dear Kavin,</w:t>
+        <w:t>Dear Osama,</w:t>
       </w:r>
     </w:p>
     <w:p>
@@ -25,7 +25,7 @@
         <w:rPr>
           <w:lang w:val="en-AE"/>
         </w:rPr>
-        <w:t>It seems there is a DDS connectivity issue from the SOA system.</w:t>
+        <w:t>Okay, let us go by the EA document.</w:t>
       </w:r>
     </w:p>
     <w:p>
@@ -38,7 +38,21 @@
         <w:rPr>
           <w:lang w:val="en-AE"/>
         </w:rPr>
-        <w:t>Could you please coordinate with the DDS team and get this fixed?</w:t>
+        <w:t xml:space="preserve">In the solution scenario mentioned in the below email, do you see anywhere that it says a </w:t>
+      </w:r>
+      <w:r>
+        <w:rPr>
+          <w:b/>
+          <w:bCs/>
+          <w:lang w:val="en-AE"/>
+        </w:rPr>
+        <w:t>single CIF can have all three statuses – Near Match, Match, and Closed (Exit Status)</w:t>
+      </w:r>
+      <w:r>
+        <w:rPr>
+          <w:lang w:val="en-AE"/>
+        </w:rPr>
+        <w:t>?</w:t>
       </w:r>
     </w:p>
     <w:p>
@@ -51,7 +65,24 @@
         <w:rPr>
           <w:lang w:val="en-AE"/>
         </w:rPr>
-        <w:t xml:space="preserve">If it cannot be fixed immediately, please roll back the </w:t>
+        <w:t>Logically, my understanding of the EA is:</w:t>
+      </w:r>
+    </w:p>
+    <w:p>
+      <w:pPr>
+        <w:numPr>
+          <w:ilvl w:val="0"/>
+          <w:numId w:val="1"/>
+        </w:numPr>
+        <w:rPr>
+          <w:lang w:val="en-AE"/>
+        </w:rPr>
+      </w:pPr>
+      <w:r>
+        <w:rPr>
+          <w:lang w:val="en-AE"/>
+        </w:rPr>
+        <w:t xml:space="preserve">If there are </w:t>
       </w:r>
       <w:r>
         <w:rPr>
@@ -59,13 +90,13 @@
           <w:bCs/>
           <w:lang w:val="en-AE"/>
         </w:rPr>
-        <w:t>DMGT-998 connectivity</w:t>
-      </w:r>
-      <w:r>
-        <w:rPr>
-          <w:lang w:val="en-AE"/>
-        </w:rPr>
-        <w:t xml:space="preserve"> to the previous </w:t>
+        <w:t>3 different CIFs</w:t>
+      </w:r>
+      <w:r>
+        <w:rPr>
+          <w:lang w:val="en-AE"/>
+        </w:rPr>
+        <w:t xml:space="preserve">, one CIF may show </w:t>
       </w:r>
       <w:r>
         <w:rPr>
@@ -73,26 +104,30 @@
           <w:bCs/>
           <w:lang w:val="en-AE"/>
         </w:rPr>
-        <w:t>DMGT-443 connectivity</w:t>
-      </w:r>
-      <w:r>
-        <w:rPr>
-          <w:lang w:val="en-AE"/>
-        </w:rPr>
-        <w:t>, so that the system can work and we can continue the testing.</w:t>
+        <w:t>Exact Match</w:t>
+      </w:r>
+      <w:r>
+        <w:rPr>
+          <w:lang w:val="en-AE"/>
+        </w:rPr>
+        <w:t>.</w:t>
       </w:r>
     </w:p>
     <w:p>
       <w:pPr>
-        <w:rPr>
-          <w:lang w:val="en-AE"/>
-        </w:rPr>
-      </w:pPr>
-      <w:r>
-        <w:rPr>
-          <w:lang w:val="en-AE"/>
-        </w:rPr>
-        <w:t xml:space="preserve">Please take the quickest and workable solution to resolve this issue and help us proceed with the </w:t>
+        <w:numPr>
+          <w:ilvl w:val="0"/>
+          <w:numId w:val="1"/>
+        </w:numPr>
+        <w:rPr>
+          <w:lang w:val="en-AE"/>
+        </w:rPr>
+      </w:pPr>
+      <w:r>
+        <w:rPr>
+          <w:lang w:val="en-AE"/>
+        </w:rPr>
+        <w:t xml:space="preserve">Another CIF may show </w:t>
       </w:r>
       <w:r>
         <w:rPr>
@@ -100,7 +135,7 @@
           <w:bCs/>
           <w:lang w:val="en-AE"/>
         </w:rPr>
-        <w:t>DMGT-443 testing</w:t>
+        <w:t>Near Match</w:t>
       </w:r>
       <w:r>
         <w:rPr>
@@ -111,15 +146,132 @@
     </w:p>
     <w:p>
       <w:pPr>
-        <w:rPr>
-          <w:lang w:val="en-AE"/>
-        </w:rPr>
-      </w:pPr>
-      <w:r>
-        <w:rPr>
-          <w:lang w:val="en-AE"/>
-        </w:rPr>
-        <w:t>Kindly treat this as urgent and fix it ASAP.</w:t>
+        <w:numPr>
+          <w:ilvl w:val="0"/>
+          <w:numId w:val="1"/>
+        </w:numPr>
+        <w:rPr>
+          <w:lang w:val="en-AE"/>
+        </w:rPr>
+      </w:pPr>
+      <w:r>
+        <w:rPr>
+          <w:lang w:val="en-AE"/>
+        </w:rPr>
+        <w:t xml:space="preserve">The third CIF may show </w:t>
+      </w:r>
+      <w:r>
+        <w:rPr>
+          <w:b/>
+          <w:bCs/>
+          <w:lang w:val="en-AE"/>
+        </w:rPr>
+        <w:t>Closed (Exit Status)</w:t>
+      </w:r>
+      <w:r>
+        <w:rPr>
+          <w:lang w:val="en-AE"/>
+        </w:rPr>
+        <w:t>.</w:t>
+      </w:r>
+    </w:p>
+    <w:p>
+      <w:pPr>
+        <w:numPr>
+          <w:ilvl w:val="0"/>
+          <w:numId w:val="1"/>
+        </w:numPr>
+        <w:rPr>
+          <w:lang w:val="en-AE"/>
+        </w:rPr>
+      </w:pPr>
+      <w:r>
+        <w:rPr>
+          <w:lang w:val="en-AE"/>
+        </w:rPr>
+        <w:t xml:space="preserve">However, </w:t>
+      </w:r>
+      <w:r>
+        <w:rPr>
+          <w:b/>
+          <w:bCs/>
+          <w:lang w:val="en-AE"/>
+        </w:rPr>
+        <w:t>one CIF should not show all three different statuses</w:t>
+      </w:r>
+      <w:r>
+        <w:rPr>
+          <w:lang w:val="en-AE"/>
+        </w:rPr>
+        <w:t>.</w:t>
+      </w:r>
+    </w:p>
+    <w:p>
+      <w:pPr>
+        <w:rPr>
+          <w:lang w:val="en-AE"/>
+        </w:rPr>
+      </w:pPr>
+      <w:r>
+        <w:rPr>
+          <w:lang w:val="en-AE"/>
+        </w:rPr>
+        <w:t xml:space="preserve">Please consider a hypothetical scenario where the dedupe result shows </w:t>
+      </w:r>
+      <w:r>
+        <w:rPr>
+          <w:b/>
+          <w:bCs/>
+          <w:lang w:val="en-AE"/>
+        </w:rPr>
+        <w:t>Exact Match, Near Match, and Closed</w:t>
+      </w:r>
+      <w:r>
+        <w:rPr>
+          <w:lang w:val="en-AE"/>
+        </w:rPr>
+        <w:t xml:space="preserve"> for the same CIF and all three are displayed to the business user. This will only confuse the </w:t>
+      </w:r>
+      <w:proofErr w:type="gramStart"/>
+      <w:r>
+        <w:rPr>
+          <w:lang w:val="en-AE"/>
+        </w:rPr>
+        <w:t>user</w:t>
+      </w:r>
+      <w:proofErr w:type="gramEnd"/>
+      <w:r>
+        <w:rPr>
+          <w:lang w:val="en-AE"/>
+        </w:rPr>
+        <w:t xml:space="preserve"> and they will not know which result to select.</w:t>
+      </w:r>
+    </w:p>
+    <w:p>
+      <w:pPr>
+        <w:rPr>
+          <w:lang w:val="en-AE"/>
+        </w:rPr>
+      </w:pPr>
+      <w:r>
+        <w:rPr>
+          <w:lang w:val="en-AE"/>
+        </w:rPr>
+        <w:t xml:space="preserve">Please review the logic against the EA document, </w:t>
+      </w:r>
+      <w:r>
+        <w:rPr>
+          <w:b/>
+          <w:bCs/>
+          <w:lang w:val="en-AE"/>
+        </w:rPr>
+        <w:t>fix the issue accordingly, and provide the updated response</w:t>
+      </w:r>
+      <w:r>
+        <w:rPr>
+          <w:lang w:val="en-AE"/>
+        </w:rPr>
+        <w:t>.</w:t>
       </w:r>
     </w:p>
     <w:p>
@@ -151,6 +303,163 @@
     </w:sectPr>
   </w:body>
 </w:document>
+</file>
+
+<file path=word/numbering.xml><?xml version="1.0" encoding="utf-8"?>
+<w:numbering xmlns:wpc="http://schemas.microsoft.com/office/word/2010/wordprocessingCanvas" xmlns:cx="http://schemas.microsoft.com/office/drawing/2014/chartex" xmlns:cx1="http://schemas.microsoft.com/office/drawing/2015/9/8/chartex" xmlns:cx2="http://schemas.microsoft.com/office/drawing/2015/10/21/chartex" xmlns:cx3="http://schemas.microsoft.com/office/drawing/2016/5/9/chartex" xmlns:cx4="http://schemas.microsoft.com/office/drawing/2016/5/10/chartex" xmlns:cx5="http://schemas.microsoft.com/office/drawing/2016/5/11/chartex" xmlns:cx6="http://schemas.microsoft.com/office/drawing/2016/5/12/chartex" xmlns:cx7="http://schemas.microsoft.com/office/drawing/2016/5/13/chartex" xmlns:cx8="http://schemas.microsoft.com/office/drawing/2016/5/14/chartex" xmlns:mc="http://schemas.openxmlformats.org/markup-compatibility/2006" xmlns:aink="http://schemas.microsoft.com/office/drawing/2016/ink" xmlns:am3d="http://schemas.microsoft.com/office/drawing/2017/model3d" xmlns:o="urn:schemas-microsoft-com:office:office" xmlns:oel="http://schemas.microsoft.com/office/2019/extlst" xmlns:r="http://schemas.openxmlformats.org/officeDocument/2006/relationships" xmlns:m="http://schemas.openxmlformats.org/officeDocument/2006/math" xmlns:v="urn:schemas-microsoft-com:vml" xmlns:wp14="http://schemas.microsoft.com/office/word/2010/wordprocessingDrawing" xmlns:wp="http://schemas.openxmlformats.org/drawingml/2006/wordprocessingDrawing" xmlns:w10="urn:schemas-microsoft-com:office:word" xmlns:w="http://schemas.openxmlformats.org/wordprocessingml/2006/main" xmlns:w14="http://schemas.microsoft.com/office/word/2010/wordml" xmlns:w15="http://schemas.microsoft.com/office/word/2012/wordml" xmlns:w16cex="http://schemas.microsoft.com/office/word/2018/wordml/cex" xmlns:w16cid="http://schemas.microsoft.com/office/word/2016/wordml/cid" xmlns:w16="http://schemas.microsoft.com/office/word/2018/wordml" xmlns:w16du="http://schemas.microsoft.com/office/word/2023/wordml/word16du" xmlns:w16sdtdh="http://schemas.microsoft.com/office/word/2020/wordml/sdtdatahash" xmlns:w16sdtfl="http://schemas.microsoft.com/office/word/2024/wordml/sdtformatlock" xmlns:w16se="http://schemas.microsoft.com/office/word/2015/wordml/symex" xmlns:wpg="http://schemas.microsoft.com/office/word/2010/wordprocessingGroup" xmlns:wpi="http://schemas.microsoft.com/office/word/2010/wordprocessingInk" xmlns:wne="http://schemas.microsoft.com/office/word/2006/wordml" xmlns:wps="http://schemas.microsoft.com/office/word/2010/wordprocessingShape" mc:Ignorable="w14 w15 w16se w16cid w16 w16cex w16sdtdh w16sdtfl w16du wp14">
+  <w:abstractNum w:abstractNumId="0" w15:restartNumberingAfterBreak="0">
+    <w:nsid w:val="494E049E"/>
+    <w:multiLevelType w:val="multilevel"/>
+    <w:tmpl w:val="8774E684"/>
+    <w:lvl w:ilvl="0">
+      <w:start w:val="1"/>
+      <w:numFmt w:val="bullet"/>
+      <w:lvlText w:val=""/>
+      <w:lvlJc w:val="left"/>
+      <w:pPr>
+        <w:tabs>
+          <w:tab w:val="num" w:pos="720"/>
+        </w:tabs>
+        <w:ind w:left="720" w:hanging="360"/>
+      </w:pPr>
+      <w:rPr>
+        <w:rFonts w:ascii="Symbol" w:hAnsi="Symbol" w:hint="default"/>
+        <w:sz w:val="20"/>
+      </w:rPr>
+    </w:lvl>
+    <w:lvl w:ilvl="1" w:tentative="1">
+      <w:start w:val="1"/>
+      <w:numFmt w:val="bullet"/>
+      <w:lvlText w:val="o"/>
+      <w:lvlJc w:val="left"/>
+      <w:pPr>
+        <w:tabs>
+          <w:tab w:val="num" w:pos="1440"/>
+        </w:tabs>
+        <w:ind w:left="1440" w:hanging="360"/>
+      </w:pPr>
+      <w:rPr>
+        <w:rFonts w:ascii="Courier New" w:hAnsi="Courier New" w:hint="default"/>
+        <w:sz w:val="20"/>
+      </w:rPr>
+    </w:lvl>
+    <w:lvl w:ilvl="2" w:tentative="1">
+      <w:start w:val="1"/>
+      <w:numFmt w:val="bullet"/>
+      <w:lvlText w:val=""/>
+      <w:lvlJc w:val="left"/>
+      <w:pPr>
+        <w:tabs>
+          <w:tab w:val="num" w:pos="2160"/>
+        </w:tabs>
+        <w:ind w:left="2160" w:hanging="360"/>
+      </w:pPr>
+      <w:rPr>
+        <w:rFonts w:ascii="Wingdings" w:hAnsi="Wingdings" w:hint="default"/>
+        <w:sz w:val="20"/>
+      </w:rPr>
+    </w:lvl>
+    <w:lvl w:ilvl="3" w:tentative="1">
+      <w:start w:val="1"/>
+      <w:numFmt w:val="bullet"/>
+      <w:lvlText w:val=""/>
+      <w:lvlJc w:val="left"/>
+      <w:pPr>
+        <w:tabs>
+          <w:tab w:val="num" w:pos="2880"/>
+        </w:tabs>
+        <w:ind w:left="2880" w:hanging="360"/>
+      </w:pPr>
+      <w:rPr>
+        <w:rFonts w:ascii="Wingdings" w:hAnsi="Wingdings" w:hint="default"/>
+        <w:sz w:val="20"/>
+      </w:rPr>
+    </w:lvl>
+    <w:lvl w:ilvl="4" w:tentative="1">
+      <w:start w:val="1"/>
+      <w:numFmt w:val="bullet"/>
+      <w:lvlText w:val=""/>
+      <w:lvlJc w:val="left"/>
+      <w:pPr>
+        <w:tabs>
+          <w:tab w:val="num" w:pos="3600"/>
+        </w:tabs>
+        <w:ind w:left="3600" w:hanging="360"/>
+      </w:pPr>
+      <w:rPr>
+        <w:rFonts w:ascii="Wingdings" w:hAnsi="Wingdings" w:hint="default"/>
+        <w:sz w:val="20"/>
+      </w:rPr>
+    </w:lvl>
+    <w:lvl w:ilvl="5" w:tentative="1">
+      <w:start w:val="1"/>
+      <w:numFmt w:val="bullet"/>
+      <w:lvlText w:val=""/>
+      <w:lvlJc w:val="left"/>
+      <w:pPr>
+        <w:tabs>
+          <w:tab w:val="num" w:pos="4320"/>
+        </w:tabs>
+        <w:ind w:left="4320" w:hanging="360"/>
+      </w:pPr>
+      <w:rPr>
+        <w:rFonts w:ascii="Wingdings" w:hAnsi="Wingdings" w:hint="default"/>
+        <w:sz w:val="20"/>
+      </w:rPr>
+    </w:lvl>
+    <w:lvl w:ilvl="6" w:tentative="1">
+      <w:start w:val="1"/>
+      <w:numFmt w:val="bullet"/>
+      <w:lvlText w:val=""/>
+      <w:lvlJc w:val="left"/>
+      <w:pPr>
+        <w:tabs>
+          <w:tab w:val="num" w:pos="5040"/>
+        </w:tabs>
+        <w:ind w:left="5040" w:hanging="360"/>
+      </w:pPr>
+      <w:rPr>
+        <w:rFonts w:ascii="Wingdings" w:hAnsi="Wingdings" w:hint="default"/>
+        <w:sz w:val="20"/>
+      </w:rPr>
+    </w:lvl>
+    <w:lvl w:ilvl="7" w:tentative="1">
+      <w:start w:val="1"/>
+      <w:numFmt w:val="bullet"/>
+      <w:lvlText w:val=""/>
+      <w:lvlJc w:val="left"/>
+      <w:pPr>
+        <w:tabs>
+          <w:tab w:val="num" w:pos="5760"/>
+        </w:tabs>
+        <w:ind w:left="5760" w:hanging="360"/>
+      </w:pPr>
+      <w:rPr>
+        <w:rFonts w:ascii="Wingdings" w:hAnsi="Wingdings" w:hint="default"/>
+        <w:sz w:val="20"/>
+      </w:rPr>
+    </w:lvl>
+    <w:lvl w:ilvl="8" w:tentative="1">
+      <w:start w:val="1"/>
+      <w:numFmt w:val="bullet"/>
+      <w:lvlText w:val=""/>
+      <w:lvlJc w:val="left"/>
+      <w:pPr>
+        <w:tabs>
+          <w:tab w:val="num" w:pos="6480"/>
+        </w:tabs>
+        <w:ind w:left="6480" w:hanging="360"/>
+      </w:pPr>
+      <w:rPr>
+        <w:rFonts w:ascii="Wingdings" w:hAnsi="Wingdings" w:hint="default"/>
+        <w:sz w:val="20"/>
+      </w:rPr>
+    </w:lvl>
+  </w:abstractNum>
+  <w:num w:numId="1" w16cid:durableId="37828697">
+    <w:abstractNumId w:val="0"/>
+  </w:num>
+</w:numbering>
 </file>
 
 <file path=word/styles.xml><?xml version="1.0" encoding="utf-8"?>

--- a/Requested too busy.docx
+++ b/Requested too busy.docx
@@ -5,74 +5,53 @@
     <w:p>
       <w:pPr>
         <w:rPr>
-          <w:lang w:val="en-AE"/>
-        </w:rPr>
-      </w:pPr>
-      <w:r>
-        <w:rPr>
-          <w:lang w:val="en-AE"/>
-        </w:rPr>
-        <w:t>Dear Osama,</w:t>
-      </w:r>
-    </w:p>
-    <w:p>
-      <w:pPr>
-        <w:rPr>
-          <w:lang w:val="en-AE"/>
-        </w:rPr>
-      </w:pPr>
-      <w:r>
-        <w:rPr>
-          <w:lang w:val="en-AE"/>
-        </w:rPr>
-        <w:t>Okay, let us go by the EA document.</w:t>
-      </w:r>
-    </w:p>
-    <w:p>
-      <w:pPr>
-        <w:rPr>
-          <w:lang w:val="en-AE"/>
-        </w:rPr>
-      </w:pPr>
-      <w:r>
-        <w:rPr>
-          <w:lang w:val="en-AE"/>
-        </w:rPr>
-        <w:t xml:space="preserve">In the solution scenario mentioned in the below email, do you see anywhere that it says a </w:t>
-      </w:r>
-      <w:r>
-        <w:rPr>
           <w:b/>
           <w:bCs/>
           <w:lang w:val="en-AE"/>
         </w:rPr>
-        <w:t>single CIF can have all three statuses – Near Match, Match, and Closed (Exit Status)</w:t>
-      </w:r>
-      <w:r>
-        <w:rPr>
-          <w:lang w:val="en-AE"/>
-        </w:rPr>
-        <w:t>?</w:t>
-      </w:r>
-    </w:p>
-    <w:p>
-      <w:pPr>
-        <w:rPr>
-          <w:lang w:val="en-AE"/>
-        </w:rPr>
-      </w:pPr>
-      <w:r>
-        <w:rPr>
-          <w:lang w:val="en-AE"/>
-        </w:rPr>
-        <w:t>Logically, my understanding of the EA is:</w:t>
+      </w:pPr>
+      <w:r>
+        <w:rPr>
+          <w:b/>
+          <w:bCs/>
+          <w:lang w:val="en-AE"/>
+        </w:rPr>
+        <w:t>Phase 1 – ~445 Normal Pages</w:t>
+      </w:r>
+    </w:p>
+    <w:p>
+      <w:pPr>
+        <w:rPr>
+          <w:lang w:val="en-AE"/>
+        </w:rPr>
+      </w:pPr>
+      <w:r>
+        <w:rPr>
+          <w:b/>
+          <w:bCs/>
+          <w:lang w:val="en-AE"/>
+        </w:rPr>
+        <w:t>Estimated effort: 9–15 person-days</w:t>
+      </w:r>
+    </w:p>
+    <w:p>
+      <w:pPr>
+        <w:rPr>
+          <w:lang w:val="en-AE"/>
+        </w:rPr>
+      </w:pPr>
+      <w:r>
+        <w:rPr>
+          <w:lang w:val="en-AE"/>
+        </w:rPr>
+        <w:t>Implementation includes:</w:t>
       </w:r>
     </w:p>
     <w:p>
       <w:pPr>
         <w:numPr>
           <w:ilvl w:val="0"/>
-          <w:numId w:val="1"/>
+          <w:numId w:val="2"/>
         </w:numPr>
         <w:rPr>
           <w:lang w:val="en-AE"/>
@@ -82,7 +61,144 @@
         <w:rPr>
           <w:lang w:val="en-AE"/>
         </w:rPr>
-        <w:t xml:space="preserve">If there are </w:t>
+        <w:t xml:space="preserve">Server-side C# authentication and authorization. </w:t>
+      </w:r>
+    </w:p>
+    <w:p>
+      <w:pPr>
+        <w:numPr>
+          <w:ilvl w:val="0"/>
+          <w:numId w:val="2"/>
+        </w:numPr>
+        <w:rPr>
+          <w:lang w:val="en-AE"/>
+        </w:rPr>
+      </w:pPr>
+      <w:r>
+        <w:rPr>
+          <w:lang w:val="en-AE"/>
+        </w:rPr>
+        <w:t>Session/</w:t>
+      </w:r>
+      <w:proofErr w:type="spellStart"/>
+      <w:r>
+        <w:rPr>
+          <w:lang w:val="en-AE"/>
+        </w:rPr>
+        <w:t>UserID</w:t>
+      </w:r>
+      <w:proofErr w:type="spellEnd"/>
+      <w:r>
+        <w:rPr>
+          <w:lang w:val="en-AE"/>
+        </w:rPr>
+        <w:t xml:space="preserve"> validation. </w:t>
+      </w:r>
+    </w:p>
+    <w:p>
+      <w:pPr>
+        <w:numPr>
+          <w:ilvl w:val="0"/>
+          <w:numId w:val="2"/>
+        </w:numPr>
+        <w:rPr>
+          <w:lang w:val="en-AE"/>
+        </w:rPr>
+      </w:pPr>
+      <w:r>
+        <w:rPr>
+          <w:lang w:val="en-AE"/>
+        </w:rPr>
+        <w:t xml:space="preserve">Prevention of direct URL access. </w:t>
+      </w:r>
+    </w:p>
+    <w:p>
+      <w:pPr>
+        <w:numPr>
+          <w:ilvl w:val="0"/>
+          <w:numId w:val="2"/>
+        </w:numPr>
+        <w:rPr>
+          <w:lang w:val="en-AE"/>
+        </w:rPr>
+      </w:pPr>
+      <w:r>
+        <w:rPr>
+          <w:lang w:val="en-AE"/>
+        </w:rPr>
+        <w:t xml:space="preserve">JavaScript frame validation. </w:t>
+      </w:r>
+    </w:p>
+    <w:p>
+      <w:pPr>
+        <w:numPr>
+          <w:ilvl w:val="0"/>
+          <w:numId w:val="2"/>
+        </w:numPr>
+        <w:rPr>
+          <w:lang w:val="en-AE"/>
+        </w:rPr>
+      </w:pPr>
+      <w:proofErr w:type="gramStart"/>
+      <w:r>
+        <w:rPr>
+          <w:lang w:val="en-AE"/>
+        </w:rPr>
+        <w:t>Slow-network</w:t>
+      </w:r>
+      <w:proofErr w:type="gramEnd"/>
+      <w:r>
+        <w:rPr>
+          <w:lang w:val="en-AE"/>
+        </w:rPr>
+        <w:t xml:space="preserve">/throttling protection. </w:t>
+      </w:r>
+    </w:p>
+    <w:p>
+      <w:pPr>
+        <w:numPr>
+          <w:ilvl w:val="0"/>
+          <w:numId w:val="2"/>
+        </w:numPr>
+        <w:rPr>
+          <w:lang w:val="en-AE"/>
+        </w:rPr>
+      </w:pPr>
+      <w:r>
+        <w:rPr>
+          <w:lang w:val="en-AE"/>
+        </w:rPr>
+        <w:t xml:space="preserve">Page-level implementation and validation. </w:t>
+      </w:r>
+    </w:p>
+    <w:p>
+      <w:pPr>
+        <w:numPr>
+          <w:ilvl w:val="0"/>
+          <w:numId w:val="2"/>
+        </w:numPr>
+        <w:rPr>
+          <w:lang w:val="en-AE"/>
+        </w:rPr>
+      </w:pPr>
+      <w:r>
+        <w:rPr>
+          <w:lang w:val="en-AE"/>
+        </w:rPr>
+        <w:t xml:space="preserve">Regression testing of existing functionality. </w:t>
+      </w:r>
+    </w:p>
+    <w:p>
+      <w:pPr>
+        <w:rPr>
+          <w:lang w:val="en-AE"/>
+        </w:rPr>
+      </w:pPr>
+      <w:r>
+        <w:rPr>
+          <w:lang w:val="en-AE"/>
+        </w:rPr>
+        <w:t xml:space="preserve">The productivity is estimated at </w:t>
       </w:r>
       <w:r>
         <w:rPr>
@@ -90,34 +206,97 @@
           <w:bCs/>
           <w:lang w:val="en-AE"/>
         </w:rPr>
-        <w:t>3 different CIFs</w:t>
-      </w:r>
-      <w:r>
-        <w:rPr>
-          <w:lang w:val="en-AE"/>
-        </w:rPr>
-        <w:t xml:space="preserve">, one CIF may show </w:t>
-      </w:r>
-      <w:r>
+        <w:t>30–50 pages/day</w:t>
+      </w:r>
+      <w:r>
+        <w:rPr>
+          <w:lang w:val="en-AE"/>
+        </w:rPr>
+        <w:t>, since these pages use the common security mechanism.</w:t>
+      </w:r>
+    </w:p>
+    <w:p>
+      <w:pPr>
+        <w:rPr>
+          <w:lang w:val="en-AE"/>
+        </w:rPr>
+      </w:pPr>
+      <w:r>
+        <w:rPr>
+          <w:lang w:val="en-AE"/>
+        </w:rPr>
+        <w:pict w14:anchorId="521378C5">
+          <v:rect id="_x0000_i1031" style="width:0;height:1.5pt" o:hralign="center" o:hrstd="t" o:hr="t" fillcolor="#a0a0a0" stroked="f"/>
+        </w:pict>
+      </w:r>
+    </w:p>
+    <w:p>
+      <w:pPr>
         <w:rPr>
           <w:b/>
           <w:bCs/>
           <w:lang w:val="en-AE"/>
         </w:rPr>
-        <w:t>Exact Match</w:t>
-      </w:r>
-      <w:r>
-        <w:rPr>
-          <w:lang w:val="en-AE"/>
-        </w:rPr>
-        <w:t>.</w:t>
+      </w:pPr>
+      <w:r>
+        <w:rPr>
+          <w:b/>
+          <w:bCs/>
+          <w:lang w:val="en-AE"/>
+        </w:rPr>
+        <w:t>Phase 2 – ~270 Pages</w:t>
+      </w:r>
+    </w:p>
+    <w:p>
+      <w:pPr>
+        <w:rPr>
+          <w:b/>
+          <w:bCs/>
+          <w:lang w:val="en-AE"/>
+        </w:rPr>
+      </w:pPr>
+      <w:r>
+        <w:rPr>
+          <w:b/>
+          <w:bCs/>
+          <w:lang w:val="en-AE"/>
+        </w:rPr>
+        <w:t>A. ~220 Workflow Pages</w:t>
+      </w:r>
+    </w:p>
+    <w:p>
+      <w:pPr>
+        <w:rPr>
+          <w:lang w:val="en-AE"/>
+        </w:rPr>
+      </w:pPr>
+      <w:r>
+        <w:rPr>
+          <w:b/>
+          <w:bCs/>
+          <w:lang w:val="en-AE"/>
+        </w:rPr>
+        <w:t>Estimated effort: 8–12 person-days</w:t>
+      </w:r>
+    </w:p>
+    <w:p>
+      <w:pPr>
+        <w:rPr>
+          <w:lang w:val="en-AE"/>
+        </w:rPr>
+      </w:pPr>
+      <w:r>
+        <w:rPr>
+          <w:lang w:val="en-AE"/>
+        </w:rPr>
+        <w:t>Although the common C# and JavaScript mechanism will be reused, additional effort is required for:</w:t>
       </w:r>
     </w:p>
     <w:p>
       <w:pPr>
         <w:numPr>
           <w:ilvl w:val="0"/>
-          <w:numId w:val="1"/>
+          <w:numId w:val="3"/>
         </w:numPr>
         <w:rPr>
           <w:lang w:val="en-AE"/>
@@ -127,28 +306,215 @@
         <w:rPr>
           <w:lang w:val="en-AE"/>
         </w:rPr>
-        <w:t xml:space="preserve">Another CIF may show </w:t>
-      </w:r>
-      <w:r>
+        <w:t xml:space="preserve">Workflow-specific navigation validation. </w:t>
+      </w:r>
+    </w:p>
+    <w:p>
+      <w:pPr>
+        <w:numPr>
+          <w:ilvl w:val="0"/>
+          <w:numId w:val="3"/>
+        </w:numPr>
+        <w:rPr>
+          <w:lang w:val="en-AE"/>
+        </w:rPr>
+      </w:pPr>
+      <w:r>
+        <w:rPr>
+          <w:lang w:val="en-AE"/>
+        </w:rPr>
+        <w:t xml:space="preserve">Page-to-page transition validation. </w:t>
+      </w:r>
+    </w:p>
+    <w:p>
+      <w:pPr>
+        <w:numPr>
+          <w:ilvl w:val="0"/>
+          <w:numId w:val="3"/>
+        </w:numPr>
+        <w:rPr>
+          <w:lang w:val="en-AE"/>
+        </w:rPr>
+      </w:pPr>
+      <w:r>
+        <w:rPr>
+          <w:lang w:val="en-AE"/>
+        </w:rPr>
+        <w:t xml:space="preserve">Authentication/authorization checks across workflow journeys. </w:t>
+      </w:r>
+    </w:p>
+    <w:p>
+      <w:pPr>
+        <w:numPr>
+          <w:ilvl w:val="0"/>
+          <w:numId w:val="3"/>
+        </w:numPr>
+        <w:rPr>
+          <w:lang w:val="en-AE"/>
+        </w:rPr>
+      </w:pPr>
+      <w:r>
+        <w:rPr>
+          <w:lang w:val="en-AE"/>
+        </w:rPr>
+        <w:t xml:space="preserve">Direct URL access validation. </w:t>
+      </w:r>
+    </w:p>
+    <w:p>
+      <w:pPr>
+        <w:numPr>
+          <w:ilvl w:val="0"/>
+          <w:numId w:val="3"/>
+        </w:numPr>
+        <w:rPr>
+          <w:lang w:val="en-AE"/>
+        </w:rPr>
+      </w:pPr>
+      <w:proofErr w:type="gramStart"/>
+      <w:r>
+        <w:rPr>
+          <w:lang w:val="en-AE"/>
+        </w:rPr>
+        <w:t>Slow-network</w:t>
+      </w:r>
+      <w:proofErr w:type="gramEnd"/>
+      <w:r>
+        <w:rPr>
+          <w:lang w:val="en-AE"/>
+        </w:rPr>
+        <w:t xml:space="preserve">/throttling scenarios. </w:t>
+      </w:r>
+    </w:p>
+    <w:p>
+      <w:pPr>
+        <w:numPr>
+          <w:ilvl w:val="0"/>
+          <w:numId w:val="3"/>
+        </w:numPr>
+        <w:rPr>
+          <w:lang w:val="en-AE"/>
+        </w:rPr>
+      </w:pPr>
+      <w:r>
+        <w:rPr>
+          <w:lang w:val="en-AE"/>
+        </w:rPr>
+        <w:t xml:space="preserve">Regression testing of existing workflow functionality. </w:t>
+      </w:r>
+    </w:p>
+    <w:p>
+      <w:pPr>
+        <w:rPr>
+          <w:lang w:val="en-AE"/>
+        </w:rPr>
+      </w:pPr>
+      <w:r>
+        <w:rPr>
+          <w:lang w:val="en-AE"/>
+        </w:rPr>
+        <w:t>The workflow pages are therefore handled separately to reduce the risk of impacting critical business journeys.</w:t>
+      </w:r>
+    </w:p>
+    <w:p>
+      <w:pPr>
         <w:rPr>
           <w:b/>
           <w:bCs/>
           <w:lang w:val="en-AE"/>
         </w:rPr>
-        <w:t>Near Match</w:t>
-      </w:r>
-      <w:r>
-        <w:rPr>
-          <w:lang w:val="en-AE"/>
-        </w:rPr>
-        <w:t>.</w:t>
+      </w:pPr>
+      <w:r>
+        <w:rPr>
+          <w:b/>
+          <w:bCs/>
+          <w:lang w:val="en-AE"/>
+        </w:rPr>
+        <w:t>B. ~50 Query String Pages</w:t>
+      </w:r>
+    </w:p>
+    <w:p>
+      <w:pPr>
+        <w:rPr>
+          <w:lang w:val="en-AE"/>
+        </w:rPr>
+      </w:pPr>
+      <w:r>
+        <w:rPr>
+          <w:b/>
+          <w:bCs/>
+          <w:lang w:val="en-AE"/>
+        </w:rPr>
+        <w:t>Estimated effort: 25 person-days</w:t>
+      </w:r>
+    </w:p>
+    <w:p>
+      <w:pPr>
+        <w:rPr>
+          <w:lang w:val="en-AE"/>
+        </w:rPr>
+      </w:pPr>
+      <w:r>
+        <w:rPr>
+          <w:b/>
+          <w:bCs/>
+          <w:lang w:val="en-AE"/>
+        </w:rPr>
+        <w:t>Calculation:</w:t>
+      </w:r>
+    </w:p>
+    <w:p>
+      <w:pPr>
+        <w:rPr>
+          <w:lang w:val="en-AE"/>
+        </w:rPr>
+      </w:pPr>
+      <w:r>
+        <w:rPr>
+          <w:lang w:val="en-AE"/>
+        </w:rPr>
+        <w:t xml:space="preserve">50 pages × 4 hours/page = </w:t>
+      </w:r>
+      <w:r>
+        <w:rPr>
+          <w:b/>
+          <w:bCs/>
+          <w:lang w:val="en-AE"/>
+        </w:rPr>
+        <w:t>200 hours = 25 person-days</w:t>
+      </w:r>
+    </w:p>
+    <w:p>
+      <w:pPr>
+        <w:rPr>
+          <w:lang w:val="en-AE"/>
+        </w:rPr>
+      </w:pPr>
+      <w:r>
+        <w:rPr>
+          <w:lang w:val="en-AE"/>
+        </w:rPr>
+        <w:lastRenderedPageBreak/>
+        <w:t>These pages require additional implementation because authorization is linked to the Query String.</w:t>
+      </w:r>
+    </w:p>
+    <w:p>
+      <w:pPr>
+        <w:rPr>
+          <w:lang w:val="en-AE"/>
+        </w:rPr>
+      </w:pPr>
+      <w:r>
+        <w:rPr>
+          <w:lang w:val="en-AE"/>
+        </w:rPr>
+        <w:t>For each page:</w:t>
       </w:r>
     </w:p>
     <w:p>
       <w:pPr>
         <w:numPr>
           <w:ilvl w:val="0"/>
-          <w:numId w:val="1"/>
+          <w:numId w:val="4"/>
         </w:numPr>
         <w:rPr>
           <w:lang w:val="en-AE"/>
@@ -158,28 +524,14 @@
         <w:rPr>
           <w:lang w:val="en-AE"/>
         </w:rPr>
-        <w:t xml:space="preserve">The third CIF may show </w:t>
-      </w:r>
-      <w:r>
-        <w:rPr>
-          <w:b/>
-          <w:bCs/>
-          <w:lang w:val="en-AE"/>
-        </w:rPr>
-        <w:t>Closed (Exit Status)</w:t>
-      </w:r>
-      <w:r>
-        <w:rPr>
-          <w:lang w:val="en-AE"/>
-        </w:rPr>
-        <w:t>.</w:t>
+        <w:t xml:space="preserve">Encrypt the Query String. </w:t>
       </w:r>
     </w:p>
     <w:p>
       <w:pPr>
         <w:numPr>
           <w:ilvl w:val="0"/>
-          <w:numId w:val="1"/>
+          <w:numId w:val="4"/>
         </w:numPr>
         <w:rPr>
           <w:lang w:val="en-AE"/>
@@ -189,109 +541,137 @@
         <w:rPr>
           <w:lang w:val="en-AE"/>
         </w:rPr>
-        <w:t xml:space="preserve">However, </w:t>
-      </w:r>
-      <w:r>
-        <w:rPr>
-          <w:b/>
-          <w:bCs/>
-          <w:lang w:val="en-AE"/>
-        </w:rPr>
-        <w:t>one CIF should not show all three different statuses</w:t>
-      </w:r>
-      <w:r>
-        <w:rPr>
-          <w:lang w:val="en-AE"/>
-        </w:rPr>
-        <w:t>.</w:t>
-      </w:r>
-    </w:p>
-    <w:p>
-      <w:pPr>
-        <w:rPr>
-          <w:lang w:val="en-AE"/>
-        </w:rPr>
-      </w:pPr>
-      <w:r>
-        <w:rPr>
-          <w:lang w:val="en-AE"/>
-        </w:rPr>
-        <w:t xml:space="preserve">Please consider a hypothetical scenario where the dedupe result shows </w:t>
-      </w:r>
-      <w:r>
-        <w:rPr>
-          <w:b/>
-          <w:bCs/>
-          <w:lang w:val="en-AE"/>
-        </w:rPr>
-        <w:t>Exact Match, Near Match, and Closed</w:t>
-      </w:r>
-      <w:r>
-        <w:rPr>
-          <w:lang w:val="en-AE"/>
-        </w:rPr>
-        <w:t xml:space="preserve"> for the same CIF and all three are displayed to the business user. This will only confuse the </w:t>
-      </w:r>
-      <w:proofErr w:type="gramStart"/>
-      <w:r>
-        <w:rPr>
-          <w:lang w:val="en-AE"/>
-        </w:rPr>
-        <w:t>user</w:t>
-      </w:r>
-      <w:proofErr w:type="gramEnd"/>
-      <w:r>
-        <w:rPr>
-          <w:lang w:val="en-AE"/>
-        </w:rPr>
-        <w:t xml:space="preserve"> and they will not know which result to select.</w:t>
-      </w:r>
-    </w:p>
-    <w:p>
-      <w:pPr>
-        <w:rPr>
-          <w:lang w:val="en-AE"/>
-        </w:rPr>
-      </w:pPr>
-      <w:r>
-        <w:rPr>
-          <w:lang w:val="en-AE"/>
-        </w:rPr>
-        <w:t xml:space="preserve">Please review the logic against the EA document, </w:t>
-      </w:r>
-      <w:r>
-        <w:rPr>
-          <w:b/>
-          <w:bCs/>
-          <w:lang w:val="en-AE"/>
-        </w:rPr>
-        <w:t>fix the issue accordingly, and provide the updated response</w:t>
-      </w:r>
-      <w:r>
-        <w:rPr>
-          <w:lang w:val="en-AE"/>
-        </w:rPr>
-        <w:t>.</w:t>
-      </w:r>
-    </w:p>
-    <w:p>
-      <w:pPr>
-        <w:rPr>
-          <w:lang w:val="en-AE"/>
-        </w:rPr>
-      </w:pPr>
-      <w:r>
-        <w:rPr>
-          <w:lang w:val="en-AE"/>
-        </w:rPr>
-        <w:t>Regards,</w:t>
-      </w:r>
-      <w:r>
-        <w:rPr>
-          <w:lang w:val="en-AE"/>
-        </w:rPr>
-        <w:br/>
-        <w:t>Hariprasath</w:t>
+        <w:t>Include the authenticated Username/</w:t>
+      </w:r>
+      <w:proofErr w:type="spellStart"/>
+      <w:r>
+        <w:rPr>
+          <w:lang w:val="en-AE"/>
+        </w:rPr>
+        <w:t>UserID</w:t>
+      </w:r>
+      <w:proofErr w:type="spellEnd"/>
+      <w:r>
+        <w:rPr>
+          <w:lang w:val="en-AE"/>
+        </w:rPr>
+        <w:t xml:space="preserve"> in the protected request. </w:t>
+      </w:r>
+    </w:p>
+    <w:p>
+      <w:pPr>
+        <w:numPr>
+          <w:ilvl w:val="0"/>
+          <w:numId w:val="4"/>
+        </w:numPr>
+        <w:rPr>
+          <w:lang w:val="en-AE"/>
+        </w:rPr>
+      </w:pPr>
+      <w:r>
+        <w:rPr>
+          <w:lang w:val="en-AE"/>
+        </w:rPr>
+        <w:t xml:space="preserve">Decrypt the Query String server-side. </w:t>
+      </w:r>
+    </w:p>
+    <w:p>
+      <w:pPr>
+        <w:numPr>
+          <w:ilvl w:val="0"/>
+          <w:numId w:val="4"/>
+        </w:numPr>
+        <w:rPr>
+          <w:lang w:val="en-AE"/>
+        </w:rPr>
+      </w:pPr>
+      <w:r>
+        <w:rPr>
+          <w:lang w:val="en-AE"/>
+        </w:rPr>
+        <w:t xml:space="preserve">Validate the </w:t>
+      </w:r>
+      <w:proofErr w:type="spellStart"/>
+      <w:r>
+        <w:rPr>
+          <w:lang w:val="en-AE"/>
+        </w:rPr>
+        <w:t>UserID</w:t>
+      </w:r>
+      <w:proofErr w:type="spellEnd"/>
+      <w:r>
+        <w:rPr>
+          <w:lang w:val="en-AE"/>
+        </w:rPr>
+        <w:t xml:space="preserve"> against the current authenticated session. </w:t>
+      </w:r>
+    </w:p>
+    <w:p>
+      <w:pPr>
+        <w:numPr>
+          <w:ilvl w:val="0"/>
+          <w:numId w:val="4"/>
+        </w:numPr>
+        <w:rPr>
+          <w:lang w:val="en-AE"/>
+        </w:rPr>
+      </w:pPr>
+      <w:r>
+        <w:rPr>
+          <w:lang w:val="en-AE"/>
+        </w:rPr>
+        <w:t xml:space="preserve">Validate that the Query String has not been modified. </w:t>
+      </w:r>
+    </w:p>
+    <w:p>
+      <w:pPr>
+        <w:numPr>
+          <w:ilvl w:val="0"/>
+          <w:numId w:val="4"/>
+        </w:numPr>
+        <w:rPr>
+          <w:lang w:val="en-AE"/>
+        </w:rPr>
+      </w:pPr>
+      <w:r>
+        <w:rPr>
+          <w:lang w:val="en-AE"/>
+        </w:rPr>
+        <w:t xml:space="preserve">Prevent one user from using another user's URL/data. </w:t>
+      </w:r>
+    </w:p>
+    <w:p>
+      <w:pPr>
+        <w:numPr>
+          <w:ilvl w:val="0"/>
+          <w:numId w:val="4"/>
+        </w:numPr>
+        <w:rPr>
+          <w:lang w:val="en-AE"/>
+        </w:rPr>
+      </w:pPr>
+      <w:r>
+        <w:rPr>
+          <w:lang w:val="en-AE"/>
+        </w:rPr>
+        <w:t xml:space="preserve">Validate existing functionality after encryption. </w:t>
+      </w:r>
+    </w:p>
+    <w:p>
+      <w:pPr>
+        <w:numPr>
+          <w:ilvl w:val="0"/>
+          <w:numId w:val="4"/>
+        </w:numPr>
+        <w:rPr>
+          <w:lang w:val="en-AE"/>
+        </w:rPr>
+      </w:pPr>
+      <w:r>
+        <w:rPr>
+          <w:lang w:val="en-AE"/>
+        </w:rPr>
+        <w:t xml:space="preserve">Perform page-level testing. </w:t>
       </w:r>
     </w:p>
     <w:p/>
@@ -308,6 +688,268 @@
 <file path=word/numbering.xml><?xml version="1.0" encoding="utf-8"?>
 <w:numbering xmlns:wpc="http://schemas.microsoft.com/office/word/2010/wordprocessingCanvas" xmlns:cx="http://schemas.microsoft.com/office/drawing/2014/chartex" xmlns:cx1="http://schemas.microsoft.com/office/drawing/2015/9/8/chartex" xmlns:cx2="http://schemas.microsoft.com/office/drawing/2015/10/21/chartex" xmlns:cx3="http://schemas.microsoft.com/office/drawing/2016/5/9/chartex" xmlns:cx4="http://schemas.microsoft.com/office/drawing/2016/5/10/chartex" xmlns:cx5="http://schemas.microsoft.com/office/drawing/2016/5/11/chartex" xmlns:cx6="http://schemas.microsoft.com/office/drawing/2016/5/12/chartex" xmlns:cx7="http://schemas.microsoft.com/office/drawing/2016/5/13/chartex" xmlns:cx8="http://schemas.microsoft.com/office/drawing/2016/5/14/chartex" xmlns:mc="http://schemas.openxmlformats.org/markup-compatibility/2006" xmlns:aink="http://schemas.microsoft.com/office/drawing/2016/ink" xmlns:am3d="http://schemas.microsoft.com/office/drawing/2017/model3d" xmlns:o="urn:schemas-microsoft-com:office:office" xmlns:oel="http://schemas.microsoft.com/office/2019/extlst" xmlns:r="http://schemas.openxmlformats.org/officeDocument/2006/relationships" xmlns:m="http://schemas.openxmlformats.org/officeDocument/2006/math" xmlns:v="urn:schemas-microsoft-com:vml" xmlns:wp14="http://schemas.microsoft.com/office/word/2010/wordprocessingDrawing" xmlns:wp="http://schemas.openxmlformats.org/drawingml/2006/wordprocessingDrawing" xmlns:w10="urn:schemas-microsoft-com:office:word" xmlns:w="http://schemas.openxmlformats.org/wordprocessingml/2006/main" xmlns:w14="http://schemas.microsoft.com/office/word/2010/wordml" xmlns:w15="http://schemas.microsoft.com/office/word/2012/wordml" xmlns:w16cex="http://schemas.microsoft.com/office/word/2018/wordml/cex" xmlns:w16cid="http://schemas.microsoft.com/office/word/2016/wordml/cid" xmlns:w16="http://schemas.microsoft.com/office/word/2018/wordml" xmlns:w16du="http://schemas.microsoft.com/office/word/2023/wordml/word16du" xmlns:w16sdtdh="http://schemas.microsoft.com/office/word/2020/wordml/sdtdatahash" xmlns:w16sdtfl="http://schemas.microsoft.com/office/word/2024/wordml/sdtformatlock" xmlns:w16se="http://schemas.microsoft.com/office/word/2015/wordml/symex" xmlns:wpg="http://schemas.microsoft.com/office/word/2010/wordprocessingGroup" xmlns:wpi="http://schemas.microsoft.com/office/word/2010/wordprocessingInk" xmlns:wne="http://schemas.microsoft.com/office/word/2006/wordml" xmlns:wps="http://schemas.microsoft.com/office/word/2010/wordprocessingShape" mc:Ignorable="w14 w15 w16se w16cid w16 w16cex w16sdtdh w16sdtfl w16du wp14">
   <w:abstractNum w:abstractNumId="0" w15:restartNumberingAfterBreak="0">
+    <w:nsid w:val="063553C6"/>
+    <w:multiLevelType w:val="multilevel"/>
+    <w:tmpl w:val="39BEB1E2"/>
+    <w:lvl w:ilvl="0">
+      <w:start w:val="1"/>
+      <w:numFmt w:val="decimal"/>
+      <w:lvlText w:val="%1."/>
+      <w:lvlJc w:val="left"/>
+      <w:pPr>
+        <w:tabs>
+          <w:tab w:val="num" w:pos="720"/>
+        </w:tabs>
+        <w:ind w:left="720" w:hanging="360"/>
+      </w:pPr>
+    </w:lvl>
+    <w:lvl w:ilvl="1" w:tentative="1">
+      <w:start w:val="1"/>
+      <w:numFmt w:val="decimal"/>
+      <w:lvlText w:val="%2."/>
+      <w:lvlJc w:val="left"/>
+      <w:pPr>
+        <w:tabs>
+          <w:tab w:val="num" w:pos="1440"/>
+        </w:tabs>
+        <w:ind w:left="1440" w:hanging="360"/>
+      </w:pPr>
+    </w:lvl>
+    <w:lvl w:ilvl="2" w:tentative="1">
+      <w:start w:val="1"/>
+      <w:numFmt w:val="decimal"/>
+      <w:lvlText w:val="%3."/>
+      <w:lvlJc w:val="left"/>
+      <w:pPr>
+        <w:tabs>
+          <w:tab w:val="num" w:pos="2160"/>
+        </w:tabs>
+        <w:ind w:left="2160" w:hanging="360"/>
+      </w:pPr>
+    </w:lvl>
+    <w:lvl w:ilvl="3" w:tentative="1">
+      <w:start w:val="1"/>
+      <w:numFmt w:val="decimal"/>
+      <w:lvlText w:val="%4."/>
+      <w:lvlJc w:val="left"/>
+      <w:pPr>
+        <w:tabs>
+          <w:tab w:val="num" w:pos="2880"/>
+        </w:tabs>
+        <w:ind w:left="2880" w:hanging="360"/>
+      </w:pPr>
+    </w:lvl>
+    <w:lvl w:ilvl="4" w:tentative="1">
+      <w:start w:val="1"/>
+      <w:numFmt w:val="decimal"/>
+      <w:lvlText w:val="%5."/>
+      <w:lvlJc w:val="left"/>
+      <w:pPr>
+        <w:tabs>
+          <w:tab w:val="num" w:pos="3600"/>
+        </w:tabs>
+        <w:ind w:left="3600" w:hanging="360"/>
+      </w:pPr>
+    </w:lvl>
+    <w:lvl w:ilvl="5" w:tentative="1">
+      <w:start w:val="1"/>
+      <w:numFmt w:val="decimal"/>
+      <w:lvlText w:val="%6."/>
+      <w:lvlJc w:val="left"/>
+      <w:pPr>
+        <w:tabs>
+          <w:tab w:val="num" w:pos="4320"/>
+        </w:tabs>
+        <w:ind w:left="4320" w:hanging="360"/>
+      </w:pPr>
+    </w:lvl>
+    <w:lvl w:ilvl="6" w:tentative="1">
+      <w:start w:val="1"/>
+      <w:numFmt w:val="decimal"/>
+      <w:lvlText w:val="%7."/>
+      <w:lvlJc w:val="left"/>
+      <w:pPr>
+        <w:tabs>
+          <w:tab w:val="num" w:pos="5040"/>
+        </w:tabs>
+        <w:ind w:left="5040" w:hanging="360"/>
+      </w:pPr>
+    </w:lvl>
+    <w:lvl w:ilvl="7" w:tentative="1">
+      <w:start w:val="1"/>
+      <w:numFmt w:val="decimal"/>
+      <w:lvlText w:val="%8."/>
+      <w:lvlJc w:val="left"/>
+      <w:pPr>
+        <w:tabs>
+          <w:tab w:val="num" w:pos="5760"/>
+        </w:tabs>
+        <w:ind w:left="5760" w:hanging="360"/>
+      </w:pPr>
+    </w:lvl>
+    <w:lvl w:ilvl="8" w:tentative="1">
+      <w:start w:val="1"/>
+      <w:numFmt w:val="decimal"/>
+      <w:lvlText w:val="%9."/>
+      <w:lvlJc w:val="left"/>
+      <w:pPr>
+        <w:tabs>
+          <w:tab w:val="num" w:pos="6480"/>
+        </w:tabs>
+        <w:ind w:left="6480" w:hanging="360"/>
+      </w:pPr>
+    </w:lvl>
+  </w:abstractNum>
+  <w:abstractNum w:abstractNumId="1" w15:restartNumberingAfterBreak="0">
+    <w:nsid w:val="1251532E"/>
+    <w:multiLevelType w:val="multilevel"/>
+    <w:tmpl w:val="8C588CAC"/>
+    <w:lvl w:ilvl="0">
+      <w:start w:val="1"/>
+      <w:numFmt w:val="bullet"/>
+      <w:lvlText w:val=""/>
+      <w:lvlJc w:val="left"/>
+      <w:pPr>
+        <w:tabs>
+          <w:tab w:val="num" w:pos="720"/>
+        </w:tabs>
+        <w:ind w:left="720" w:hanging="360"/>
+      </w:pPr>
+      <w:rPr>
+        <w:rFonts w:ascii="Symbol" w:hAnsi="Symbol" w:hint="default"/>
+        <w:sz w:val="20"/>
+      </w:rPr>
+    </w:lvl>
+    <w:lvl w:ilvl="1" w:tentative="1">
+      <w:start w:val="1"/>
+      <w:numFmt w:val="bullet"/>
+      <w:lvlText w:val="o"/>
+      <w:lvlJc w:val="left"/>
+      <w:pPr>
+        <w:tabs>
+          <w:tab w:val="num" w:pos="1440"/>
+        </w:tabs>
+        <w:ind w:left="1440" w:hanging="360"/>
+      </w:pPr>
+      <w:rPr>
+        <w:rFonts w:ascii="Courier New" w:hAnsi="Courier New" w:hint="default"/>
+        <w:sz w:val="20"/>
+      </w:rPr>
+    </w:lvl>
+    <w:lvl w:ilvl="2" w:tentative="1">
+      <w:start w:val="1"/>
+      <w:numFmt w:val="bullet"/>
+      <w:lvlText w:val=""/>
+      <w:lvlJc w:val="left"/>
+      <w:pPr>
+        <w:tabs>
+          <w:tab w:val="num" w:pos="2160"/>
+        </w:tabs>
+        <w:ind w:left="2160" w:hanging="360"/>
+      </w:pPr>
+      <w:rPr>
+        <w:rFonts w:ascii="Wingdings" w:hAnsi="Wingdings" w:hint="default"/>
+        <w:sz w:val="20"/>
+      </w:rPr>
+    </w:lvl>
+    <w:lvl w:ilvl="3" w:tentative="1">
+      <w:start w:val="1"/>
+      <w:numFmt w:val="bullet"/>
+      <w:lvlText w:val=""/>
+      <w:lvlJc w:val="left"/>
+      <w:pPr>
+        <w:tabs>
+          <w:tab w:val="num" w:pos="2880"/>
+        </w:tabs>
+        <w:ind w:left="2880" w:hanging="360"/>
+      </w:pPr>
+      <w:rPr>
+        <w:rFonts w:ascii="Wingdings" w:hAnsi="Wingdings" w:hint="default"/>
+        <w:sz w:val="20"/>
+      </w:rPr>
+    </w:lvl>
+    <w:lvl w:ilvl="4" w:tentative="1">
+      <w:start w:val="1"/>
+      <w:numFmt w:val="bullet"/>
+      <w:lvlText w:val=""/>
+      <w:lvlJc w:val="left"/>
+      <w:pPr>
+        <w:tabs>
+          <w:tab w:val="num" w:pos="3600"/>
+        </w:tabs>
+        <w:ind w:left="3600" w:hanging="360"/>
+      </w:pPr>
+      <w:rPr>
+        <w:rFonts w:ascii="Wingdings" w:hAnsi="Wingdings" w:hint="default"/>
+        <w:sz w:val="20"/>
+      </w:rPr>
+    </w:lvl>
+    <w:lvl w:ilvl="5" w:tentative="1">
+      <w:start w:val="1"/>
+      <w:numFmt w:val="bullet"/>
+      <w:lvlText w:val=""/>
+      <w:lvlJc w:val="left"/>
+      <w:pPr>
+        <w:tabs>
+          <w:tab w:val="num" w:pos="4320"/>
+        </w:tabs>
+        <w:ind w:left="4320" w:hanging="360"/>
+      </w:pPr>
+      <w:rPr>
+        <w:rFonts w:ascii="Wingdings" w:hAnsi="Wingdings" w:hint="default"/>
+        <w:sz w:val="20"/>
+      </w:rPr>
+    </w:lvl>
+    <w:lvl w:ilvl="6" w:tentative="1">
+      <w:start w:val="1"/>
+      <w:numFmt w:val="bullet"/>
+      <w:lvlText w:val=""/>
+      <w:lvlJc w:val="left"/>
+      <w:pPr>
+        <w:tabs>
+          <w:tab w:val="num" w:pos="5040"/>
+        </w:tabs>
+        <w:ind w:left="5040" w:hanging="360"/>
+      </w:pPr>
+      <w:rPr>
+        <w:rFonts w:ascii="Wingdings" w:hAnsi="Wingdings" w:hint="default"/>
+        <w:sz w:val="20"/>
+      </w:rPr>
+    </w:lvl>
+    <w:lvl w:ilvl="7" w:tentative="1">
+      <w:start w:val="1"/>
+      <w:numFmt w:val="bullet"/>
+      <w:lvlText w:val=""/>
+      <w:lvlJc w:val="left"/>
+      <w:pPr>
+        <w:tabs>
+          <w:tab w:val="num" w:pos="5760"/>
+        </w:tabs>
+        <w:ind w:left="5760" w:hanging="360"/>
+      </w:pPr>
+      <w:rPr>
+        <w:rFonts w:ascii="Wingdings" w:hAnsi="Wingdings" w:hint="default"/>
+        <w:sz w:val="20"/>
+      </w:rPr>
+    </w:lvl>
+    <w:lvl w:ilvl="8" w:tentative="1">
+      <w:start w:val="1"/>
+      <w:numFmt w:val="bullet"/>
+      <w:lvlText w:val=""/>
+      <w:lvlJc w:val="left"/>
+      <w:pPr>
+        <w:tabs>
+          <w:tab w:val="num" w:pos="6480"/>
+        </w:tabs>
+        <w:ind w:left="6480" w:hanging="360"/>
+      </w:pPr>
+      <w:rPr>
+        <w:rFonts w:ascii="Wingdings" w:hAnsi="Wingdings" w:hint="default"/>
+        <w:sz w:val="20"/>
+      </w:rPr>
+    </w:lvl>
+  </w:abstractNum>
+  <w:abstractNum w:abstractNumId="2" w15:restartNumberingAfterBreak="0">
     <w:nsid w:val="494E049E"/>
     <w:multiLevelType w:val="multilevel"/>
     <w:tmpl w:val="8774E684"/>
@@ -456,7 +1098,165 @@
       </w:rPr>
     </w:lvl>
   </w:abstractNum>
+  <w:abstractNum w:abstractNumId="3" w15:restartNumberingAfterBreak="0">
+    <w:nsid w:val="555F6015"/>
+    <w:multiLevelType w:val="multilevel"/>
+    <w:tmpl w:val="7CAEB5E0"/>
+    <w:lvl w:ilvl="0">
+      <w:start w:val="1"/>
+      <w:numFmt w:val="bullet"/>
+      <w:lvlText w:val=""/>
+      <w:lvlJc w:val="left"/>
+      <w:pPr>
+        <w:tabs>
+          <w:tab w:val="num" w:pos="720"/>
+        </w:tabs>
+        <w:ind w:left="720" w:hanging="360"/>
+      </w:pPr>
+      <w:rPr>
+        <w:rFonts w:ascii="Symbol" w:hAnsi="Symbol" w:hint="default"/>
+        <w:sz w:val="20"/>
+      </w:rPr>
+    </w:lvl>
+    <w:lvl w:ilvl="1" w:tentative="1">
+      <w:start w:val="1"/>
+      <w:numFmt w:val="bullet"/>
+      <w:lvlText w:val="o"/>
+      <w:lvlJc w:val="left"/>
+      <w:pPr>
+        <w:tabs>
+          <w:tab w:val="num" w:pos="1440"/>
+        </w:tabs>
+        <w:ind w:left="1440" w:hanging="360"/>
+      </w:pPr>
+      <w:rPr>
+        <w:rFonts w:ascii="Courier New" w:hAnsi="Courier New" w:hint="default"/>
+        <w:sz w:val="20"/>
+      </w:rPr>
+    </w:lvl>
+    <w:lvl w:ilvl="2" w:tentative="1">
+      <w:start w:val="1"/>
+      <w:numFmt w:val="bullet"/>
+      <w:lvlText w:val=""/>
+      <w:lvlJc w:val="left"/>
+      <w:pPr>
+        <w:tabs>
+          <w:tab w:val="num" w:pos="2160"/>
+        </w:tabs>
+        <w:ind w:left="2160" w:hanging="360"/>
+      </w:pPr>
+      <w:rPr>
+        <w:rFonts w:ascii="Wingdings" w:hAnsi="Wingdings" w:hint="default"/>
+        <w:sz w:val="20"/>
+      </w:rPr>
+    </w:lvl>
+    <w:lvl w:ilvl="3" w:tentative="1">
+      <w:start w:val="1"/>
+      <w:numFmt w:val="bullet"/>
+      <w:lvlText w:val=""/>
+      <w:lvlJc w:val="left"/>
+      <w:pPr>
+        <w:tabs>
+          <w:tab w:val="num" w:pos="2880"/>
+        </w:tabs>
+        <w:ind w:left="2880" w:hanging="360"/>
+      </w:pPr>
+      <w:rPr>
+        <w:rFonts w:ascii="Wingdings" w:hAnsi="Wingdings" w:hint="default"/>
+        <w:sz w:val="20"/>
+      </w:rPr>
+    </w:lvl>
+    <w:lvl w:ilvl="4" w:tentative="1">
+      <w:start w:val="1"/>
+      <w:numFmt w:val="bullet"/>
+      <w:lvlText w:val=""/>
+      <w:lvlJc w:val="left"/>
+      <w:pPr>
+        <w:tabs>
+          <w:tab w:val="num" w:pos="3600"/>
+        </w:tabs>
+        <w:ind w:left="3600" w:hanging="360"/>
+      </w:pPr>
+      <w:rPr>
+        <w:rFonts w:ascii="Wingdings" w:hAnsi="Wingdings" w:hint="default"/>
+        <w:sz w:val="20"/>
+      </w:rPr>
+    </w:lvl>
+    <w:lvl w:ilvl="5" w:tentative="1">
+      <w:start w:val="1"/>
+      <w:numFmt w:val="bullet"/>
+      <w:lvlText w:val=""/>
+      <w:lvlJc w:val="left"/>
+      <w:pPr>
+        <w:tabs>
+          <w:tab w:val="num" w:pos="4320"/>
+        </w:tabs>
+        <w:ind w:left="4320" w:hanging="360"/>
+      </w:pPr>
+      <w:rPr>
+        <w:rFonts w:ascii="Wingdings" w:hAnsi="Wingdings" w:hint="default"/>
+        <w:sz w:val="20"/>
+      </w:rPr>
+    </w:lvl>
+    <w:lvl w:ilvl="6" w:tentative="1">
+      <w:start w:val="1"/>
+      <w:numFmt w:val="bullet"/>
+      <w:lvlText w:val=""/>
+      <w:lvlJc w:val="left"/>
+      <w:pPr>
+        <w:tabs>
+          <w:tab w:val="num" w:pos="5040"/>
+        </w:tabs>
+        <w:ind w:left="5040" w:hanging="360"/>
+      </w:pPr>
+      <w:rPr>
+        <w:rFonts w:ascii="Wingdings" w:hAnsi="Wingdings" w:hint="default"/>
+        <w:sz w:val="20"/>
+      </w:rPr>
+    </w:lvl>
+    <w:lvl w:ilvl="7" w:tentative="1">
+      <w:start w:val="1"/>
+      <w:numFmt w:val="bullet"/>
+      <w:lvlText w:val=""/>
+      <w:lvlJc w:val="left"/>
+      <w:pPr>
+        <w:tabs>
+          <w:tab w:val="num" w:pos="5760"/>
+        </w:tabs>
+        <w:ind w:left="5760" w:hanging="360"/>
+      </w:pPr>
+      <w:rPr>
+        <w:rFonts w:ascii="Wingdings" w:hAnsi="Wingdings" w:hint="default"/>
+        <w:sz w:val="20"/>
+      </w:rPr>
+    </w:lvl>
+    <w:lvl w:ilvl="8" w:tentative="1">
+      <w:start w:val="1"/>
+      <w:numFmt w:val="bullet"/>
+      <w:lvlText w:val=""/>
+      <w:lvlJc w:val="left"/>
+      <w:pPr>
+        <w:tabs>
+          <w:tab w:val="num" w:pos="6480"/>
+        </w:tabs>
+        <w:ind w:left="6480" w:hanging="360"/>
+      </w:pPr>
+      <w:rPr>
+        <w:rFonts w:ascii="Wingdings" w:hAnsi="Wingdings" w:hint="default"/>
+        <w:sz w:val="20"/>
+      </w:rPr>
+    </w:lvl>
+  </w:abstractNum>
   <w:num w:numId="1" w16cid:durableId="37828697">
+    <w:abstractNumId w:val="2"/>
+  </w:num>
+  <w:num w:numId="2" w16cid:durableId="1761443365">
+    <w:abstractNumId w:val="3"/>
+  </w:num>
+  <w:num w:numId="3" w16cid:durableId="204368656">
+    <w:abstractNumId w:val="1"/>
+  </w:num>
+  <w:num w:numId="4" w16cid:durableId="1871263495">
     <w:abstractNumId w:val="0"/>
   </w:num>
 </w:numbering>

--- a/Requested too busy.docx
+++ b/Requested too busy.docx
@@ -5,18 +5,355 @@
     <w:p>
       <w:pPr>
         <w:rPr>
+          <w:lang w:val="en-AE"/>
+        </w:rPr>
+      </w:pPr>
+      <w:r>
+        <w:rPr>
+          <w:lang w:val="en-AE"/>
+        </w:rPr>
+        <w:t xml:space="preserve">Based on the numbers you provided, I would structure the estimation as follows. I am assuming </w:t>
+      </w:r>
+      <w:r>
+        <w:rPr>
           <w:b/>
           <w:bCs/>
           <w:lang w:val="en-AE"/>
         </w:rPr>
-      </w:pPr>
-      <w:r>
+        <w:t>QA/testing can start on the same day as development releases</w:t>
+      </w:r>
+      <w:r>
+        <w:rPr>
+          <w:lang w:val="en-AE"/>
+        </w:rPr>
+        <w:t>, so development and SIT can run in parallel.</w:t>
+      </w:r>
+    </w:p>
+    <w:p>
+      <w:pPr>
         <w:rPr>
           <w:b/>
           <w:bCs/>
           <w:lang w:val="en-AE"/>
         </w:rPr>
-        <w:t>Phase 1 – ~445 Normal Pages</w:t>
+      </w:pPr>
+      <w:r>
+        <w:rPr>
+          <w:b/>
+          <w:bCs/>
+          <w:lang w:val="en-AE"/>
+        </w:rPr>
+        <w:t>1. Overall scope</w:t>
+      </w:r>
+    </w:p>
+    <w:tbl>
+      <w:tblPr>
+        <w:tblW w:w="0" w:type="auto"/>
+        <w:tblCellSpacing w:w="15" w:type="dxa"/>
+        <w:tblCellMar>
+          <w:top w:w="15" w:type="dxa"/>
+          <w:left w:w="15" w:type="dxa"/>
+          <w:bottom w:w="15" w:type="dxa"/>
+          <w:right w:w="15" w:type="dxa"/>
+        </w:tblCellMar>
+        <w:tblLook w:val="04A0" w:firstRow="1" w:lastRow="0" w:firstColumn="1" w:lastColumn="0" w:noHBand="0" w:noVBand="1"/>
+      </w:tblPr>
+      <w:tblGrid>
+        <w:gridCol w:w="801"/>
+        <w:gridCol w:w="663"/>
+        <w:gridCol w:w="7896"/>
+      </w:tblGrid>
+      <w:tr>
+        <w:trPr>
+          <w:tblHeader/>
+          <w:tblCellSpacing w:w="15" w:type="dxa"/>
+        </w:trPr>
+        <w:tc>
+          <w:tcPr>
+            <w:tcW w:w="0" w:type="auto"/>
+            <w:vAlign w:val="center"/>
+            <w:hideMark/>
+          </w:tcPr>
+          <w:p>
+            <w:pPr>
+              <w:rPr>
+                <w:b/>
+                <w:bCs/>
+                <w:lang w:val="en-AE"/>
+              </w:rPr>
+            </w:pPr>
+            <w:r>
+              <w:rPr>
+                <w:b/>
+                <w:bCs/>
+                <w:lang w:val="en-AE"/>
+              </w:rPr>
+              <w:t>Phase</w:t>
+            </w:r>
+          </w:p>
+        </w:tc>
+        <w:tc>
+          <w:tcPr>
+            <w:tcW w:w="0" w:type="auto"/>
+            <w:vAlign w:val="center"/>
+            <w:hideMark/>
+          </w:tcPr>
+          <w:p>
+            <w:pPr>
+              <w:rPr>
+                <w:b/>
+                <w:bCs/>
+                <w:lang w:val="en-AE"/>
+              </w:rPr>
+            </w:pPr>
+            <w:r>
+              <w:rPr>
+                <w:b/>
+                <w:bCs/>
+                <w:lang w:val="en-AE"/>
+              </w:rPr>
+              <w:t>Pages</w:t>
+            </w:r>
+          </w:p>
+        </w:tc>
+        <w:tc>
+          <w:tcPr>
+            <w:tcW w:w="0" w:type="auto"/>
+            <w:vAlign w:val="center"/>
+            <w:hideMark/>
+          </w:tcPr>
+          <w:p>
+            <w:pPr>
+              <w:rPr>
+                <w:b/>
+                <w:bCs/>
+                <w:lang w:val="en-AE"/>
+              </w:rPr>
+            </w:pPr>
+            <w:r>
+              <w:rPr>
+                <w:b/>
+                <w:bCs/>
+                <w:lang w:val="en-AE"/>
+              </w:rPr>
+              <w:t>Scope</w:t>
+            </w:r>
+          </w:p>
+        </w:tc>
+      </w:tr>
+      <w:tr>
+        <w:trPr>
+          <w:tblCellSpacing w:w="15" w:type="dxa"/>
+        </w:trPr>
+        <w:tc>
+          <w:tcPr>
+            <w:tcW w:w="0" w:type="auto"/>
+            <w:vAlign w:val="center"/>
+            <w:hideMark/>
+          </w:tcPr>
+          <w:p>
+            <w:pPr>
+              <w:rPr>
+                <w:lang w:val="en-AE"/>
+              </w:rPr>
+            </w:pPr>
+            <w:r>
+              <w:rPr>
+                <w:b/>
+                <w:bCs/>
+                <w:lang w:val="en-AE"/>
+              </w:rPr>
+              <w:t>Phase 1</w:t>
+            </w:r>
+          </w:p>
+        </w:tc>
+        <w:tc>
+          <w:tcPr>
+            <w:tcW w:w="0" w:type="auto"/>
+            <w:vAlign w:val="center"/>
+            <w:hideMark/>
+          </w:tcPr>
+          <w:p>
+            <w:pPr>
+              <w:rPr>
+                <w:lang w:val="en-AE"/>
+              </w:rPr>
+            </w:pPr>
+            <w:r>
+              <w:rPr>
+                <w:lang w:val="en-AE"/>
+              </w:rPr>
+              <w:t>~150</w:t>
+            </w:r>
+          </w:p>
+        </w:tc>
+        <w:tc>
+          <w:tcPr>
+            <w:tcW w:w="0" w:type="auto"/>
+            <w:vAlign w:val="center"/>
+            <w:hideMark/>
+          </w:tcPr>
+          <w:p>
+            <w:pPr>
+              <w:rPr>
+                <w:lang w:val="en-AE"/>
+              </w:rPr>
+            </w:pPr>
+            <w:r>
+              <w:rPr>
+                <w:lang w:val="en-AE"/>
+              </w:rPr>
+              <w:t>Workflow &amp; Checker pages, including After Sales, DDS, PMU, Instrumentation, Admin, Masters (Project/Developer)</w:t>
+            </w:r>
+          </w:p>
+        </w:tc>
+      </w:tr>
+      <w:tr>
+        <w:trPr>
+          <w:tblCellSpacing w:w="15" w:type="dxa"/>
+        </w:trPr>
+        <w:tc>
+          <w:tcPr>
+            <w:tcW w:w="0" w:type="auto"/>
+            <w:vAlign w:val="center"/>
+            <w:hideMark/>
+          </w:tcPr>
+          <w:p>
+            <w:pPr>
+              <w:rPr>
+                <w:lang w:val="en-AE"/>
+              </w:rPr>
+            </w:pPr>
+            <w:r>
+              <w:rPr>
+                <w:b/>
+                <w:bCs/>
+                <w:lang w:val="en-AE"/>
+              </w:rPr>
+              <w:t>Phase 2</w:t>
+            </w:r>
+          </w:p>
+        </w:tc>
+        <w:tc>
+          <w:tcPr>
+            <w:tcW w:w="0" w:type="auto"/>
+            <w:vAlign w:val="center"/>
+            <w:hideMark/>
+          </w:tcPr>
+          <w:p>
+            <w:pPr>
+              <w:rPr>
+                <w:lang w:val="en-AE"/>
+              </w:rPr>
+            </w:pPr>
+            <w:r>
+              <w:rPr>
+                <w:lang w:val="en-AE"/>
+              </w:rPr>
+              <w:t>~564</w:t>
+            </w:r>
+          </w:p>
+        </w:tc>
+        <w:tc>
+          <w:tcPr>
+            <w:tcW w:w="0" w:type="auto"/>
+            <w:vAlign w:val="center"/>
+            <w:hideMark/>
+          </w:tcPr>
+          <w:p>
+            <w:pPr>
+              <w:rPr>
+                <w:lang w:val="en-AE"/>
+              </w:rPr>
+            </w:pPr>
+            <w:r>
+              <w:rPr>
+                <w:lang w:val="en-AE"/>
+              </w:rPr>
+              <w:t>Reports and miscellaneous pages</w:t>
+            </w:r>
+          </w:p>
+        </w:tc>
+      </w:tr>
+      <w:tr>
+        <w:trPr>
+          <w:tblCellSpacing w:w="15" w:type="dxa"/>
+        </w:trPr>
+        <w:tc>
+          <w:tcPr>
+            <w:tcW w:w="0" w:type="auto"/>
+            <w:vAlign w:val="center"/>
+            <w:hideMark/>
+          </w:tcPr>
+          <w:p>
+            <w:pPr>
+              <w:rPr>
+                <w:lang w:val="en-AE"/>
+              </w:rPr>
+            </w:pPr>
+            <w:r>
+              <w:rPr>
+                <w:b/>
+                <w:bCs/>
+                <w:lang w:val="en-AE"/>
+              </w:rPr>
+              <w:t>Total</w:t>
+            </w:r>
+          </w:p>
+        </w:tc>
+        <w:tc>
+          <w:tcPr>
+            <w:tcW w:w="0" w:type="auto"/>
+            <w:vAlign w:val="center"/>
+            <w:hideMark/>
+          </w:tcPr>
+          <w:p>
+            <w:pPr>
+              <w:rPr>
+                <w:lang w:val="en-AE"/>
+              </w:rPr>
+            </w:pPr>
+            <w:r>
+              <w:rPr>
+                <w:b/>
+                <w:bCs/>
+                <w:lang w:val="en-AE"/>
+              </w:rPr>
+              <w:t>714</w:t>
+            </w:r>
+          </w:p>
+        </w:tc>
+        <w:tc>
+          <w:tcPr>
+            <w:tcW w:w="0" w:type="auto"/>
+            <w:vAlign w:val="center"/>
+            <w:hideMark/>
+          </w:tcPr>
+          <w:p>
+            <w:pPr>
+              <w:rPr>
+                <w:lang w:val="en-AE"/>
+              </w:rPr>
+            </w:pPr>
+          </w:p>
+        </w:tc>
+      </w:tr>
+    </w:tbl>
+    <w:p>
+      <w:pPr>
+        <w:rPr>
+          <w:b/>
+          <w:bCs/>
+          <w:lang w:val="en-AE"/>
+        </w:rPr>
+      </w:pPr>
+      <w:r>
+        <w:rPr>
+          <w:b/>
+          <w:bCs/>
+          <w:lang w:val="en-AE"/>
+        </w:rPr>
+        <w:t>2. Effort calculation</w:t>
       </w:r>
     </w:p>
     <w:p>
@@ -31,7 +368,705 @@
           <w:bCs/>
           <w:lang w:val="en-AE"/>
         </w:rPr>
-        <w:t>Estimated effort: 9–15 person-days</w:t>
+        <w:t>Development capacity:</w:t>
+      </w:r>
+      <w:r>
+        <w:rPr>
+          <w:lang w:val="en-AE"/>
+        </w:rPr>
+        <w:t xml:space="preserve"> 25 pages/day</w:t>
+      </w:r>
+      <w:r>
+        <w:rPr>
+          <w:lang w:val="en-AE"/>
+        </w:rPr>
+        <w:br/>
+      </w:r>
+      <w:r>
+        <w:rPr>
+          <w:b/>
+          <w:bCs/>
+          <w:lang w:val="en-AE"/>
+        </w:rPr>
+        <w:t>QA capacity:</w:t>
+      </w:r>
+      <w:r>
+        <w:rPr>
+          <w:lang w:val="en-AE"/>
+        </w:rPr>
+        <w:t xml:space="preserve"> 20 pages/day</w:t>
+      </w:r>
+      <w:r>
+        <w:rPr>
+          <w:lang w:val="en-AE"/>
+        </w:rPr>
+        <w:br/>
+      </w:r>
+      <w:r>
+        <w:rPr>
+          <w:b/>
+          <w:bCs/>
+          <w:lang w:val="en-AE"/>
+        </w:rPr>
+        <w:t>QA environments/stages:</w:t>
+      </w:r>
+      <w:r>
+        <w:rPr>
+          <w:lang w:val="en-AE"/>
+        </w:rPr>
+        <w:t xml:space="preserve"> SIT → UAT → Staging → </w:t>
+      </w:r>
+      <w:proofErr w:type="gramStart"/>
+      <w:r>
+        <w:rPr>
+          <w:lang w:val="en-AE"/>
+        </w:rPr>
+        <w:t>Pre-Prod</w:t>
+      </w:r>
+      <w:proofErr w:type="gramEnd"/>
+      <w:r>
+        <w:rPr>
+          <w:lang w:val="en-AE"/>
+        </w:rPr>
+        <w:br/>
+      </w:r>
+      <w:r>
+        <w:rPr>
+          <w:b/>
+          <w:bCs/>
+          <w:lang w:val="en-AE"/>
+        </w:rPr>
+        <w:t>QA buffer:</w:t>
+      </w:r>
+      <w:r>
+        <w:rPr>
+          <w:lang w:val="en-AE"/>
+        </w:rPr>
+        <w:t xml:space="preserve"> 5 days per phase</w:t>
+      </w:r>
+    </w:p>
+    <w:tbl>
+      <w:tblPr>
+        <w:tblW w:w="0" w:type="auto"/>
+        <w:tblCellSpacing w:w="15" w:type="dxa"/>
+        <w:tblCellMar>
+          <w:top w:w="15" w:type="dxa"/>
+          <w:left w:w="15" w:type="dxa"/>
+          <w:bottom w:w="15" w:type="dxa"/>
+          <w:right w:w="15" w:type="dxa"/>
+        </w:tblCellMar>
+        <w:tblLook w:val="04A0" w:firstRow="1" w:lastRow="0" w:firstColumn="1" w:lastColumn="0" w:noHBand="0" w:noVBand="1"/>
+      </w:tblPr>
+      <w:tblGrid>
+        <w:gridCol w:w="2979"/>
+        <w:gridCol w:w="2027"/>
+        <w:gridCol w:w="2042"/>
+      </w:tblGrid>
+      <w:tr>
+        <w:trPr>
+          <w:tblHeader/>
+          <w:tblCellSpacing w:w="15" w:type="dxa"/>
+        </w:trPr>
+        <w:tc>
+          <w:tcPr>
+            <w:tcW w:w="0" w:type="auto"/>
+            <w:vAlign w:val="center"/>
+            <w:hideMark/>
+          </w:tcPr>
+          <w:p>
+            <w:pPr>
+              <w:rPr>
+                <w:b/>
+                <w:bCs/>
+                <w:lang w:val="en-AE"/>
+              </w:rPr>
+            </w:pPr>
+            <w:r>
+              <w:rPr>
+                <w:b/>
+                <w:bCs/>
+                <w:lang w:val="en-AE"/>
+              </w:rPr>
+              <w:t>Activity</w:t>
+            </w:r>
+          </w:p>
+        </w:tc>
+        <w:tc>
+          <w:tcPr>
+            <w:tcW w:w="0" w:type="auto"/>
+            <w:vAlign w:val="center"/>
+            <w:hideMark/>
+          </w:tcPr>
+          <w:p>
+            <w:pPr>
+              <w:rPr>
+                <w:b/>
+                <w:bCs/>
+                <w:lang w:val="en-AE"/>
+              </w:rPr>
+            </w:pPr>
+            <w:r>
+              <w:rPr>
+                <w:b/>
+                <w:bCs/>
+                <w:lang w:val="en-AE"/>
+              </w:rPr>
+              <w:t>Phase 1 – 150 pages</w:t>
+            </w:r>
+          </w:p>
+        </w:tc>
+        <w:tc>
+          <w:tcPr>
+            <w:tcW w:w="0" w:type="auto"/>
+            <w:vAlign w:val="center"/>
+            <w:hideMark/>
+          </w:tcPr>
+          <w:p>
+            <w:pPr>
+              <w:rPr>
+                <w:b/>
+                <w:bCs/>
+                <w:lang w:val="en-AE"/>
+              </w:rPr>
+            </w:pPr>
+            <w:r>
+              <w:rPr>
+                <w:b/>
+                <w:bCs/>
+                <w:lang w:val="en-AE"/>
+              </w:rPr>
+              <w:t>Phase 2 – 564 pages</w:t>
+            </w:r>
+          </w:p>
+        </w:tc>
+      </w:tr>
+      <w:tr>
+        <w:trPr>
+          <w:tblCellSpacing w:w="15" w:type="dxa"/>
+        </w:trPr>
+        <w:tc>
+          <w:tcPr>
+            <w:tcW w:w="0" w:type="auto"/>
+            <w:vAlign w:val="center"/>
+            <w:hideMark/>
+          </w:tcPr>
+          <w:p>
+            <w:pPr>
+              <w:rPr>
+                <w:lang w:val="en-AE"/>
+              </w:rPr>
+            </w:pPr>
+            <w:r>
+              <w:rPr>
+                <w:lang w:val="en-AE"/>
+              </w:rPr>
+              <w:t>Development @ 25 pages/day</w:t>
+            </w:r>
+          </w:p>
+        </w:tc>
+        <w:tc>
+          <w:tcPr>
+            <w:tcW w:w="0" w:type="auto"/>
+            <w:vAlign w:val="center"/>
+            <w:hideMark/>
+          </w:tcPr>
+          <w:p>
+            <w:pPr>
+              <w:rPr>
+                <w:lang w:val="en-AE"/>
+              </w:rPr>
+            </w:pPr>
+            <w:r>
+              <w:rPr>
+                <w:lang w:val="en-AE"/>
+              </w:rPr>
+              <w:t>6 days</w:t>
+            </w:r>
+          </w:p>
+        </w:tc>
+        <w:tc>
+          <w:tcPr>
+            <w:tcW w:w="0" w:type="auto"/>
+            <w:vAlign w:val="center"/>
+            <w:hideMark/>
+          </w:tcPr>
+          <w:p>
+            <w:pPr>
+              <w:rPr>
+                <w:lang w:val="en-AE"/>
+              </w:rPr>
+            </w:pPr>
+            <w:r>
+              <w:rPr>
+                <w:lang w:val="en-AE"/>
+              </w:rPr>
+              <w:t xml:space="preserve">22.56 → </w:t>
+            </w:r>
+            <w:r>
+              <w:rPr>
+                <w:b/>
+                <w:bCs/>
+                <w:lang w:val="en-AE"/>
+              </w:rPr>
+              <w:t>23 days</w:t>
+            </w:r>
+          </w:p>
+        </w:tc>
+      </w:tr>
+      <w:tr>
+        <w:trPr>
+          <w:tblCellSpacing w:w="15" w:type="dxa"/>
+        </w:trPr>
+        <w:tc>
+          <w:tcPr>
+            <w:tcW w:w="0" w:type="auto"/>
+            <w:vAlign w:val="center"/>
+            <w:hideMark/>
+          </w:tcPr>
+          <w:p>
+            <w:pPr>
+              <w:rPr>
+                <w:lang w:val="en-AE"/>
+              </w:rPr>
+            </w:pPr>
+            <w:r>
+              <w:rPr>
+                <w:lang w:val="en-AE"/>
+              </w:rPr>
+              <w:t>SIT @ 20 pages/day</w:t>
+            </w:r>
+          </w:p>
+        </w:tc>
+        <w:tc>
+          <w:tcPr>
+            <w:tcW w:w="0" w:type="auto"/>
+            <w:vAlign w:val="center"/>
+            <w:hideMark/>
+          </w:tcPr>
+          <w:p>
+            <w:pPr>
+              <w:rPr>
+                <w:lang w:val="en-AE"/>
+              </w:rPr>
+            </w:pPr>
+            <w:r>
+              <w:rPr>
+                <w:lang w:val="en-AE"/>
+              </w:rPr>
+              <w:t xml:space="preserve">7.5 → </w:t>
+            </w:r>
+            <w:r>
+              <w:rPr>
+                <w:b/>
+                <w:bCs/>
+                <w:lang w:val="en-AE"/>
+              </w:rPr>
+              <w:t>8 days</w:t>
+            </w:r>
+          </w:p>
+        </w:tc>
+        <w:tc>
+          <w:tcPr>
+            <w:tcW w:w="0" w:type="auto"/>
+            <w:vAlign w:val="center"/>
+            <w:hideMark/>
+          </w:tcPr>
+          <w:p>
+            <w:pPr>
+              <w:rPr>
+                <w:lang w:val="en-AE"/>
+              </w:rPr>
+            </w:pPr>
+            <w:r>
+              <w:rPr>
+                <w:lang w:val="en-AE"/>
+              </w:rPr>
+              <w:t xml:space="preserve">28.2 → </w:t>
+            </w:r>
+            <w:r>
+              <w:rPr>
+                <w:b/>
+                <w:bCs/>
+                <w:lang w:val="en-AE"/>
+              </w:rPr>
+              <w:t>29 days</w:t>
+            </w:r>
+          </w:p>
+        </w:tc>
+      </w:tr>
+      <w:tr>
+        <w:trPr>
+          <w:tblCellSpacing w:w="15" w:type="dxa"/>
+        </w:trPr>
+        <w:tc>
+          <w:tcPr>
+            <w:tcW w:w="0" w:type="auto"/>
+            <w:vAlign w:val="center"/>
+            <w:hideMark/>
+          </w:tcPr>
+          <w:p>
+            <w:pPr>
+              <w:rPr>
+                <w:lang w:val="en-AE"/>
+              </w:rPr>
+            </w:pPr>
+            <w:r>
+              <w:rPr>
+                <w:lang w:val="en-AE"/>
+              </w:rPr>
+              <w:t>UAT @ 20 pages/day</w:t>
+            </w:r>
+          </w:p>
+        </w:tc>
+        <w:tc>
+          <w:tcPr>
+            <w:tcW w:w="0" w:type="auto"/>
+            <w:vAlign w:val="center"/>
+            <w:hideMark/>
+          </w:tcPr>
+          <w:p>
+            <w:pPr>
+              <w:rPr>
+                <w:lang w:val="en-AE"/>
+              </w:rPr>
+            </w:pPr>
+            <w:r>
+              <w:rPr>
+                <w:b/>
+                <w:bCs/>
+                <w:lang w:val="en-AE"/>
+              </w:rPr>
+              <w:t>8 days</w:t>
+            </w:r>
+          </w:p>
+        </w:tc>
+        <w:tc>
+          <w:tcPr>
+            <w:tcW w:w="0" w:type="auto"/>
+            <w:vAlign w:val="center"/>
+            <w:hideMark/>
+          </w:tcPr>
+          <w:p>
+            <w:pPr>
+              <w:rPr>
+                <w:lang w:val="en-AE"/>
+              </w:rPr>
+            </w:pPr>
+            <w:r>
+              <w:rPr>
+                <w:b/>
+                <w:bCs/>
+                <w:lang w:val="en-AE"/>
+              </w:rPr>
+              <w:t>29 days</w:t>
+            </w:r>
+          </w:p>
+        </w:tc>
+      </w:tr>
+      <w:tr>
+        <w:trPr>
+          <w:tblCellSpacing w:w="15" w:type="dxa"/>
+        </w:trPr>
+        <w:tc>
+          <w:tcPr>
+            <w:tcW w:w="0" w:type="auto"/>
+            <w:vAlign w:val="center"/>
+            <w:hideMark/>
+          </w:tcPr>
+          <w:p>
+            <w:pPr>
+              <w:rPr>
+                <w:lang w:val="en-AE"/>
+              </w:rPr>
+            </w:pPr>
+            <w:r>
+              <w:rPr>
+                <w:lang w:val="en-AE"/>
+              </w:rPr>
+              <w:t>Staging @ 20 pages/day</w:t>
+            </w:r>
+          </w:p>
+        </w:tc>
+        <w:tc>
+          <w:tcPr>
+            <w:tcW w:w="0" w:type="auto"/>
+            <w:vAlign w:val="center"/>
+            <w:hideMark/>
+          </w:tcPr>
+          <w:p>
+            <w:pPr>
+              <w:rPr>
+                <w:lang w:val="en-AE"/>
+              </w:rPr>
+            </w:pPr>
+            <w:r>
+              <w:rPr>
+                <w:b/>
+                <w:bCs/>
+                <w:lang w:val="en-AE"/>
+              </w:rPr>
+              <w:t>8 days</w:t>
+            </w:r>
+          </w:p>
+        </w:tc>
+        <w:tc>
+          <w:tcPr>
+            <w:tcW w:w="0" w:type="auto"/>
+            <w:vAlign w:val="center"/>
+            <w:hideMark/>
+          </w:tcPr>
+          <w:p>
+            <w:pPr>
+              <w:rPr>
+                <w:lang w:val="en-AE"/>
+              </w:rPr>
+            </w:pPr>
+            <w:r>
+              <w:rPr>
+                <w:b/>
+                <w:bCs/>
+                <w:lang w:val="en-AE"/>
+              </w:rPr>
+              <w:t>29 days</w:t>
+            </w:r>
+          </w:p>
+        </w:tc>
+      </w:tr>
+      <w:tr>
+        <w:trPr>
+          <w:tblCellSpacing w:w="15" w:type="dxa"/>
+        </w:trPr>
+        <w:tc>
+          <w:tcPr>
+            <w:tcW w:w="0" w:type="auto"/>
+            <w:vAlign w:val="center"/>
+            <w:hideMark/>
+          </w:tcPr>
+          <w:p>
+            <w:pPr>
+              <w:rPr>
+                <w:lang w:val="en-AE"/>
+              </w:rPr>
+            </w:pPr>
+            <w:r>
+              <w:rPr>
+                <w:lang w:val="en-AE"/>
+              </w:rPr>
+              <w:t>Pre-Prod @ 20 pages/day</w:t>
+            </w:r>
+          </w:p>
+        </w:tc>
+        <w:tc>
+          <w:tcPr>
+            <w:tcW w:w="0" w:type="auto"/>
+            <w:vAlign w:val="center"/>
+            <w:hideMark/>
+          </w:tcPr>
+          <w:p>
+            <w:pPr>
+              <w:rPr>
+                <w:lang w:val="en-AE"/>
+              </w:rPr>
+            </w:pPr>
+            <w:r>
+              <w:rPr>
+                <w:b/>
+                <w:bCs/>
+                <w:lang w:val="en-AE"/>
+              </w:rPr>
+              <w:t>8 days</w:t>
+            </w:r>
+          </w:p>
+        </w:tc>
+        <w:tc>
+          <w:tcPr>
+            <w:tcW w:w="0" w:type="auto"/>
+            <w:vAlign w:val="center"/>
+            <w:hideMark/>
+          </w:tcPr>
+          <w:p>
+            <w:pPr>
+              <w:rPr>
+                <w:lang w:val="en-AE"/>
+              </w:rPr>
+            </w:pPr>
+            <w:r>
+              <w:rPr>
+                <w:b/>
+                <w:bCs/>
+                <w:lang w:val="en-AE"/>
+              </w:rPr>
+              <w:t>29 days</w:t>
+            </w:r>
+          </w:p>
+        </w:tc>
+      </w:tr>
+      <w:tr>
+        <w:trPr>
+          <w:tblCellSpacing w:w="15" w:type="dxa"/>
+        </w:trPr>
+        <w:tc>
+          <w:tcPr>
+            <w:tcW w:w="0" w:type="auto"/>
+            <w:vAlign w:val="center"/>
+            <w:hideMark/>
+          </w:tcPr>
+          <w:p>
+            <w:pPr>
+              <w:rPr>
+                <w:lang w:val="en-AE"/>
+              </w:rPr>
+            </w:pPr>
+            <w:r>
+              <w:rPr>
+                <w:lang w:val="en-AE"/>
+              </w:rPr>
+              <w:t>Code merge / stage movement</w:t>
+            </w:r>
+          </w:p>
+        </w:tc>
+        <w:tc>
+          <w:tcPr>
+            <w:tcW w:w="0" w:type="auto"/>
+            <w:vAlign w:val="center"/>
+            <w:hideMark/>
+          </w:tcPr>
+          <w:p>
+            <w:pPr>
+              <w:rPr>
+                <w:lang w:val="en-AE"/>
+              </w:rPr>
+            </w:pPr>
+            <w:r>
+              <w:rPr>
+                <w:lang w:val="en-AE"/>
+              </w:rPr>
+              <w:t xml:space="preserve">3 × 3 = </w:t>
+            </w:r>
+            <w:r>
+              <w:rPr>
+                <w:b/>
+                <w:bCs/>
+                <w:lang w:val="en-AE"/>
+              </w:rPr>
+              <w:t>9 days</w:t>
+            </w:r>
+          </w:p>
+        </w:tc>
+        <w:tc>
+          <w:tcPr>
+            <w:tcW w:w="0" w:type="auto"/>
+            <w:vAlign w:val="center"/>
+            <w:hideMark/>
+          </w:tcPr>
+          <w:p>
+            <w:pPr>
+              <w:rPr>
+                <w:lang w:val="en-AE"/>
+              </w:rPr>
+            </w:pPr>
+            <w:r>
+              <w:rPr>
+                <w:lang w:val="en-AE"/>
+              </w:rPr>
+              <w:t xml:space="preserve">3 × 5 = </w:t>
+            </w:r>
+            <w:r>
+              <w:rPr>
+                <w:b/>
+                <w:bCs/>
+                <w:lang w:val="en-AE"/>
+              </w:rPr>
+              <w:t>15 days</w:t>
+            </w:r>
+          </w:p>
+        </w:tc>
+      </w:tr>
+      <w:tr>
+        <w:trPr>
+          <w:tblCellSpacing w:w="15" w:type="dxa"/>
+        </w:trPr>
+        <w:tc>
+          <w:tcPr>
+            <w:tcW w:w="0" w:type="auto"/>
+            <w:vAlign w:val="center"/>
+            <w:hideMark/>
+          </w:tcPr>
+          <w:p>
+            <w:pPr>
+              <w:rPr>
+                <w:lang w:val="en-AE"/>
+              </w:rPr>
+            </w:pPr>
+            <w:r>
+              <w:rPr>
+                <w:lang w:val="en-AE"/>
+              </w:rPr>
+              <w:t>QA buffer</w:t>
+            </w:r>
+          </w:p>
+        </w:tc>
+        <w:tc>
+          <w:tcPr>
+            <w:tcW w:w="0" w:type="auto"/>
+            <w:vAlign w:val="center"/>
+            <w:hideMark/>
+          </w:tcPr>
+          <w:p>
+            <w:pPr>
+              <w:rPr>
+                <w:lang w:val="en-AE"/>
+              </w:rPr>
+            </w:pPr>
+            <w:r>
+              <w:rPr>
+                <w:b/>
+                <w:bCs/>
+                <w:lang w:val="en-AE"/>
+              </w:rPr>
+              <w:t>5 days</w:t>
+            </w:r>
+          </w:p>
+        </w:tc>
+        <w:tc>
+          <w:tcPr>
+            <w:tcW w:w="0" w:type="auto"/>
+            <w:vAlign w:val="center"/>
+            <w:hideMark/>
+          </w:tcPr>
+          <w:p>
+            <w:pPr>
+              <w:rPr>
+                <w:lang w:val="en-AE"/>
+              </w:rPr>
+            </w:pPr>
+            <w:r>
+              <w:rPr>
+                <w:b/>
+                <w:bCs/>
+                <w:lang w:val="en-AE"/>
+              </w:rPr>
+              <w:t>5 days</w:t>
+            </w:r>
+          </w:p>
+        </w:tc>
+      </w:tr>
+    </w:tbl>
+    <w:p>
+      <w:pPr>
+        <w:rPr>
+          <w:b/>
+          <w:bCs/>
+          <w:lang w:val="en-AE"/>
+        </w:rPr>
+      </w:pPr>
+      <w:r>
+        <w:rPr>
+          <w:b/>
+          <w:bCs/>
+          <w:lang w:val="en-AE"/>
+        </w:rPr>
+        <w:t>3. Calendar-duration estimation</w:t>
       </w:r>
     </w:p>
     <w:p>
@@ -44,7 +1079,276 @@
         <w:rPr>
           <w:lang w:val="en-AE"/>
         </w:rPr>
-        <w:t>Implementation includes:</w:t>
+        <w:t xml:space="preserve">Since development releases the completed pages </w:t>
+      </w:r>
+      <w:r>
+        <w:rPr>
+          <w:b/>
+          <w:bCs/>
+          <w:lang w:val="en-AE"/>
+        </w:rPr>
+        <w:t>on the same day for testing</w:t>
+      </w:r>
+      <w:r>
+        <w:rPr>
+          <w:lang w:val="en-AE"/>
+        </w:rPr>
+        <w:t>, QA can start while development is still progressing.</w:t>
+      </w:r>
+    </w:p>
+    <w:p>
+      <w:pPr>
+        <w:rPr>
+          <w:b/>
+          <w:bCs/>
+          <w:lang w:val="en-AE"/>
+        </w:rPr>
+      </w:pPr>
+      <w:r>
+        <w:rPr>
+          <w:b/>
+          <w:bCs/>
+          <w:lang w:val="en-AE"/>
+        </w:rPr>
+        <w:t>Phase 1</w:t>
+      </w:r>
+    </w:p>
+    <w:p>
+      <w:pPr>
+        <w:numPr>
+          <w:ilvl w:val="0"/>
+          <w:numId w:val="1"/>
+        </w:numPr>
+        <w:rPr>
+          <w:lang w:val="en-AE"/>
+        </w:rPr>
+      </w:pPr>
+      <w:r>
+        <w:rPr>
+          <w:lang w:val="en-AE"/>
+        </w:rPr>
+        <w:t xml:space="preserve">Development: 6 days </w:t>
+      </w:r>
+    </w:p>
+    <w:p>
+      <w:pPr>
+        <w:numPr>
+          <w:ilvl w:val="0"/>
+          <w:numId w:val="1"/>
+        </w:numPr>
+        <w:rPr>
+          <w:lang w:val="en-AE"/>
+        </w:rPr>
+      </w:pPr>
+      <w:r>
+        <w:rPr>
+          <w:lang w:val="en-AE"/>
+        </w:rPr>
+        <w:t xml:space="preserve">SIT: 8 days </w:t>
+      </w:r>
+    </w:p>
+    <w:p>
+      <w:pPr>
+        <w:numPr>
+          <w:ilvl w:val="0"/>
+          <w:numId w:val="1"/>
+        </w:numPr>
+        <w:rPr>
+          <w:lang w:val="en-AE"/>
+        </w:rPr>
+      </w:pPr>
+      <w:r>
+        <w:rPr>
+          <w:lang w:val="en-AE"/>
+        </w:rPr>
+        <w:t xml:space="preserve">Stage movement/merging: 3 days × 3 = 9 days </w:t>
+      </w:r>
+    </w:p>
+    <w:p>
+      <w:pPr>
+        <w:numPr>
+          <w:ilvl w:val="0"/>
+          <w:numId w:val="1"/>
+        </w:numPr>
+        <w:rPr>
+          <w:lang w:val="en-AE"/>
+        </w:rPr>
+      </w:pPr>
+      <w:r>
+        <w:rPr>
+          <w:lang w:val="en-AE"/>
+        </w:rPr>
+        <w:lastRenderedPageBreak/>
+        <w:t xml:space="preserve">UAT: 8 days </w:t>
+      </w:r>
+    </w:p>
+    <w:p>
+      <w:pPr>
+        <w:numPr>
+          <w:ilvl w:val="0"/>
+          <w:numId w:val="1"/>
+        </w:numPr>
+        <w:rPr>
+          <w:lang w:val="en-AE"/>
+        </w:rPr>
+      </w:pPr>
+      <w:r>
+        <w:rPr>
+          <w:lang w:val="en-AE"/>
+        </w:rPr>
+        <w:t xml:space="preserve">Stage movement/merging: included above </w:t>
+      </w:r>
+    </w:p>
+    <w:p>
+      <w:pPr>
+        <w:numPr>
+          <w:ilvl w:val="0"/>
+          <w:numId w:val="1"/>
+        </w:numPr>
+        <w:rPr>
+          <w:lang w:val="en-AE"/>
+        </w:rPr>
+      </w:pPr>
+      <w:r>
+        <w:rPr>
+          <w:lang w:val="en-AE"/>
+        </w:rPr>
+        <w:t xml:space="preserve">Staging: 8 days </w:t>
+      </w:r>
+    </w:p>
+    <w:p>
+      <w:pPr>
+        <w:numPr>
+          <w:ilvl w:val="0"/>
+          <w:numId w:val="1"/>
+        </w:numPr>
+        <w:rPr>
+          <w:lang w:val="en-AE"/>
+        </w:rPr>
+      </w:pPr>
+      <w:r>
+        <w:rPr>
+          <w:lang w:val="en-AE"/>
+        </w:rPr>
+        <w:t xml:space="preserve">Pre-Prod: 8 days </w:t>
+      </w:r>
+    </w:p>
+    <w:p>
+      <w:pPr>
+        <w:numPr>
+          <w:ilvl w:val="0"/>
+          <w:numId w:val="1"/>
+        </w:numPr>
+        <w:rPr>
+          <w:lang w:val="en-AE"/>
+        </w:rPr>
+      </w:pPr>
+      <w:r>
+        <w:rPr>
+          <w:lang w:val="en-AE"/>
+        </w:rPr>
+        <w:t xml:space="preserve">QA buffer: 5 days </w:t>
+      </w:r>
+    </w:p>
+    <w:p>
+      <w:pPr>
+        <w:rPr>
+          <w:lang w:val="en-AE"/>
+        </w:rPr>
+      </w:pPr>
+      <w:r>
+        <w:rPr>
+          <w:lang w:val="en-AE"/>
+        </w:rPr>
+        <w:t xml:space="preserve">Because SIT overlaps with development, the initial period is </w:t>
+      </w:r>
+      <w:r>
+        <w:rPr>
+          <w:b/>
+          <w:bCs/>
+          <w:lang w:val="en-AE"/>
+        </w:rPr>
+        <w:t>8 days rather than 6 + 8</w:t>
+      </w:r>
+      <w:r>
+        <w:rPr>
+          <w:lang w:val="en-AE"/>
+        </w:rPr>
+        <w:t>.</w:t>
+      </w:r>
+    </w:p>
+    <w:p>
+      <w:pPr>
+        <w:rPr>
+          <w:lang w:val="en-AE"/>
+        </w:rPr>
+      </w:pPr>
+      <w:r>
+        <w:rPr>
+          <w:b/>
+          <w:bCs/>
+          <w:lang w:val="en-AE"/>
+        </w:rPr>
+        <w:t>Estimated Phase 1 duration = 8 + 9 + 8 + 3 + 8 + 3 + 8 + 5 = 52 days</w:t>
+      </w:r>
+    </w:p>
+    <w:p>
+      <w:pPr>
+        <w:rPr>
+          <w:lang w:val="en-AE"/>
+        </w:rPr>
+      </w:pPr>
+      <w:r>
+        <w:rPr>
+          <w:lang w:val="en-AE"/>
+        </w:rPr>
+        <w:t xml:space="preserve">However, if your </w:t>
+      </w:r>
+      <w:r>
+        <w:rPr>
+          <w:b/>
+          <w:bCs/>
+          <w:lang w:val="en-AE"/>
+        </w:rPr>
+        <w:t>3-day merge is already included as part of each stage transition</w:t>
+      </w:r>
+      <w:r>
+        <w:rPr>
+          <w:lang w:val="en-AE"/>
+        </w:rPr>
+        <w:t>, the cleaner project plan is:</w:t>
+      </w:r>
+    </w:p>
+    <w:p>
+      <w:pPr>
+        <w:rPr>
+          <w:lang w:val="en-AE"/>
+        </w:rPr>
+      </w:pPr>
+      <w:r>
+        <w:rPr>
+          <w:b/>
+          <w:bCs/>
+          <w:lang w:val="en-AE"/>
+        </w:rPr>
+        <w:t>Phase 1 ≈ 46 working days</w:t>
+      </w:r>
+    </w:p>
+    <w:p>
+      <w:pPr>
+        <w:rPr>
+          <w:b/>
+          <w:bCs/>
+          <w:lang w:val="en-AE"/>
+        </w:rPr>
+      </w:pPr>
+      <w:r>
+        <w:rPr>
+          <w:b/>
+          <w:bCs/>
+          <w:lang w:val="en-AE"/>
+        </w:rPr>
+        <w:t>Phase 2</w:t>
       </w:r>
     </w:p>
     <w:p>
@@ -61,7 +1365,7 @@
         <w:rPr>
           <w:lang w:val="en-AE"/>
         </w:rPr>
-        <w:t xml:space="preserve">Server-side C# authentication and authorization. </w:t>
+        <w:t xml:space="preserve">Development: 23 days </w:t>
       </w:r>
     </w:p>
     <w:p>
@@ -78,21 +1382,7 @@
         <w:rPr>
           <w:lang w:val="en-AE"/>
         </w:rPr>
-        <w:t>Session/</w:t>
-      </w:r>
-      <w:proofErr w:type="spellStart"/>
-      <w:r>
-        <w:rPr>
-          <w:lang w:val="en-AE"/>
-        </w:rPr>
-        <w:t>UserID</w:t>
-      </w:r>
-      <w:proofErr w:type="spellEnd"/>
-      <w:r>
-        <w:rPr>
-          <w:lang w:val="en-AE"/>
-        </w:rPr>
-        <w:t xml:space="preserve"> validation. </w:t>
+        <w:t xml:space="preserve">SIT: 29 days </w:t>
       </w:r>
     </w:p>
     <w:p>
@@ -109,7 +1399,7 @@
         <w:rPr>
           <w:lang w:val="en-AE"/>
         </w:rPr>
-        <w:t xml:space="preserve">Prevention of direct URL access. </w:t>
+        <w:t xml:space="preserve">UAT: 29 days </w:t>
       </w:r>
     </w:p>
     <w:p>
@@ -126,7 +1416,7 @@
         <w:rPr>
           <w:lang w:val="en-AE"/>
         </w:rPr>
-        <w:t xml:space="preserve">JavaScript frame validation. </w:t>
+        <w:t xml:space="preserve">Staging: 29 days </w:t>
       </w:r>
     </w:p>
     <w:p>
@@ -139,19 +1429,11 @@
           <w:lang w:val="en-AE"/>
         </w:rPr>
       </w:pPr>
-      <w:proofErr w:type="gramStart"/>
-      <w:r>
-        <w:rPr>
-          <w:lang w:val="en-AE"/>
-        </w:rPr>
-        <w:t>Slow-network</w:t>
-      </w:r>
-      <w:proofErr w:type="gramEnd"/>
-      <w:r>
-        <w:rPr>
-          <w:lang w:val="en-AE"/>
-        </w:rPr>
-        <w:t xml:space="preserve">/throttling protection. </w:t>
+      <w:r>
+        <w:rPr>
+          <w:lang w:val="en-AE"/>
+        </w:rPr>
+        <w:t xml:space="preserve">Pre-Prod: 29 days </w:t>
       </w:r>
     </w:p>
     <w:p>
@@ -168,7 +1450,7 @@
         <w:rPr>
           <w:lang w:val="en-AE"/>
         </w:rPr>
-        <w:t xml:space="preserve">Page-level implementation and validation. </w:t>
+        <w:t xml:space="preserve">Stage movement: 5 × 3 = 15 days </w:t>
       </w:r>
     </w:p>
     <w:p>
@@ -185,7 +1467,7 @@
         <w:rPr>
           <w:lang w:val="en-AE"/>
         </w:rPr>
-        <w:t xml:space="preserve">Regression testing of existing functionality. </w:t>
+        <w:t xml:space="preserve">QA buffer: 5 days </w:t>
       </w:r>
     </w:p>
     <w:p>
@@ -198,70 +1480,799 @@
         <w:rPr>
           <w:lang w:val="en-AE"/>
         </w:rPr>
-        <w:t xml:space="preserve">The productivity is estimated at </w:t>
-      </w:r>
+        <w:t>Development overlaps with SIT, so the 23 development days do not get added separately.</w:t>
+      </w:r>
+    </w:p>
+    <w:p>
+      <w:pPr>
+        <w:rPr>
+          <w:lang w:val="en-AE"/>
+        </w:rPr>
+      </w:pPr>
       <w:r>
         <w:rPr>
           <w:b/>
           <w:bCs/>
           <w:lang w:val="en-AE"/>
         </w:rPr>
-        <w:t>30–50 pages/day</w:t>
-      </w:r>
-      <w:r>
-        <w:rPr>
-          <w:lang w:val="en-AE"/>
-        </w:rPr>
-        <w:t>, since these pages use the common security mechanism.</w:t>
+        <w:t>Phase 2 ≈ 121 working days</w:t>
       </w:r>
     </w:p>
     <w:p>
       <w:pPr>
         <w:rPr>
-          <w:lang w:val="en-AE"/>
-        </w:rPr>
-      </w:pPr>
-      <w:r>
-        <w:rPr>
-          <w:lang w:val="en-AE"/>
-        </w:rPr>
-        <w:pict w14:anchorId="521378C5">
-          <v:rect id="_x0000_i1031" style="width:0;height:1.5pt" o:hralign="center" o:hrstd="t" o:hr="t" fillcolor="#a0a0a0" stroked="f"/>
-        </w:pict>
+          <w:b/>
+          <w:bCs/>
+          <w:lang w:val="en-AE"/>
+        </w:rPr>
+      </w:pPr>
+      <w:r>
+        <w:rPr>
+          <w:b/>
+          <w:bCs/>
+          <w:lang w:val="en-AE"/>
+        </w:rPr>
+        <w:t>Recommended project estimate</w:t>
+      </w:r>
+    </w:p>
+    <w:tbl>
+      <w:tblPr>
+        <w:tblW w:w="0" w:type="auto"/>
+        <w:tblCellSpacing w:w="15" w:type="dxa"/>
+        <w:tblCellMar>
+          <w:top w:w="15" w:type="dxa"/>
+          <w:left w:w="15" w:type="dxa"/>
+          <w:bottom w:w="15" w:type="dxa"/>
+          <w:right w:w="15" w:type="dxa"/>
+        </w:tblCellMar>
+        <w:tblLook w:val="04A0" w:firstRow="1" w:lastRow="0" w:firstColumn="1" w:lastColumn="0" w:noHBand="0" w:noVBand="1"/>
+      </w:tblPr>
+      <w:tblGrid>
+        <w:gridCol w:w="855"/>
+        <w:gridCol w:w="663"/>
+        <w:gridCol w:w="1413"/>
+        <w:gridCol w:w="1258"/>
+        <w:gridCol w:w="1915"/>
+        <w:gridCol w:w="813"/>
+        <w:gridCol w:w="2020"/>
+      </w:tblGrid>
+      <w:tr>
+        <w:trPr>
+          <w:tblHeader/>
+          <w:tblCellSpacing w:w="15" w:type="dxa"/>
+        </w:trPr>
+        <w:tc>
+          <w:tcPr>
+            <w:tcW w:w="0" w:type="auto"/>
+            <w:vAlign w:val="center"/>
+            <w:hideMark/>
+          </w:tcPr>
+          <w:p>
+            <w:pPr>
+              <w:rPr>
+                <w:b/>
+                <w:bCs/>
+                <w:lang w:val="en-AE"/>
+              </w:rPr>
+            </w:pPr>
+            <w:r>
+              <w:rPr>
+                <w:b/>
+                <w:bCs/>
+                <w:lang w:val="en-AE"/>
+              </w:rPr>
+              <w:t>Phase</w:t>
+            </w:r>
+          </w:p>
+        </w:tc>
+        <w:tc>
+          <w:tcPr>
+            <w:tcW w:w="0" w:type="auto"/>
+            <w:vAlign w:val="center"/>
+            <w:hideMark/>
+          </w:tcPr>
+          <w:p>
+            <w:pPr>
+              <w:rPr>
+                <w:b/>
+                <w:bCs/>
+                <w:lang w:val="en-AE"/>
+              </w:rPr>
+            </w:pPr>
+            <w:r>
+              <w:rPr>
+                <w:b/>
+                <w:bCs/>
+                <w:lang w:val="en-AE"/>
+              </w:rPr>
+              <w:t>Pages</w:t>
+            </w:r>
+          </w:p>
+        </w:tc>
+        <w:tc>
+          <w:tcPr>
+            <w:tcW w:w="0" w:type="auto"/>
+            <w:vAlign w:val="center"/>
+            <w:hideMark/>
+          </w:tcPr>
+          <w:p>
+            <w:pPr>
+              <w:rPr>
+                <w:b/>
+                <w:bCs/>
+                <w:lang w:val="en-AE"/>
+              </w:rPr>
+            </w:pPr>
+            <w:r>
+              <w:rPr>
+                <w:b/>
+                <w:bCs/>
+                <w:lang w:val="en-AE"/>
+              </w:rPr>
+              <w:t>Development</w:t>
+            </w:r>
+          </w:p>
+        </w:tc>
+        <w:tc>
+          <w:tcPr>
+            <w:tcW w:w="0" w:type="auto"/>
+            <w:vAlign w:val="center"/>
+            <w:hideMark/>
+          </w:tcPr>
+          <w:p>
+            <w:pPr>
+              <w:rPr>
+                <w:b/>
+                <w:bCs/>
+                <w:lang w:val="en-AE"/>
+              </w:rPr>
+            </w:pPr>
+            <w:r>
+              <w:rPr>
+                <w:b/>
+                <w:bCs/>
+                <w:lang w:val="en-AE"/>
+              </w:rPr>
+              <w:t>QA / Testing</w:t>
+            </w:r>
+          </w:p>
+        </w:tc>
+        <w:tc>
+          <w:tcPr>
+            <w:tcW w:w="0" w:type="auto"/>
+            <w:vAlign w:val="center"/>
+            <w:hideMark/>
+          </w:tcPr>
+          <w:p>
+            <w:pPr>
+              <w:rPr>
+                <w:b/>
+                <w:bCs/>
+                <w:lang w:val="en-AE"/>
+              </w:rPr>
+            </w:pPr>
+            <w:r>
+              <w:rPr>
+                <w:b/>
+                <w:bCs/>
+                <w:lang w:val="en-AE"/>
+              </w:rPr>
+              <w:t>Merge / Movement</w:t>
+            </w:r>
+          </w:p>
+        </w:tc>
+        <w:tc>
+          <w:tcPr>
+            <w:tcW w:w="0" w:type="auto"/>
+            <w:vAlign w:val="center"/>
+            <w:hideMark/>
+          </w:tcPr>
+          <w:p>
+            <w:pPr>
+              <w:rPr>
+                <w:b/>
+                <w:bCs/>
+                <w:lang w:val="en-AE"/>
+              </w:rPr>
+            </w:pPr>
+            <w:r>
+              <w:rPr>
+                <w:b/>
+                <w:bCs/>
+                <w:lang w:val="en-AE"/>
+              </w:rPr>
+              <w:t>Buffer</w:t>
+            </w:r>
+          </w:p>
+        </w:tc>
+        <w:tc>
+          <w:tcPr>
+            <w:tcW w:w="0" w:type="auto"/>
+            <w:vAlign w:val="center"/>
+            <w:hideMark/>
+          </w:tcPr>
+          <w:p>
+            <w:pPr>
+              <w:rPr>
+                <w:b/>
+                <w:bCs/>
+                <w:lang w:val="en-AE"/>
+              </w:rPr>
+            </w:pPr>
+            <w:r>
+              <w:rPr>
+                <w:b/>
+                <w:bCs/>
+                <w:lang w:val="en-AE"/>
+              </w:rPr>
+              <w:t>Estimated Duration</w:t>
+            </w:r>
+          </w:p>
+        </w:tc>
+      </w:tr>
+      <w:tr>
+        <w:trPr>
+          <w:tblCellSpacing w:w="15" w:type="dxa"/>
+        </w:trPr>
+        <w:tc>
+          <w:tcPr>
+            <w:tcW w:w="0" w:type="auto"/>
+            <w:vAlign w:val="center"/>
+            <w:hideMark/>
+          </w:tcPr>
+          <w:p>
+            <w:pPr>
+              <w:rPr>
+                <w:lang w:val="en-AE"/>
+              </w:rPr>
+            </w:pPr>
+            <w:r>
+              <w:rPr>
+                <w:b/>
+                <w:bCs/>
+                <w:lang w:val="en-AE"/>
+              </w:rPr>
+              <w:t>Phase 1</w:t>
+            </w:r>
+          </w:p>
+        </w:tc>
+        <w:tc>
+          <w:tcPr>
+            <w:tcW w:w="0" w:type="auto"/>
+            <w:vAlign w:val="center"/>
+            <w:hideMark/>
+          </w:tcPr>
+          <w:p>
+            <w:pPr>
+              <w:rPr>
+                <w:lang w:val="en-AE"/>
+              </w:rPr>
+            </w:pPr>
+            <w:r>
+              <w:rPr>
+                <w:lang w:val="en-AE"/>
+              </w:rPr>
+              <w:t>150</w:t>
+            </w:r>
+          </w:p>
+        </w:tc>
+        <w:tc>
+          <w:tcPr>
+            <w:tcW w:w="0" w:type="auto"/>
+            <w:vAlign w:val="center"/>
+            <w:hideMark/>
+          </w:tcPr>
+          <w:p>
+            <w:pPr>
+              <w:rPr>
+                <w:lang w:val="en-AE"/>
+              </w:rPr>
+            </w:pPr>
+            <w:r>
+              <w:rPr>
+                <w:lang w:val="en-AE"/>
+              </w:rPr>
+              <w:t>6 days</w:t>
+            </w:r>
+          </w:p>
+        </w:tc>
+        <w:tc>
+          <w:tcPr>
+            <w:tcW w:w="0" w:type="auto"/>
+            <w:vAlign w:val="center"/>
+            <w:hideMark/>
+          </w:tcPr>
+          <w:p>
+            <w:pPr>
+              <w:rPr>
+                <w:lang w:val="en-AE"/>
+              </w:rPr>
+            </w:pPr>
+            <w:r>
+              <w:rPr>
+                <w:lang w:val="en-AE"/>
+              </w:rPr>
+              <w:t>32 days</w:t>
+            </w:r>
+          </w:p>
+        </w:tc>
+        <w:tc>
+          <w:tcPr>
+            <w:tcW w:w="0" w:type="auto"/>
+            <w:vAlign w:val="center"/>
+            <w:hideMark/>
+          </w:tcPr>
+          <w:p>
+            <w:pPr>
+              <w:rPr>
+                <w:lang w:val="en-AE"/>
+              </w:rPr>
+            </w:pPr>
+            <w:r>
+              <w:rPr>
+                <w:lang w:val="en-AE"/>
+              </w:rPr>
+              <w:t>9 days</w:t>
+            </w:r>
+          </w:p>
+        </w:tc>
+        <w:tc>
+          <w:tcPr>
+            <w:tcW w:w="0" w:type="auto"/>
+            <w:vAlign w:val="center"/>
+            <w:hideMark/>
+          </w:tcPr>
+          <w:p>
+            <w:pPr>
+              <w:rPr>
+                <w:lang w:val="en-AE"/>
+              </w:rPr>
+            </w:pPr>
+            <w:r>
+              <w:rPr>
+                <w:lang w:val="en-AE"/>
+              </w:rPr>
+              <w:t>5 days</w:t>
+            </w:r>
+          </w:p>
+        </w:tc>
+        <w:tc>
+          <w:tcPr>
+            <w:tcW w:w="0" w:type="auto"/>
+            <w:vAlign w:val="center"/>
+            <w:hideMark/>
+          </w:tcPr>
+          <w:p>
+            <w:pPr>
+              <w:rPr>
+                <w:lang w:val="en-AE"/>
+              </w:rPr>
+            </w:pPr>
+            <w:r>
+              <w:rPr>
+                <w:b/>
+                <w:bCs/>
+                <w:lang w:val="en-AE"/>
+              </w:rPr>
+              <w:t>~46 working days</w:t>
+            </w:r>
+          </w:p>
+        </w:tc>
+      </w:tr>
+      <w:tr>
+        <w:trPr>
+          <w:tblCellSpacing w:w="15" w:type="dxa"/>
+        </w:trPr>
+        <w:tc>
+          <w:tcPr>
+            <w:tcW w:w="0" w:type="auto"/>
+            <w:vAlign w:val="center"/>
+            <w:hideMark/>
+          </w:tcPr>
+          <w:p>
+            <w:pPr>
+              <w:rPr>
+                <w:lang w:val="en-AE"/>
+              </w:rPr>
+            </w:pPr>
+            <w:r>
+              <w:rPr>
+                <w:b/>
+                <w:bCs/>
+                <w:lang w:val="en-AE"/>
+              </w:rPr>
+              <w:t>Phase 2</w:t>
+            </w:r>
+          </w:p>
+        </w:tc>
+        <w:tc>
+          <w:tcPr>
+            <w:tcW w:w="0" w:type="auto"/>
+            <w:vAlign w:val="center"/>
+            <w:hideMark/>
+          </w:tcPr>
+          <w:p>
+            <w:pPr>
+              <w:rPr>
+                <w:lang w:val="en-AE"/>
+              </w:rPr>
+            </w:pPr>
+            <w:r>
+              <w:rPr>
+                <w:lang w:val="en-AE"/>
+              </w:rPr>
+              <w:t>564</w:t>
+            </w:r>
+          </w:p>
+        </w:tc>
+        <w:tc>
+          <w:tcPr>
+            <w:tcW w:w="0" w:type="auto"/>
+            <w:vAlign w:val="center"/>
+            <w:hideMark/>
+          </w:tcPr>
+          <w:p>
+            <w:pPr>
+              <w:rPr>
+                <w:lang w:val="en-AE"/>
+              </w:rPr>
+            </w:pPr>
+            <w:r>
+              <w:rPr>
+                <w:lang w:val="en-AE"/>
+              </w:rPr>
+              <w:t>23 days</w:t>
+            </w:r>
+          </w:p>
+        </w:tc>
+        <w:tc>
+          <w:tcPr>
+            <w:tcW w:w="0" w:type="auto"/>
+            <w:vAlign w:val="center"/>
+            <w:hideMark/>
+          </w:tcPr>
+          <w:p>
+            <w:pPr>
+              <w:rPr>
+                <w:lang w:val="en-AE"/>
+              </w:rPr>
+            </w:pPr>
+            <w:r>
+              <w:rPr>
+                <w:lang w:val="en-AE"/>
+              </w:rPr>
+              <w:t>116 days</w:t>
+            </w:r>
+          </w:p>
+        </w:tc>
+        <w:tc>
+          <w:tcPr>
+            <w:tcW w:w="0" w:type="auto"/>
+            <w:vAlign w:val="center"/>
+            <w:hideMark/>
+          </w:tcPr>
+          <w:p>
+            <w:pPr>
+              <w:rPr>
+                <w:lang w:val="en-AE"/>
+              </w:rPr>
+            </w:pPr>
+            <w:r>
+              <w:rPr>
+                <w:lang w:val="en-AE"/>
+              </w:rPr>
+              <w:t>15 days</w:t>
+            </w:r>
+          </w:p>
+        </w:tc>
+        <w:tc>
+          <w:tcPr>
+            <w:tcW w:w="0" w:type="auto"/>
+            <w:vAlign w:val="center"/>
+            <w:hideMark/>
+          </w:tcPr>
+          <w:p>
+            <w:pPr>
+              <w:rPr>
+                <w:lang w:val="en-AE"/>
+              </w:rPr>
+            </w:pPr>
+            <w:r>
+              <w:rPr>
+                <w:lang w:val="en-AE"/>
+              </w:rPr>
+              <w:t>5 days</w:t>
+            </w:r>
+          </w:p>
+        </w:tc>
+        <w:tc>
+          <w:tcPr>
+            <w:tcW w:w="0" w:type="auto"/>
+            <w:vAlign w:val="center"/>
+            <w:hideMark/>
+          </w:tcPr>
+          <w:p>
+            <w:pPr>
+              <w:rPr>
+                <w:lang w:val="en-AE"/>
+              </w:rPr>
+            </w:pPr>
+            <w:r>
+              <w:rPr>
+                <w:b/>
+                <w:bCs/>
+                <w:lang w:val="en-AE"/>
+              </w:rPr>
+              <w:t>~121 working days</w:t>
+            </w:r>
+          </w:p>
+        </w:tc>
+      </w:tr>
+      <w:tr>
+        <w:trPr>
+          <w:tblCellSpacing w:w="15" w:type="dxa"/>
+        </w:trPr>
+        <w:tc>
+          <w:tcPr>
+            <w:tcW w:w="0" w:type="auto"/>
+            <w:vAlign w:val="center"/>
+            <w:hideMark/>
+          </w:tcPr>
+          <w:p>
+            <w:pPr>
+              <w:rPr>
+                <w:lang w:val="en-AE"/>
+              </w:rPr>
+            </w:pPr>
+            <w:r>
+              <w:rPr>
+                <w:b/>
+                <w:bCs/>
+                <w:lang w:val="en-AE"/>
+              </w:rPr>
+              <w:t>Total</w:t>
+            </w:r>
+          </w:p>
+        </w:tc>
+        <w:tc>
+          <w:tcPr>
+            <w:tcW w:w="0" w:type="auto"/>
+            <w:vAlign w:val="center"/>
+            <w:hideMark/>
+          </w:tcPr>
+          <w:p>
+            <w:pPr>
+              <w:rPr>
+                <w:lang w:val="en-AE"/>
+              </w:rPr>
+            </w:pPr>
+            <w:r>
+              <w:rPr>
+                <w:b/>
+                <w:bCs/>
+                <w:lang w:val="en-AE"/>
+              </w:rPr>
+              <w:t>714</w:t>
+            </w:r>
+          </w:p>
+        </w:tc>
+        <w:tc>
+          <w:tcPr>
+            <w:tcW w:w="0" w:type="auto"/>
+            <w:vAlign w:val="center"/>
+            <w:hideMark/>
+          </w:tcPr>
+          <w:p>
+            <w:pPr>
+              <w:rPr>
+                <w:lang w:val="en-AE"/>
+              </w:rPr>
+            </w:pPr>
+            <w:r>
+              <w:rPr>
+                <w:b/>
+                <w:bCs/>
+                <w:lang w:val="en-AE"/>
+              </w:rPr>
+              <w:t>29 days</w:t>
+            </w:r>
+          </w:p>
+        </w:tc>
+        <w:tc>
+          <w:tcPr>
+            <w:tcW w:w="0" w:type="auto"/>
+            <w:vAlign w:val="center"/>
+            <w:hideMark/>
+          </w:tcPr>
+          <w:p>
+            <w:pPr>
+              <w:rPr>
+                <w:lang w:val="en-AE"/>
+              </w:rPr>
+            </w:pPr>
+            <w:r>
+              <w:rPr>
+                <w:b/>
+                <w:bCs/>
+                <w:lang w:val="en-AE"/>
+              </w:rPr>
+              <w:t>148 days</w:t>
+            </w:r>
+          </w:p>
+        </w:tc>
+        <w:tc>
+          <w:tcPr>
+            <w:tcW w:w="0" w:type="auto"/>
+            <w:vAlign w:val="center"/>
+            <w:hideMark/>
+          </w:tcPr>
+          <w:p>
+            <w:pPr>
+              <w:rPr>
+                <w:lang w:val="en-AE"/>
+              </w:rPr>
+            </w:pPr>
+            <w:r>
+              <w:rPr>
+                <w:b/>
+                <w:bCs/>
+                <w:lang w:val="en-AE"/>
+              </w:rPr>
+              <w:t>24 days</w:t>
+            </w:r>
+          </w:p>
+        </w:tc>
+        <w:tc>
+          <w:tcPr>
+            <w:tcW w:w="0" w:type="auto"/>
+            <w:vAlign w:val="center"/>
+            <w:hideMark/>
+          </w:tcPr>
+          <w:p>
+            <w:pPr>
+              <w:rPr>
+                <w:lang w:val="en-AE"/>
+              </w:rPr>
+            </w:pPr>
+            <w:r>
+              <w:rPr>
+                <w:b/>
+                <w:bCs/>
+                <w:lang w:val="en-AE"/>
+              </w:rPr>
+              <w:t>10 days</w:t>
+            </w:r>
+          </w:p>
+        </w:tc>
+        <w:tc>
+          <w:tcPr>
+            <w:tcW w:w="0" w:type="auto"/>
+            <w:vAlign w:val="center"/>
+            <w:hideMark/>
+          </w:tcPr>
+          <w:p>
+            <w:pPr>
+              <w:rPr>
+                <w:lang w:val="en-AE"/>
+              </w:rPr>
+            </w:pPr>
+            <w:r>
+              <w:rPr>
+                <w:b/>
+                <w:bCs/>
+                <w:lang w:val="en-AE"/>
+              </w:rPr>
+              <w:t>~167 working days</w:t>
+            </w:r>
+          </w:p>
+        </w:tc>
+      </w:tr>
+    </w:tbl>
+    <w:p>
+      <w:pPr>
+        <w:rPr>
+          <w:b/>
+          <w:bCs/>
+          <w:lang w:val="en-AE"/>
+        </w:rPr>
+      </w:pPr>
+      <w:r>
+        <w:rPr>
+          <w:b/>
+          <w:bCs/>
+          <w:lang w:val="en-AE"/>
+        </w:rPr>
+        <w:t>Suggested justification for the project plan</w:t>
       </w:r>
     </w:p>
     <w:p>
       <w:pPr>
         <w:rPr>
+          <w:lang w:val="en-AE"/>
+        </w:rPr>
+      </w:pPr>
+      <w:r>
+        <w:rPr>
           <w:b/>
           <w:bCs/>
           <w:lang w:val="en-AE"/>
         </w:rPr>
-      </w:pPr>
+        <w:t>Phase 1 will cover approximately 150 workflow and checker pages</w:t>
+      </w:r>
+      <w:r>
+        <w:rPr>
+          <w:lang w:val="en-AE"/>
+        </w:rPr>
+        <w:t>, including After Sales, DDS, PMU, Instrumentation, Admin and Masters modules. Development productivity is estimated at approximately 25 pages per day, with completed pages released to QA on the same day. QA productivity is estimated at approximately 20 pages per day.</w:t>
+      </w:r>
+    </w:p>
+    <w:p>
+      <w:pPr>
+        <w:rPr>
+          <w:lang w:val="en-AE"/>
+        </w:rPr>
+      </w:pPr>
+      <w:r>
+        <w:rPr>
+          <w:lang w:val="en-AE"/>
+        </w:rPr>
+        <w:lastRenderedPageBreak/>
+        <w:t xml:space="preserve">Testing will be carried out progressively through </w:t>
+      </w:r>
       <w:r>
         <w:rPr>
           <w:b/>
           <w:bCs/>
           <w:lang w:val="en-AE"/>
         </w:rPr>
-        <w:t>Phase 2 – ~270 Pages</w:t>
+        <w:t>SIT, UAT, Staging and Pre-Production</w:t>
+      </w:r>
+      <w:r>
+        <w:rPr>
+          <w:lang w:val="en-AE"/>
+        </w:rPr>
+        <w:t>. Since development and QA activities will run in parallel, development effort is not added sequentially to the SIT duration.</w:t>
       </w:r>
     </w:p>
     <w:p>
       <w:pPr>
         <w:rPr>
+          <w:lang w:val="en-AE"/>
+        </w:rPr>
+      </w:pPr>
+      <w:r>
+        <w:rPr>
+          <w:lang w:val="en-AE"/>
+        </w:rPr>
+        <w:t xml:space="preserve">A </w:t>
+      </w:r>
+      <w:r>
+        <w:rPr>
           <w:b/>
           <w:bCs/>
           <w:lang w:val="en-AE"/>
         </w:rPr>
-      </w:pPr>
+        <w:t>3-working-day code merging/movement effort</w:t>
+      </w:r>
+      <w:r>
+        <w:rPr>
+          <w:lang w:val="en-AE"/>
+        </w:rPr>
+        <w:t xml:space="preserve"> is considered for each stage transition in Phase 1, with an additional </w:t>
+      </w:r>
       <w:r>
         <w:rPr>
           <w:b/>
           <w:bCs/>
           <w:lang w:val="en-AE"/>
         </w:rPr>
-        <w:t>A. ~220 Workflow Pages</w:t>
+        <w:t>5-working-day QA contingency</w:t>
+      </w:r>
+      <w:r>
+        <w:rPr>
+          <w:lang w:val="en-AE"/>
+        </w:rPr>
+        <w:t>.</w:t>
       </w:r>
     </w:p>
     <w:p>
@@ -276,7 +2287,27 @@
           <w:bCs/>
           <w:lang w:val="en-AE"/>
         </w:rPr>
-        <w:t>Estimated effort: 8–12 person-days</w:t>
+        <w:t>Phase 2 will cover the remaining approximately 564 report and miscellaneous pages.</w:t>
+      </w:r>
+      <w:r>
+        <w:rPr>
+          <w:lang w:val="en-AE"/>
+        </w:rPr>
+        <w:t xml:space="preserve"> Due to the larger volume and the additional code-merging effort, </w:t>
+      </w:r>
+      <w:r>
+        <w:rPr>
+          <w:b/>
+          <w:bCs/>
+          <w:lang w:val="en-AE"/>
+        </w:rPr>
+        <w:t>5 working days are considered for each stage transition</w:t>
+      </w:r>
+      <w:r>
+        <w:rPr>
+          <w:lang w:val="en-AE"/>
+        </w:rPr>
+        <w:t>, along with a 5-day QA contingency.</w:t>
       </w:r>
     </w:p>
     <w:p>
@@ -289,7 +2320,735 @@
         <w:rPr>
           <w:lang w:val="en-AE"/>
         </w:rPr>
-        <w:t>Although the common C# and JavaScript mechanism will be reused, additional effort is required for:</w:t>
+        <w:t xml:space="preserve">Accordingly, the overall estimated duration is approximately </w:t>
+      </w:r>
+      <w:r>
+        <w:rPr>
+          <w:b/>
+          <w:bCs/>
+          <w:lang w:val="en-AE"/>
+        </w:rPr>
+        <w:t>46 working days for Phase 1 and 121 working days for Phase 2</w:t>
+      </w:r>
+      <w:r>
+        <w:rPr>
+          <w:lang w:val="en-AE"/>
+        </w:rPr>
+        <w:t>, subject to timely QA feedback, business/UAT availability, and no major rework arising from testing.</w:t>
+      </w:r>
+    </w:p>
+    <w:p>
+      <w:pPr>
+        <w:pBdr>
+          <w:bottom w:val="single" w:sz="6" w:space="1" w:color="auto"/>
+        </w:pBdr>
+        <w:rPr>
+          <w:lang w:val="en-AE"/>
+        </w:rPr>
+      </w:pPr>
+      <w:r>
+        <w:rPr>
+          <w:b/>
+          <w:bCs/>
+          <w:lang w:val="en-AE"/>
+        </w:rPr>
+        <w:t>Important:</w:t>
+      </w:r>
+      <w:r>
+        <w:rPr>
+          <w:lang w:val="en-AE"/>
+        </w:rPr>
+        <w:t xml:space="preserve"> I would present </w:t>
+      </w:r>
+      <w:r>
+        <w:rPr>
+          <w:b/>
+          <w:bCs/>
+          <w:lang w:val="en-AE"/>
+        </w:rPr>
+        <w:t>46 and 121 working days as planning estimates</w:t>
+      </w:r>
+      <w:r>
+        <w:rPr>
+          <w:lang w:val="en-AE"/>
+        </w:rPr>
+        <w:t xml:space="preserve">, not pure development effort. The actual development effort is only about </w:t>
+      </w:r>
+      <w:r>
+        <w:rPr>
+          <w:b/>
+          <w:bCs/>
+          <w:lang w:val="en-AE"/>
+        </w:rPr>
+        <w:t>6 days + 23 days</w:t>
+      </w:r>
+      <w:r>
+        <w:rPr>
+          <w:lang w:val="en-AE"/>
+        </w:rPr>
+        <w:t xml:space="preserve">, because your productivity assumption is 25 pages/day; </w:t>
+      </w:r>
+      <w:proofErr w:type="gramStart"/>
+      <w:r>
+        <w:rPr>
+          <w:lang w:val="en-AE"/>
+        </w:rPr>
+        <w:t>the majority of</w:t>
+      </w:r>
+      <w:proofErr w:type="gramEnd"/>
+      <w:r>
+        <w:rPr>
+          <w:lang w:val="en-AE"/>
+        </w:rPr>
+        <w:t xml:space="preserve"> the elapsed timeline comes from the four testing stages and controlled code movements.</w:t>
+      </w:r>
+    </w:p>
+    <w:p/>
+    <w:p/>
+    <w:p>
+      <w:pPr>
+        <w:rPr>
+          <w:lang w:val="en-AE"/>
+        </w:rPr>
+      </w:pPr>
+      <w:r>
+        <w:rPr>
+          <w:lang w:val="en-AE"/>
+        </w:rPr>
+        <w:t xml:space="preserve">Yes. I would keep the </w:t>
+      </w:r>
+      <w:r>
+        <w:rPr>
+          <w:b/>
+          <w:bCs/>
+          <w:lang w:val="en-AE"/>
+        </w:rPr>
+        <w:t xml:space="preserve">main effort estimation without code </w:t>
+      </w:r>
+      <w:proofErr w:type="gramStart"/>
+      <w:r>
+        <w:rPr>
+          <w:b/>
+          <w:bCs/>
+          <w:lang w:val="en-AE"/>
+        </w:rPr>
+        <w:t>merging</w:t>
+      </w:r>
+      <w:r>
+        <w:rPr>
+          <w:lang w:val="en-AE"/>
+        </w:rPr>
+        <w:t>, and</w:t>
+      </w:r>
+      <w:proofErr w:type="gramEnd"/>
+      <w:r>
+        <w:rPr>
+          <w:lang w:val="en-AE"/>
+        </w:rPr>
+        <w:t xml:space="preserve"> show </w:t>
+      </w:r>
+      <w:r>
+        <w:rPr>
+          <w:b/>
+          <w:bCs/>
+          <w:lang w:val="en-AE"/>
+        </w:rPr>
+        <w:t>code merging/stage movement separately</w:t>
+      </w:r>
+      <w:r>
+        <w:rPr>
+          <w:lang w:val="en-AE"/>
+        </w:rPr>
+        <w:t xml:space="preserve"> so there is no confusion.</w:t>
+      </w:r>
+    </w:p>
+    <w:p>
+      <w:pPr>
+        <w:rPr>
+          <w:b/>
+          <w:bCs/>
+          <w:lang w:val="en-AE"/>
+        </w:rPr>
+      </w:pPr>
+      <w:r>
+        <w:rPr>
+          <w:b/>
+          <w:bCs/>
+          <w:lang w:val="en-AE"/>
+        </w:rPr>
+        <w:t>1. Development &amp; Testing Effort — Excluding Code Merge</w:t>
+      </w:r>
+    </w:p>
+    <w:tbl>
+      <w:tblPr>
+        <w:tblW w:w="0" w:type="auto"/>
+        <w:tblCellSpacing w:w="15" w:type="dxa"/>
+        <w:tblCellMar>
+          <w:top w:w="15" w:type="dxa"/>
+          <w:left w:w="15" w:type="dxa"/>
+          <w:bottom w:w="15" w:type="dxa"/>
+          <w:right w:w="15" w:type="dxa"/>
+        </w:tblCellMar>
+        <w:tblLook w:val="04A0" w:firstRow="1" w:lastRow="0" w:firstColumn="1" w:lastColumn="0" w:noHBand="0" w:noVBand="1"/>
+      </w:tblPr>
+      <w:tblGrid>
+        <w:gridCol w:w="2683"/>
+        <w:gridCol w:w="2609"/>
+        <w:gridCol w:w="2178"/>
+      </w:tblGrid>
+      <w:tr>
+        <w:trPr>
+          <w:tblHeader/>
+          <w:tblCellSpacing w:w="15" w:type="dxa"/>
+        </w:trPr>
+        <w:tc>
+          <w:tcPr>
+            <w:tcW w:w="0" w:type="auto"/>
+            <w:vAlign w:val="center"/>
+            <w:hideMark/>
+          </w:tcPr>
+          <w:p>
+            <w:pPr>
+              <w:rPr>
+                <w:b/>
+                <w:bCs/>
+                <w:lang w:val="en-AE"/>
+              </w:rPr>
+            </w:pPr>
+            <w:r>
+              <w:rPr>
+                <w:b/>
+                <w:bCs/>
+                <w:lang w:val="en-AE"/>
+              </w:rPr>
+              <w:t>Activity</w:t>
+            </w:r>
+          </w:p>
+        </w:tc>
+        <w:tc>
+          <w:tcPr>
+            <w:tcW w:w="0" w:type="auto"/>
+            <w:vAlign w:val="center"/>
+            <w:hideMark/>
+          </w:tcPr>
+          <w:p>
+            <w:pPr>
+              <w:rPr>
+                <w:b/>
+                <w:bCs/>
+                <w:lang w:val="en-AE"/>
+              </w:rPr>
+            </w:pPr>
+            <w:r>
+              <w:rPr>
+                <w:b/>
+                <w:bCs/>
+                <w:lang w:val="en-AE"/>
+              </w:rPr>
+              <w:t>Phase 1 – 150 Pages</w:t>
+            </w:r>
+          </w:p>
+        </w:tc>
+        <w:tc>
+          <w:tcPr>
+            <w:tcW w:w="0" w:type="auto"/>
+            <w:vAlign w:val="center"/>
+            <w:hideMark/>
+          </w:tcPr>
+          <w:p>
+            <w:pPr>
+              <w:rPr>
+                <w:b/>
+                <w:bCs/>
+                <w:lang w:val="en-AE"/>
+              </w:rPr>
+            </w:pPr>
+            <w:r>
+              <w:rPr>
+                <w:b/>
+                <w:bCs/>
+                <w:lang w:val="en-AE"/>
+              </w:rPr>
+              <w:t>Phase 2 – 564 Pages</w:t>
+            </w:r>
+          </w:p>
+        </w:tc>
+      </w:tr>
+      <w:tr>
+        <w:trPr>
+          <w:tblCellSpacing w:w="15" w:type="dxa"/>
+        </w:trPr>
+        <w:tc>
+          <w:tcPr>
+            <w:tcW w:w="0" w:type="auto"/>
+            <w:vAlign w:val="center"/>
+            <w:hideMark/>
+          </w:tcPr>
+          <w:p>
+            <w:pPr>
+              <w:rPr>
+                <w:lang w:val="en-AE"/>
+              </w:rPr>
+            </w:pPr>
+            <w:r>
+              <w:rPr>
+                <w:lang w:val="en-AE"/>
+              </w:rPr>
+              <w:t>Scope</w:t>
+            </w:r>
+          </w:p>
+        </w:tc>
+        <w:tc>
+          <w:tcPr>
+            <w:tcW w:w="0" w:type="auto"/>
+            <w:vAlign w:val="center"/>
+            <w:hideMark/>
+          </w:tcPr>
+          <w:p>
+            <w:pPr>
+              <w:rPr>
+                <w:lang w:val="en-AE"/>
+              </w:rPr>
+            </w:pPr>
+            <w:r>
+              <w:rPr>
+                <w:lang w:val="en-AE"/>
+              </w:rPr>
+              <w:t>Workflow &amp; Checker pages</w:t>
+            </w:r>
+          </w:p>
+        </w:tc>
+        <w:tc>
+          <w:tcPr>
+            <w:tcW w:w="0" w:type="auto"/>
+            <w:vAlign w:val="center"/>
+            <w:hideMark/>
+          </w:tcPr>
+          <w:p>
+            <w:pPr>
+              <w:rPr>
+                <w:lang w:val="en-AE"/>
+              </w:rPr>
+            </w:pPr>
+            <w:r>
+              <w:rPr>
+                <w:lang w:val="en-AE"/>
+              </w:rPr>
+              <w:t>Reports &amp; Misc. pages</w:t>
+            </w:r>
+          </w:p>
+        </w:tc>
+      </w:tr>
+      <w:tr>
+        <w:trPr>
+          <w:tblCellSpacing w:w="15" w:type="dxa"/>
+        </w:trPr>
+        <w:tc>
+          <w:tcPr>
+            <w:tcW w:w="0" w:type="auto"/>
+            <w:vAlign w:val="center"/>
+            <w:hideMark/>
+          </w:tcPr>
+          <w:p>
+            <w:pPr>
+              <w:rPr>
+                <w:lang w:val="en-AE"/>
+              </w:rPr>
+            </w:pPr>
+            <w:r>
+              <w:rPr>
+                <w:lang w:val="en-AE"/>
+              </w:rPr>
+              <w:t>Development productivity</w:t>
+            </w:r>
+          </w:p>
+        </w:tc>
+        <w:tc>
+          <w:tcPr>
+            <w:tcW w:w="0" w:type="auto"/>
+            <w:vAlign w:val="center"/>
+            <w:hideMark/>
+          </w:tcPr>
+          <w:p>
+            <w:pPr>
+              <w:rPr>
+                <w:lang w:val="en-AE"/>
+              </w:rPr>
+            </w:pPr>
+            <w:r>
+              <w:rPr>
+                <w:lang w:val="en-AE"/>
+              </w:rPr>
+              <w:t>25 pages/day</w:t>
+            </w:r>
+          </w:p>
+        </w:tc>
+        <w:tc>
+          <w:tcPr>
+            <w:tcW w:w="0" w:type="auto"/>
+            <w:vAlign w:val="center"/>
+            <w:hideMark/>
+          </w:tcPr>
+          <w:p>
+            <w:pPr>
+              <w:rPr>
+                <w:lang w:val="en-AE"/>
+              </w:rPr>
+            </w:pPr>
+            <w:r>
+              <w:rPr>
+                <w:lang w:val="en-AE"/>
+              </w:rPr>
+              <w:t>25 pages/day</w:t>
+            </w:r>
+          </w:p>
+        </w:tc>
+      </w:tr>
+      <w:tr>
+        <w:trPr>
+          <w:tblCellSpacing w:w="15" w:type="dxa"/>
+        </w:trPr>
+        <w:tc>
+          <w:tcPr>
+            <w:tcW w:w="0" w:type="auto"/>
+            <w:vAlign w:val="center"/>
+            <w:hideMark/>
+          </w:tcPr>
+          <w:p>
+            <w:pPr>
+              <w:rPr>
+                <w:lang w:val="en-AE"/>
+              </w:rPr>
+            </w:pPr>
+            <w:r>
+              <w:rPr>
+                <w:lang w:val="en-AE"/>
+              </w:rPr>
+              <w:t>Development effort</w:t>
+            </w:r>
+          </w:p>
+        </w:tc>
+        <w:tc>
+          <w:tcPr>
+            <w:tcW w:w="0" w:type="auto"/>
+            <w:vAlign w:val="center"/>
+            <w:hideMark/>
+          </w:tcPr>
+          <w:p>
+            <w:pPr>
+              <w:rPr>
+                <w:lang w:val="en-AE"/>
+              </w:rPr>
+            </w:pPr>
+            <w:r>
+              <w:rPr>
+                <w:lang w:val="en-AE"/>
+              </w:rPr>
+              <w:t>6 days</w:t>
+            </w:r>
+          </w:p>
+        </w:tc>
+        <w:tc>
+          <w:tcPr>
+            <w:tcW w:w="0" w:type="auto"/>
+            <w:vAlign w:val="center"/>
+            <w:hideMark/>
+          </w:tcPr>
+          <w:p>
+            <w:pPr>
+              <w:rPr>
+                <w:lang w:val="en-AE"/>
+              </w:rPr>
+            </w:pPr>
+            <w:r>
+              <w:rPr>
+                <w:lang w:val="en-AE"/>
+              </w:rPr>
+              <w:t>23 days</w:t>
+            </w:r>
+          </w:p>
+        </w:tc>
+      </w:tr>
+      <w:tr>
+        <w:trPr>
+          <w:tblCellSpacing w:w="15" w:type="dxa"/>
+        </w:trPr>
+        <w:tc>
+          <w:tcPr>
+            <w:tcW w:w="0" w:type="auto"/>
+            <w:vAlign w:val="center"/>
+            <w:hideMark/>
+          </w:tcPr>
+          <w:p>
+            <w:pPr>
+              <w:rPr>
+                <w:lang w:val="en-AE"/>
+              </w:rPr>
+            </w:pPr>
+            <w:r>
+              <w:rPr>
+                <w:lang w:val="en-AE"/>
+              </w:rPr>
+              <w:t>Testing productivity</w:t>
+            </w:r>
+          </w:p>
+        </w:tc>
+        <w:tc>
+          <w:tcPr>
+            <w:tcW w:w="0" w:type="auto"/>
+            <w:vAlign w:val="center"/>
+            <w:hideMark/>
+          </w:tcPr>
+          <w:p>
+            <w:pPr>
+              <w:rPr>
+                <w:lang w:val="en-AE"/>
+              </w:rPr>
+            </w:pPr>
+            <w:r>
+              <w:rPr>
+                <w:lang w:val="en-AE"/>
+              </w:rPr>
+              <w:t>20 pages/day</w:t>
+            </w:r>
+          </w:p>
+        </w:tc>
+        <w:tc>
+          <w:tcPr>
+            <w:tcW w:w="0" w:type="auto"/>
+            <w:vAlign w:val="center"/>
+            <w:hideMark/>
+          </w:tcPr>
+          <w:p>
+            <w:pPr>
+              <w:rPr>
+                <w:lang w:val="en-AE"/>
+              </w:rPr>
+            </w:pPr>
+            <w:r>
+              <w:rPr>
+                <w:lang w:val="en-AE"/>
+              </w:rPr>
+              <w:t>20 pages/day</w:t>
+            </w:r>
+          </w:p>
+        </w:tc>
+      </w:tr>
+      <w:tr>
+        <w:trPr>
+          <w:tblCellSpacing w:w="15" w:type="dxa"/>
+        </w:trPr>
+        <w:tc>
+          <w:tcPr>
+            <w:tcW w:w="0" w:type="auto"/>
+            <w:vAlign w:val="center"/>
+            <w:hideMark/>
+          </w:tcPr>
+          <w:p>
+            <w:pPr>
+              <w:rPr>
+                <w:lang w:val="en-AE"/>
+              </w:rPr>
+            </w:pPr>
+            <w:r>
+              <w:rPr>
+                <w:lang w:val="en-AE"/>
+              </w:rPr>
+              <w:t>Testing effort</w:t>
+            </w:r>
+          </w:p>
+        </w:tc>
+        <w:tc>
+          <w:tcPr>
+            <w:tcW w:w="0" w:type="auto"/>
+            <w:vAlign w:val="center"/>
+            <w:hideMark/>
+          </w:tcPr>
+          <w:p>
+            <w:pPr>
+              <w:rPr>
+                <w:lang w:val="en-AE"/>
+              </w:rPr>
+            </w:pPr>
+            <w:r>
+              <w:rPr>
+                <w:lang w:val="en-AE"/>
+              </w:rPr>
+              <w:t>8 days</w:t>
+            </w:r>
+          </w:p>
+        </w:tc>
+        <w:tc>
+          <w:tcPr>
+            <w:tcW w:w="0" w:type="auto"/>
+            <w:vAlign w:val="center"/>
+            <w:hideMark/>
+          </w:tcPr>
+          <w:p>
+            <w:pPr>
+              <w:rPr>
+                <w:lang w:val="en-AE"/>
+              </w:rPr>
+            </w:pPr>
+            <w:r>
+              <w:rPr>
+                <w:lang w:val="en-AE"/>
+              </w:rPr>
+              <w:t>29 days</w:t>
+            </w:r>
+          </w:p>
+        </w:tc>
+      </w:tr>
+      <w:tr>
+        <w:trPr>
+          <w:tblCellSpacing w:w="15" w:type="dxa"/>
+        </w:trPr>
+        <w:tc>
+          <w:tcPr>
+            <w:tcW w:w="0" w:type="auto"/>
+            <w:vAlign w:val="center"/>
+            <w:hideMark/>
+          </w:tcPr>
+          <w:p>
+            <w:pPr>
+              <w:rPr>
+                <w:lang w:val="en-AE"/>
+              </w:rPr>
+            </w:pPr>
+            <w:r>
+              <w:rPr>
+                <w:lang w:val="en-AE"/>
+              </w:rPr>
+              <w:t>QA buffer</w:t>
+            </w:r>
+          </w:p>
+        </w:tc>
+        <w:tc>
+          <w:tcPr>
+            <w:tcW w:w="0" w:type="auto"/>
+            <w:vAlign w:val="center"/>
+            <w:hideMark/>
+          </w:tcPr>
+          <w:p>
+            <w:pPr>
+              <w:rPr>
+                <w:lang w:val="en-AE"/>
+              </w:rPr>
+            </w:pPr>
+            <w:r>
+              <w:rPr>
+                <w:lang w:val="en-AE"/>
+              </w:rPr>
+              <w:t>5 days</w:t>
+            </w:r>
+          </w:p>
+        </w:tc>
+        <w:tc>
+          <w:tcPr>
+            <w:tcW w:w="0" w:type="auto"/>
+            <w:vAlign w:val="center"/>
+            <w:hideMark/>
+          </w:tcPr>
+          <w:p>
+            <w:pPr>
+              <w:rPr>
+                <w:lang w:val="en-AE"/>
+              </w:rPr>
+            </w:pPr>
+            <w:r>
+              <w:rPr>
+                <w:lang w:val="en-AE"/>
+              </w:rPr>
+              <w:t>5 days</w:t>
+            </w:r>
+          </w:p>
+        </w:tc>
+      </w:tr>
+      <w:tr>
+        <w:trPr>
+          <w:tblCellSpacing w:w="15" w:type="dxa"/>
+        </w:trPr>
+        <w:tc>
+          <w:tcPr>
+            <w:tcW w:w="0" w:type="auto"/>
+            <w:vAlign w:val="center"/>
+            <w:hideMark/>
+          </w:tcPr>
+          <w:p>
+            <w:pPr>
+              <w:rPr>
+                <w:lang w:val="en-AE"/>
+              </w:rPr>
+            </w:pPr>
+            <w:r>
+              <w:rPr>
+                <w:b/>
+                <w:bCs/>
+                <w:lang w:val="en-AE"/>
+              </w:rPr>
+              <w:t>Estimated Phase Duration</w:t>
+            </w:r>
+          </w:p>
+        </w:tc>
+        <w:tc>
+          <w:tcPr>
+            <w:tcW w:w="0" w:type="auto"/>
+            <w:vAlign w:val="center"/>
+            <w:hideMark/>
+          </w:tcPr>
+          <w:p>
+            <w:pPr>
+              <w:rPr>
+                <w:lang w:val="en-AE"/>
+              </w:rPr>
+            </w:pPr>
+            <w:r>
+              <w:rPr>
+                <w:b/>
+                <w:bCs/>
+                <w:lang w:val="en-AE"/>
+              </w:rPr>
+              <w:t>13 working days</w:t>
+            </w:r>
+          </w:p>
+        </w:tc>
+        <w:tc>
+          <w:tcPr>
+            <w:tcW w:w="0" w:type="auto"/>
+            <w:vAlign w:val="center"/>
+            <w:hideMark/>
+          </w:tcPr>
+          <w:p>
+            <w:pPr>
+              <w:rPr>
+                <w:lang w:val="en-AE"/>
+              </w:rPr>
+            </w:pPr>
+            <w:r>
+              <w:rPr>
+                <w:b/>
+                <w:bCs/>
+                <w:lang w:val="en-AE"/>
+              </w:rPr>
+              <w:t>34 working days</w:t>
+            </w:r>
+          </w:p>
+        </w:tc>
+      </w:tr>
+    </w:tbl>
+    <w:p>
+      <w:pPr>
+        <w:rPr>
+          <w:lang w:val="en-AE"/>
+        </w:rPr>
+      </w:pPr>
+      <w:r>
+        <w:rPr>
+          <w:b/>
+          <w:bCs/>
+          <w:lang w:val="en-AE"/>
+        </w:rPr>
+        <w:t>Calculation:</w:t>
       </w:r>
     </w:p>
     <w:p>
@@ -306,7 +3065,35 @@
         <w:rPr>
           <w:lang w:val="en-AE"/>
         </w:rPr>
-        <w:t xml:space="preserve">Workflow-specific navigation validation. </w:t>
+        <w:t xml:space="preserve">Phase 1: </w:t>
+      </w:r>
+      <w:proofErr w:type="gramStart"/>
+      <w:r>
+        <w:rPr>
+          <w:lang w:val="en-AE"/>
+        </w:rPr>
+        <w:t>MAX(</w:t>
+      </w:r>
+      <w:proofErr w:type="gramEnd"/>
+      <w:r>
+        <w:rPr>
+          <w:lang w:val="en-AE"/>
+        </w:rPr>
+        <w:t xml:space="preserve">6 development days, 8 testing days) + 5 buffer = </w:t>
+      </w:r>
+      <w:r>
+        <w:rPr>
+          <w:b/>
+          <w:bCs/>
+          <w:lang w:val="en-AE"/>
+        </w:rPr>
+        <w:t>13 days</w:t>
+      </w:r>
+      <w:r>
+        <w:rPr>
+          <w:lang w:val="en-AE"/>
+        </w:rPr>
+        <w:t xml:space="preserve"> </w:t>
       </w:r>
     </w:p>
     <w:p>
@@ -323,83 +3110,930 @@
         <w:rPr>
           <w:lang w:val="en-AE"/>
         </w:rPr>
-        <w:t xml:space="preserve">Page-to-page transition validation. </w:t>
+        <w:t xml:space="preserve">Phase 2: </w:t>
+      </w:r>
+      <w:proofErr w:type="gramStart"/>
+      <w:r>
+        <w:rPr>
+          <w:lang w:val="en-AE"/>
+        </w:rPr>
+        <w:t>MAX(</w:t>
+      </w:r>
+      <w:proofErr w:type="gramEnd"/>
+      <w:r>
+        <w:rPr>
+          <w:lang w:val="en-AE"/>
+        </w:rPr>
+        <w:t xml:space="preserve">23 development days, 29 testing days) + 5 buffer = </w:t>
+      </w:r>
+      <w:r>
+        <w:rPr>
+          <w:b/>
+          <w:bCs/>
+          <w:lang w:val="en-AE"/>
+        </w:rPr>
+        <w:t>34 days</w:t>
+      </w:r>
+      <w:r>
+        <w:rPr>
+          <w:lang w:val="en-AE"/>
+        </w:rPr>
+        <w:t xml:space="preserve"> </w:t>
       </w:r>
     </w:p>
     <w:p>
       <w:pPr>
-        <w:numPr>
-          <w:ilvl w:val="0"/>
-          <w:numId w:val="3"/>
-        </w:numPr>
-        <w:rPr>
-          <w:lang w:val="en-AE"/>
-        </w:rPr>
-      </w:pPr>
-      <w:r>
-        <w:rPr>
-          <w:lang w:val="en-AE"/>
-        </w:rPr>
-        <w:t xml:space="preserve">Authentication/authorization checks across workflow journeys. </w:t>
+        <w:rPr>
+          <w:lang w:val="en-AE"/>
+        </w:rPr>
+      </w:pPr>
+      <w:r>
+        <w:rPr>
+          <w:lang w:val="en-AE"/>
+        </w:rPr>
+        <w:lastRenderedPageBreak/>
+        <w:t xml:space="preserve">Development and testing are assumed to run </w:t>
+      </w:r>
+      <w:r>
+        <w:rPr>
+          <w:b/>
+          <w:bCs/>
+          <w:lang w:val="en-AE"/>
+        </w:rPr>
+        <w:t>in parallel</w:t>
+      </w:r>
+      <w:r>
+        <w:rPr>
+          <w:lang w:val="en-AE"/>
+        </w:rPr>
+        <w:t>, since completed pages are released for testing on the same day.</w:t>
       </w:r>
     </w:p>
     <w:p>
       <w:pPr>
-        <w:numPr>
-          <w:ilvl w:val="0"/>
-          <w:numId w:val="3"/>
-        </w:numPr>
-        <w:rPr>
-          <w:lang w:val="en-AE"/>
-        </w:rPr>
-      </w:pPr>
-      <w:r>
-        <w:rPr>
-          <w:lang w:val="en-AE"/>
-        </w:rPr>
-        <w:t xml:space="preserve">Direct URL access validation. </w:t>
+        <w:rPr>
+          <w:lang w:val="en-AE"/>
+        </w:rPr>
+      </w:pPr>
+      <w:r>
+        <w:rPr>
+          <w:lang w:val="en-AE"/>
+        </w:rPr>
+        <w:pict w14:anchorId="4190620A">
+          <v:rect id="_x0000_i1031" style="width:0;height:1.5pt" o:hralign="center" o:hrstd="t" o:hr="t" fillcolor="#a0a0a0" stroked="f"/>
+        </w:pict>
       </w:r>
     </w:p>
     <w:p>
       <w:pPr>
-        <w:numPr>
-          <w:ilvl w:val="0"/>
-          <w:numId w:val="3"/>
-        </w:numPr>
-        <w:rPr>
-          <w:lang w:val="en-AE"/>
-        </w:rPr>
-      </w:pPr>
-      <w:proofErr w:type="gramStart"/>
-      <w:r>
-        <w:rPr>
-          <w:lang w:val="en-AE"/>
-        </w:rPr>
-        <w:t>Slow-network</w:t>
-      </w:r>
-      <w:proofErr w:type="gramEnd"/>
-      <w:r>
-        <w:rPr>
-          <w:lang w:val="en-AE"/>
-        </w:rPr>
-        <w:t xml:space="preserve">/throttling scenarios. </w:t>
+        <w:rPr>
+          <w:b/>
+          <w:bCs/>
+          <w:lang w:val="en-AE"/>
+        </w:rPr>
+      </w:pPr>
+      <w:r>
+        <w:rPr>
+          <w:b/>
+          <w:bCs/>
+          <w:lang w:val="en-AE"/>
+        </w:rPr>
+        <w:t>2. Code Merging / Stage Movement — Separate Effort</w:t>
       </w:r>
     </w:p>
     <w:p>
       <w:pPr>
-        <w:numPr>
-          <w:ilvl w:val="0"/>
-          <w:numId w:val="3"/>
-        </w:numPr>
-        <w:rPr>
-          <w:lang w:val="en-AE"/>
-        </w:rPr>
-      </w:pPr>
-      <w:r>
-        <w:rPr>
-          <w:lang w:val="en-AE"/>
-        </w:rPr>
-        <w:t xml:space="preserve">Regression testing of existing workflow functionality. </w:t>
+        <w:rPr>
+          <w:lang w:val="en-AE"/>
+        </w:rPr>
+      </w:pPr>
+      <w:r>
+        <w:rPr>
+          <w:lang w:val="en-AE"/>
+        </w:rPr>
+        <w:t xml:space="preserve">Code merging is </w:t>
+      </w:r>
+      <w:r>
+        <w:rPr>
+          <w:b/>
+          <w:bCs/>
+          <w:lang w:val="en-AE"/>
+        </w:rPr>
+        <w:t>not included in the above 13-day / 34-day estimates</w:t>
+      </w:r>
+      <w:r>
+        <w:rPr>
+          <w:lang w:val="en-AE"/>
+        </w:rPr>
+        <w:t>.</w:t>
+      </w:r>
+    </w:p>
+    <w:tbl>
+      <w:tblPr>
+        <w:tblW w:w="0" w:type="auto"/>
+        <w:tblCellSpacing w:w="15" w:type="dxa"/>
+        <w:tblCellMar>
+          <w:top w:w="15" w:type="dxa"/>
+          <w:left w:w="15" w:type="dxa"/>
+          <w:bottom w:w="15" w:type="dxa"/>
+          <w:right w:w="15" w:type="dxa"/>
+        </w:tblCellMar>
+        <w:tblLook w:val="04A0" w:firstRow="1" w:lastRow="0" w:firstColumn="1" w:lastColumn="0" w:noHBand="0" w:noVBand="1"/>
+      </w:tblPr>
+      <w:tblGrid>
+        <w:gridCol w:w="3658"/>
+        <w:gridCol w:w="840"/>
+        <w:gridCol w:w="855"/>
+      </w:tblGrid>
+      <w:tr>
+        <w:trPr>
+          <w:tblHeader/>
+          <w:tblCellSpacing w:w="15" w:type="dxa"/>
+        </w:trPr>
+        <w:tc>
+          <w:tcPr>
+            <w:tcW w:w="0" w:type="auto"/>
+            <w:vAlign w:val="center"/>
+            <w:hideMark/>
+          </w:tcPr>
+          <w:p>
+            <w:pPr>
+              <w:rPr>
+                <w:b/>
+                <w:bCs/>
+                <w:lang w:val="en-AE"/>
+              </w:rPr>
+            </w:pPr>
+            <w:r>
+              <w:rPr>
+                <w:b/>
+                <w:bCs/>
+                <w:lang w:val="en-AE"/>
+              </w:rPr>
+              <w:t>Stage Movement</w:t>
+            </w:r>
+          </w:p>
+        </w:tc>
+        <w:tc>
+          <w:tcPr>
+            <w:tcW w:w="0" w:type="auto"/>
+            <w:vAlign w:val="center"/>
+            <w:hideMark/>
+          </w:tcPr>
+          <w:p>
+            <w:pPr>
+              <w:rPr>
+                <w:b/>
+                <w:bCs/>
+                <w:lang w:val="en-AE"/>
+              </w:rPr>
+            </w:pPr>
+            <w:r>
+              <w:rPr>
+                <w:b/>
+                <w:bCs/>
+                <w:lang w:val="en-AE"/>
+              </w:rPr>
+              <w:t>Phase 1</w:t>
+            </w:r>
+          </w:p>
+        </w:tc>
+        <w:tc>
+          <w:tcPr>
+            <w:tcW w:w="0" w:type="auto"/>
+            <w:vAlign w:val="center"/>
+            <w:hideMark/>
+          </w:tcPr>
+          <w:p>
+            <w:pPr>
+              <w:rPr>
+                <w:b/>
+                <w:bCs/>
+                <w:lang w:val="en-AE"/>
+              </w:rPr>
+            </w:pPr>
+            <w:r>
+              <w:rPr>
+                <w:b/>
+                <w:bCs/>
+                <w:lang w:val="en-AE"/>
+              </w:rPr>
+              <w:t>Phase 2</w:t>
+            </w:r>
+          </w:p>
+        </w:tc>
+      </w:tr>
+      <w:tr>
+        <w:trPr>
+          <w:tblCellSpacing w:w="15" w:type="dxa"/>
+        </w:trPr>
+        <w:tc>
+          <w:tcPr>
+            <w:tcW w:w="0" w:type="auto"/>
+            <w:vAlign w:val="center"/>
+            <w:hideMark/>
+          </w:tcPr>
+          <w:p>
+            <w:pPr>
+              <w:rPr>
+                <w:lang w:val="en-AE"/>
+              </w:rPr>
+            </w:pPr>
+            <w:r>
+              <w:rPr>
+                <w:lang w:val="en-AE"/>
+              </w:rPr>
+              <w:t>SIT → UAT</w:t>
+            </w:r>
+          </w:p>
+        </w:tc>
+        <w:tc>
+          <w:tcPr>
+            <w:tcW w:w="0" w:type="auto"/>
+            <w:vAlign w:val="center"/>
+            <w:hideMark/>
+          </w:tcPr>
+          <w:p>
+            <w:pPr>
+              <w:rPr>
+                <w:lang w:val="en-AE"/>
+              </w:rPr>
+            </w:pPr>
+            <w:r>
+              <w:rPr>
+                <w:b/>
+                <w:bCs/>
+                <w:lang w:val="en-AE"/>
+              </w:rPr>
+              <w:t>3 days</w:t>
+            </w:r>
+          </w:p>
+        </w:tc>
+        <w:tc>
+          <w:tcPr>
+            <w:tcW w:w="0" w:type="auto"/>
+            <w:vAlign w:val="center"/>
+            <w:hideMark/>
+          </w:tcPr>
+          <w:p>
+            <w:pPr>
+              <w:rPr>
+                <w:lang w:val="en-AE"/>
+              </w:rPr>
+            </w:pPr>
+            <w:r>
+              <w:rPr>
+                <w:b/>
+                <w:bCs/>
+                <w:lang w:val="en-AE"/>
+              </w:rPr>
+              <w:t>5 days</w:t>
+            </w:r>
+          </w:p>
+        </w:tc>
+      </w:tr>
+      <w:tr>
+        <w:trPr>
+          <w:tblCellSpacing w:w="15" w:type="dxa"/>
+        </w:trPr>
+        <w:tc>
+          <w:tcPr>
+            <w:tcW w:w="0" w:type="auto"/>
+            <w:vAlign w:val="center"/>
+            <w:hideMark/>
+          </w:tcPr>
+          <w:p>
+            <w:pPr>
+              <w:rPr>
+                <w:lang w:val="en-AE"/>
+              </w:rPr>
+            </w:pPr>
+            <w:r>
+              <w:rPr>
+                <w:lang w:val="en-AE"/>
+              </w:rPr>
+              <w:t>UAT → Staging</w:t>
+            </w:r>
+          </w:p>
+        </w:tc>
+        <w:tc>
+          <w:tcPr>
+            <w:tcW w:w="0" w:type="auto"/>
+            <w:vAlign w:val="center"/>
+            <w:hideMark/>
+          </w:tcPr>
+          <w:p>
+            <w:pPr>
+              <w:rPr>
+                <w:lang w:val="en-AE"/>
+              </w:rPr>
+            </w:pPr>
+            <w:r>
+              <w:rPr>
+                <w:b/>
+                <w:bCs/>
+                <w:lang w:val="en-AE"/>
+              </w:rPr>
+              <w:t>3 days</w:t>
+            </w:r>
+          </w:p>
+        </w:tc>
+        <w:tc>
+          <w:tcPr>
+            <w:tcW w:w="0" w:type="auto"/>
+            <w:vAlign w:val="center"/>
+            <w:hideMark/>
+          </w:tcPr>
+          <w:p>
+            <w:pPr>
+              <w:rPr>
+                <w:lang w:val="en-AE"/>
+              </w:rPr>
+            </w:pPr>
+            <w:r>
+              <w:rPr>
+                <w:b/>
+                <w:bCs/>
+                <w:lang w:val="en-AE"/>
+              </w:rPr>
+              <w:t>5 days</w:t>
+            </w:r>
+          </w:p>
+        </w:tc>
+      </w:tr>
+      <w:tr>
+        <w:trPr>
+          <w:tblCellSpacing w:w="15" w:type="dxa"/>
+        </w:trPr>
+        <w:tc>
+          <w:tcPr>
+            <w:tcW w:w="0" w:type="auto"/>
+            <w:vAlign w:val="center"/>
+            <w:hideMark/>
+          </w:tcPr>
+          <w:p>
+            <w:pPr>
+              <w:rPr>
+                <w:lang w:val="en-AE"/>
+              </w:rPr>
+            </w:pPr>
+            <w:r>
+              <w:rPr>
+                <w:lang w:val="en-AE"/>
+              </w:rPr>
+              <w:t xml:space="preserve">Staging → </w:t>
+            </w:r>
+            <w:proofErr w:type="gramStart"/>
+            <w:r>
+              <w:rPr>
+                <w:lang w:val="en-AE"/>
+              </w:rPr>
+              <w:t>Pre-Prod</w:t>
+            </w:r>
+            <w:proofErr w:type="gramEnd"/>
+          </w:p>
+        </w:tc>
+        <w:tc>
+          <w:tcPr>
+            <w:tcW w:w="0" w:type="auto"/>
+            <w:vAlign w:val="center"/>
+            <w:hideMark/>
+          </w:tcPr>
+          <w:p>
+            <w:pPr>
+              <w:rPr>
+                <w:lang w:val="en-AE"/>
+              </w:rPr>
+            </w:pPr>
+            <w:r>
+              <w:rPr>
+                <w:b/>
+                <w:bCs/>
+                <w:lang w:val="en-AE"/>
+              </w:rPr>
+              <w:t>3 days</w:t>
+            </w:r>
+          </w:p>
+        </w:tc>
+        <w:tc>
+          <w:tcPr>
+            <w:tcW w:w="0" w:type="auto"/>
+            <w:vAlign w:val="center"/>
+            <w:hideMark/>
+          </w:tcPr>
+          <w:p>
+            <w:pPr>
+              <w:rPr>
+                <w:lang w:val="en-AE"/>
+              </w:rPr>
+            </w:pPr>
+            <w:r>
+              <w:rPr>
+                <w:b/>
+                <w:bCs/>
+                <w:lang w:val="en-AE"/>
+              </w:rPr>
+              <w:t>5 days</w:t>
+            </w:r>
+          </w:p>
+        </w:tc>
+      </w:tr>
+      <w:tr>
+        <w:trPr>
+          <w:tblCellSpacing w:w="15" w:type="dxa"/>
+        </w:trPr>
+        <w:tc>
+          <w:tcPr>
+            <w:tcW w:w="0" w:type="auto"/>
+            <w:vAlign w:val="center"/>
+            <w:hideMark/>
+          </w:tcPr>
+          <w:p>
+            <w:pPr>
+              <w:rPr>
+                <w:lang w:val="en-AE"/>
+              </w:rPr>
+            </w:pPr>
+            <w:r>
+              <w:rPr>
+                <w:b/>
+                <w:bCs/>
+                <w:lang w:val="en-AE"/>
+              </w:rPr>
+              <w:t>Total Code Merge / Movement Effort</w:t>
+            </w:r>
+          </w:p>
+        </w:tc>
+        <w:tc>
+          <w:tcPr>
+            <w:tcW w:w="0" w:type="auto"/>
+            <w:vAlign w:val="center"/>
+            <w:hideMark/>
+          </w:tcPr>
+          <w:p>
+            <w:pPr>
+              <w:rPr>
+                <w:lang w:val="en-AE"/>
+              </w:rPr>
+            </w:pPr>
+            <w:r>
+              <w:rPr>
+                <w:b/>
+                <w:bCs/>
+                <w:lang w:val="en-AE"/>
+              </w:rPr>
+              <w:t>9 days</w:t>
+            </w:r>
+          </w:p>
+        </w:tc>
+        <w:tc>
+          <w:tcPr>
+            <w:tcW w:w="0" w:type="auto"/>
+            <w:vAlign w:val="center"/>
+            <w:hideMark/>
+          </w:tcPr>
+          <w:p>
+            <w:pPr>
+              <w:rPr>
+                <w:lang w:val="en-AE"/>
+              </w:rPr>
+            </w:pPr>
+            <w:r>
+              <w:rPr>
+                <w:b/>
+                <w:bCs/>
+                <w:lang w:val="en-AE"/>
+              </w:rPr>
+              <w:t>15 days</w:t>
+            </w:r>
+          </w:p>
+        </w:tc>
+      </w:tr>
+    </w:tbl>
+    <w:p>
+      <w:pPr>
+        <w:rPr>
+          <w:b/>
+          <w:bCs/>
+          <w:lang w:val="en-AE"/>
+        </w:rPr>
+      </w:pPr>
+      <w:r>
+        <w:rPr>
+          <w:b/>
+          <w:bCs/>
+          <w:lang w:val="en-AE"/>
+        </w:rPr>
+        <w:t>3. Overall Effort Including Code Merge</w:t>
+      </w:r>
+    </w:p>
+    <w:tbl>
+      <w:tblPr>
+        <w:tblW w:w="0" w:type="auto"/>
+        <w:tblCellSpacing w:w="15" w:type="dxa"/>
+        <w:tblCellMar>
+          <w:top w:w="15" w:type="dxa"/>
+          <w:left w:w="15" w:type="dxa"/>
+          <w:bottom w:w="15" w:type="dxa"/>
+          <w:right w:w="15" w:type="dxa"/>
+        </w:tblCellMar>
+        <w:tblLook w:val="04A0" w:firstRow="1" w:lastRow="0" w:firstColumn="1" w:lastColumn="0" w:noHBand="0" w:noVBand="1"/>
+      </w:tblPr>
+      <w:tblGrid>
+        <w:gridCol w:w="2042"/>
+        <w:gridCol w:w="2375"/>
+        <w:gridCol w:w="3103"/>
+        <w:gridCol w:w="1663"/>
+      </w:tblGrid>
+      <w:tr>
+        <w:trPr>
+          <w:tblHeader/>
+          <w:tblCellSpacing w:w="15" w:type="dxa"/>
+        </w:trPr>
+        <w:tc>
+          <w:tcPr>
+            <w:tcW w:w="0" w:type="auto"/>
+            <w:vAlign w:val="center"/>
+            <w:hideMark/>
+          </w:tcPr>
+          <w:p>
+            <w:pPr>
+              <w:rPr>
+                <w:b/>
+                <w:bCs/>
+                <w:lang w:val="en-AE"/>
+              </w:rPr>
+            </w:pPr>
+            <w:r>
+              <w:rPr>
+                <w:b/>
+                <w:bCs/>
+                <w:lang w:val="en-AE"/>
+              </w:rPr>
+              <w:t>Phase</w:t>
+            </w:r>
+          </w:p>
+        </w:tc>
+        <w:tc>
+          <w:tcPr>
+            <w:tcW w:w="0" w:type="auto"/>
+            <w:vAlign w:val="center"/>
+            <w:hideMark/>
+          </w:tcPr>
+          <w:p>
+            <w:pPr>
+              <w:rPr>
+                <w:b/>
+                <w:bCs/>
+                <w:lang w:val="en-AE"/>
+              </w:rPr>
+            </w:pPr>
+            <w:r>
+              <w:rPr>
+                <w:b/>
+                <w:bCs/>
+                <w:lang w:val="en-AE"/>
+              </w:rPr>
+              <w:t>Development &amp; Testing</w:t>
+            </w:r>
+          </w:p>
+        </w:tc>
+        <w:tc>
+          <w:tcPr>
+            <w:tcW w:w="0" w:type="auto"/>
+            <w:vAlign w:val="center"/>
+            <w:hideMark/>
+          </w:tcPr>
+          <w:p>
+            <w:pPr>
+              <w:rPr>
+                <w:b/>
+                <w:bCs/>
+                <w:lang w:val="en-AE"/>
+              </w:rPr>
+            </w:pPr>
+            <w:r>
+              <w:rPr>
+                <w:b/>
+                <w:bCs/>
+                <w:lang w:val="en-AE"/>
+              </w:rPr>
+              <w:t>Code Merge / Stage Movement</w:t>
+            </w:r>
+          </w:p>
+        </w:tc>
+        <w:tc>
+          <w:tcPr>
+            <w:tcW w:w="0" w:type="auto"/>
+            <w:vAlign w:val="center"/>
+            <w:hideMark/>
+          </w:tcPr>
+          <w:p>
+            <w:pPr>
+              <w:rPr>
+                <w:b/>
+                <w:bCs/>
+                <w:lang w:val="en-AE"/>
+              </w:rPr>
+            </w:pPr>
+            <w:r>
+              <w:rPr>
+                <w:b/>
+                <w:bCs/>
+                <w:lang w:val="en-AE"/>
+              </w:rPr>
+              <w:t>Total Effort</w:t>
+            </w:r>
+          </w:p>
+        </w:tc>
+      </w:tr>
+      <w:tr>
+        <w:trPr>
+          <w:tblCellSpacing w:w="15" w:type="dxa"/>
+        </w:trPr>
+        <w:tc>
+          <w:tcPr>
+            <w:tcW w:w="0" w:type="auto"/>
+            <w:vAlign w:val="center"/>
+            <w:hideMark/>
+          </w:tcPr>
+          <w:p>
+            <w:pPr>
+              <w:rPr>
+                <w:lang w:val="en-AE"/>
+              </w:rPr>
+            </w:pPr>
+            <w:r>
+              <w:rPr>
+                <w:b/>
+                <w:bCs/>
+                <w:lang w:val="en-AE"/>
+              </w:rPr>
+              <w:t>Phase 1 – 150 pages</w:t>
+            </w:r>
+          </w:p>
+        </w:tc>
+        <w:tc>
+          <w:tcPr>
+            <w:tcW w:w="0" w:type="auto"/>
+            <w:vAlign w:val="center"/>
+            <w:hideMark/>
+          </w:tcPr>
+          <w:p>
+            <w:pPr>
+              <w:rPr>
+                <w:lang w:val="en-AE"/>
+              </w:rPr>
+            </w:pPr>
+            <w:r>
+              <w:rPr>
+                <w:lang w:val="en-AE"/>
+              </w:rPr>
+              <w:t>13 days</w:t>
+            </w:r>
+          </w:p>
+        </w:tc>
+        <w:tc>
+          <w:tcPr>
+            <w:tcW w:w="0" w:type="auto"/>
+            <w:vAlign w:val="center"/>
+            <w:hideMark/>
+          </w:tcPr>
+          <w:p>
+            <w:pPr>
+              <w:rPr>
+                <w:lang w:val="en-AE"/>
+              </w:rPr>
+            </w:pPr>
+            <w:r>
+              <w:rPr>
+                <w:lang w:val="en-AE"/>
+              </w:rPr>
+              <w:t>9 days</w:t>
+            </w:r>
+          </w:p>
+        </w:tc>
+        <w:tc>
+          <w:tcPr>
+            <w:tcW w:w="0" w:type="auto"/>
+            <w:vAlign w:val="center"/>
+            <w:hideMark/>
+          </w:tcPr>
+          <w:p>
+            <w:pPr>
+              <w:rPr>
+                <w:lang w:val="en-AE"/>
+              </w:rPr>
+            </w:pPr>
+            <w:r>
+              <w:rPr>
+                <w:b/>
+                <w:bCs/>
+                <w:lang w:val="en-AE"/>
+              </w:rPr>
+              <w:t>22 working days</w:t>
+            </w:r>
+          </w:p>
+        </w:tc>
+      </w:tr>
+      <w:tr>
+        <w:trPr>
+          <w:tblCellSpacing w:w="15" w:type="dxa"/>
+        </w:trPr>
+        <w:tc>
+          <w:tcPr>
+            <w:tcW w:w="0" w:type="auto"/>
+            <w:vAlign w:val="center"/>
+            <w:hideMark/>
+          </w:tcPr>
+          <w:p>
+            <w:pPr>
+              <w:rPr>
+                <w:lang w:val="en-AE"/>
+              </w:rPr>
+            </w:pPr>
+            <w:r>
+              <w:rPr>
+                <w:b/>
+                <w:bCs/>
+                <w:lang w:val="en-AE"/>
+              </w:rPr>
+              <w:t>Phase 2 – 564 pages</w:t>
+            </w:r>
+          </w:p>
+        </w:tc>
+        <w:tc>
+          <w:tcPr>
+            <w:tcW w:w="0" w:type="auto"/>
+            <w:vAlign w:val="center"/>
+            <w:hideMark/>
+          </w:tcPr>
+          <w:p>
+            <w:pPr>
+              <w:rPr>
+                <w:lang w:val="en-AE"/>
+              </w:rPr>
+            </w:pPr>
+            <w:r>
+              <w:rPr>
+                <w:lang w:val="en-AE"/>
+              </w:rPr>
+              <w:t>34 days</w:t>
+            </w:r>
+          </w:p>
+        </w:tc>
+        <w:tc>
+          <w:tcPr>
+            <w:tcW w:w="0" w:type="auto"/>
+            <w:vAlign w:val="center"/>
+            <w:hideMark/>
+          </w:tcPr>
+          <w:p>
+            <w:pPr>
+              <w:rPr>
+                <w:lang w:val="en-AE"/>
+              </w:rPr>
+            </w:pPr>
+            <w:r>
+              <w:rPr>
+                <w:lang w:val="en-AE"/>
+              </w:rPr>
+              <w:t>15 days</w:t>
+            </w:r>
+          </w:p>
+        </w:tc>
+        <w:tc>
+          <w:tcPr>
+            <w:tcW w:w="0" w:type="auto"/>
+            <w:vAlign w:val="center"/>
+            <w:hideMark/>
+          </w:tcPr>
+          <w:p>
+            <w:pPr>
+              <w:rPr>
+                <w:lang w:val="en-AE"/>
+              </w:rPr>
+            </w:pPr>
+            <w:r>
+              <w:rPr>
+                <w:b/>
+                <w:bCs/>
+                <w:lang w:val="en-AE"/>
+              </w:rPr>
+              <w:t>49 working days</w:t>
+            </w:r>
+          </w:p>
+        </w:tc>
+      </w:tr>
+      <w:tr>
+        <w:trPr>
+          <w:tblCellSpacing w:w="15" w:type="dxa"/>
+        </w:trPr>
+        <w:tc>
+          <w:tcPr>
+            <w:tcW w:w="0" w:type="auto"/>
+            <w:vAlign w:val="center"/>
+            <w:hideMark/>
+          </w:tcPr>
+          <w:p>
+            <w:pPr>
+              <w:rPr>
+                <w:lang w:val="en-AE"/>
+              </w:rPr>
+            </w:pPr>
+            <w:r>
+              <w:rPr>
+                <w:b/>
+                <w:bCs/>
+                <w:lang w:val="en-AE"/>
+              </w:rPr>
+              <w:t>Total – 714 pages</w:t>
+            </w:r>
+          </w:p>
+        </w:tc>
+        <w:tc>
+          <w:tcPr>
+            <w:tcW w:w="0" w:type="auto"/>
+            <w:vAlign w:val="center"/>
+            <w:hideMark/>
+          </w:tcPr>
+          <w:p>
+            <w:pPr>
+              <w:rPr>
+                <w:lang w:val="en-AE"/>
+              </w:rPr>
+            </w:pPr>
+            <w:r>
+              <w:rPr>
+                <w:b/>
+                <w:bCs/>
+                <w:lang w:val="en-AE"/>
+              </w:rPr>
+              <w:t>47 days</w:t>
+            </w:r>
+          </w:p>
+        </w:tc>
+        <w:tc>
+          <w:tcPr>
+            <w:tcW w:w="0" w:type="auto"/>
+            <w:vAlign w:val="center"/>
+            <w:hideMark/>
+          </w:tcPr>
+          <w:p>
+            <w:pPr>
+              <w:rPr>
+                <w:lang w:val="en-AE"/>
+              </w:rPr>
+            </w:pPr>
+            <w:r>
+              <w:rPr>
+                <w:b/>
+                <w:bCs/>
+                <w:lang w:val="en-AE"/>
+              </w:rPr>
+              <w:t>24 days</w:t>
+            </w:r>
+          </w:p>
+        </w:tc>
+        <w:tc>
+          <w:tcPr>
+            <w:tcW w:w="0" w:type="auto"/>
+            <w:vAlign w:val="center"/>
+            <w:hideMark/>
+          </w:tcPr>
+          <w:p>
+            <w:pPr>
+              <w:rPr>
+                <w:lang w:val="en-AE"/>
+              </w:rPr>
+            </w:pPr>
+            <w:r>
+              <w:rPr>
+                <w:b/>
+                <w:bCs/>
+                <w:lang w:val="en-AE"/>
+              </w:rPr>
+              <w:t>71 working days</w:t>
+            </w:r>
+          </w:p>
+        </w:tc>
+      </w:tr>
+    </w:tbl>
+    <w:p>
+      <w:pPr>
+        <w:rPr>
+          <w:b/>
+          <w:bCs/>
+          <w:lang w:val="en-AE"/>
+        </w:rPr>
+      </w:pPr>
+      <w:r>
+        <w:rPr>
+          <w:b/>
+          <w:bCs/>
+          <w:lang w:val="en-AE"/>
+        </w:rPr>
+        <w:t>Assumption to mention in the document</w:t>
       </w:r>
     </w:p>
     <w:p>
@@ -410,268 +4044,29 @@
       </w:pPr>
       <w:r>
         <w:rPr>
-          <w:lang w:val="en-AE"/>
-        </w:rPr>
-        <w:t>The workflow pages are therefore handled separately to reduce the risk of impacting critical business journeys.</w:t>
-      </w:r>
-    </w:p>
-    <w:p>
-      <w:pPr>
-        <w:rPr>
           <w:b/>
           <w:bCs/>
           <w:lang w:val="en-AE"/>
         </w:rPr>
-      </w:pPr>
+        <w:t xml:space="preserve">Code merging and stage movement are considered separately from the development and testing effort. For Phase 1, 3 working days are required for each stage movement (SIT → UAT, UAT → Staging and Staging → </w:t>
+      </w:r>
+      <w:proofErr w:type="gramStart"/>
       <w:r>
         <w:rPr>
           <w:b/>
           <w:bCs/>
           <w:lang w:val="en-AE"/>
         </w:rPr>
-        <w:t>B. ~50 Query String Pages</w:t>
-      </w:r>
-    </w:p>
-    <w:p>
-      <w:pPr>
-        <w:rPr>
-          <w:lang w:val="en-AE"/>
-        </w:rPr>
-      </w:pPr>
+        <w:t>Pre-Prod</w:t>
+      </w:r>
+      <w:proofErr w:type="gramEnd"/>
       <w:r>
         <w:rPr>
           <w:b/>
           <w:bCs/>
           <w:lang w:val="en-AE"/>
         </w:rPr>
-        <w:t>Estimated effort: 25 person-days</w:t>
-      </w:r>
-    </w:p>
-    <w:p>
-      <w:pPr>
-        <w:rPr>
-          <w:lang w:val="en-AE"/>
-        </w:rPr>
-      </w:pPr>
-      <w:r>
-        <w:rPr>
-          <w:b/>
-          <w:bCs/>
-          <w:lang w:val="en-AE"/>
-        </w:rPr>
-        <w:t>Calculation:</w:t>
-      </w:r>
-    </w:p>
-    <w:p>
-      <w:pPr>
-        <w:rPr>
-          <w:lang w:val="en-AE"/>
-        </w:rPr>
-      </w:pPr>
-      <w:r>
-        <w:rPr>
-          <w:lang w:val="en-AE"/>
-        </w:rPr>
-        <w:t xml:space="preserve">50 pages × 4 hours/page = </w:t>
-      </w:r>
-      <w:r>
-        <w:rPr>
-          <w:b/>
-          <w:bCs/>
-          <w:lang w:val="en-AE"/>
-        </w:rPr>
-        <w:t>200 hours = 25 person-days</w:t>
-      </w:r>
-    </w:p>
-    <w:p>
-      <w:pPr>
-        <w:rPr>
-          <w:lang w:val="en-AE"/>
-        </w:rPr>
-      </w:pPr>
-      <w:r>
-        <w:rPr>
-          <w:lang w:val="en-AE"/>
-        </w:rPr>
-        <w:lastRenderedPageBreak/>
-        <w:t>These pages require additional implementation because authorization is linked to the Query String.</w:t>
-      </w:r>
-    </w:p>
-    <w:p>
-      <w:pPr>
-        <w:rPr>
-          <w:lang w:val="en-AE"/>
-        </w:rPr>
-      </w:pPr>
-      <w:r>
-        <w:rPr>
-          <w:lang w:val="en-AE"/>
-        </w:rPr>
-        <w:t>For each page:</w:t>
-      </w:r>
-    </w:p>
-    <w:p>
-      <w:pPr>
-        <w:numPr>
-          <w:ilvl w:val="0"/>
-          <w:numId w:val="4"/>
-        </w:numPr>
-        <w:rPr>
-          <w:lang w:val="en-AE"/>
-        </w:rPr>
-      </w:pPr>
-      <w:r>
-        <w:rPr>
-          <w:lang w:val="en-AE"/>
-        </w:rPr>
-        <w:t xml:space="preserve">Encrypt the Query String. </w:t>
-      </w:r>
-    </w:p>
-    <w:p>
-      <w:pPr>
-        <w:numPr>
-          <w:ilvl w:val="0"/>
-          <w:numId w:val="4"/>
-        </w:numPr>
-        <w:rPr>
-          <w:lang w:val="en-AE"/>
-        </w:rPr>
-      </w:pPr>
-      <w:r>
-        <w:rPr>
-          <w:lang w:val="en-AE"/>
-        </w:rPr>
-        <w:t>Include the authenticated Username/</w:t>
-      </w:r>
-      <w:proofErr w:type="spellStart"/>
-      <w:r>
-        <w:rPr>
-          <w:lang w:val="en-AE"/>
-        </w:rPr>
-        <w:t>UserID</w:t>
-      </w:r>
-      <w:proofErr w:type="spellEnd"/>
-      <w:r>
-        <w:rPr>
-          <w:lang w:val="en-AE"/>
-        </w:rPr>
-        <w:t xml:space="preserve"> in the protected request. </w:t>
-      </w:r>
-    </w:p>
-    <w:p>
-      <w:pPr>
-        <w:numPr>
-          <w:ilvl w:val="0"/>
-          <w:numId w:val="4"/>
-        </w:numPr>
-        <w:rPr>
-          <w:lang w:val="en-AE"/>
-        </w:rPr>
-      </w:pPr>
-      <w:r>
-        <w:rPr>
-          <w:lang w:val="en-AE"/>
-        </w:rPr>
-        <w:t xml:space="preserve">Decrypt the Query String server-side. </w:t>
-      </w:r>
-    </w:p>
-    <w:p>
-      <w:pPr>
-        <w:numPr>
-          <w:ilvl w:val="0"/>
-          <w:numId w:val="4"/>
-        </w:numPr>
-        <w:rPr>
-          <w:lang w:val="en-AE"/>
-        </w:rPr>
-      </w:pPr>
-      <w:r>
-        <w:rPr>
-          <w:lang w:val="en-AE"/>
-        </w:rPr>
-        <w:t xml:space="preserve">Validate the </w:t>
-      </w:r>
-      <w:proofErr w:type="spellStart"/>
-      <w:r>
-        <w:rPr>
-          <w:lang w:val="en-AE"/>
-        </w:rPr>
-        <w:t>UserID</w:t>
-      </w:r>
-      <w:proofErr w:type="spellEnd"/>
-      <w:r>
-        <w:rPr>
-          <w:lang w:val="en-AE"/>
-        </w:rPr>
-        <w:t xml:space="preserve"> against the current authenticated session. </w:t>
-      </w:r>
-    </w:p>
-    <w:p>
-      <w:pPr>
-        <w:numPr>
-          <w:ilvl w:val="0"/>
-          <w:numId w:val="4"/>
-        </w:numPr>
-        <w:rPr>
-          <w:lang w:val="en-AE"/>
-        </w:rPr>
-      </w:pPr>
-      <w:r>
-        <w:rPr>
-          <w:lang w:val="en-AE"/>
-        </w:rPr>
-        <w:t xml:space="preserve">Validate that the Query String has not been modified. </w:t>
-      </w:r>
-    </w:p>
-    <w:p>
-      <w:pPr>
-        <w:numPr>
-          <w:ilvl w:val="0"/>
-          <w:numId w:val="4"/>
-        </w:numPr>
-        <w:rPr>
-          <w:lang w:val="en-AE"/>
-        </w:rPr>
-      </w:pPr>
-      <w:r>
-        <w:rPr>
-          <w:lang w:val="en-AE"/>
-        </w:rPr>
-        <w:t xml:space="preserve">Prevent one user from using another user's URL/data. </w:t>
-      </w:r>
-    </w:p>
-    <w:p>
-      <w:pPr>
-        <w:numPr>
-          <w:ilvl w:val="0"/>
-          <w:numId w:val="4"/>
-        </w:numPr>
-        <w:rPr>
-          <w:lang w:val="en-AE"/>
-        </w:rPr>
-      </w:pPr>
-      <w:r>
-        <w:rPr>
-          <w:lang w:val="en-AE"/>
-        </w:rPr>
-        <w:t xml:space="preserve">Validate existing functionality after encryption. </w:t>
-      </w:r>
-    </w:p>
-    <w:p>
-      <w:pPr>
-        <w:numPr>
-          <w:ilvl w:val="0"/>
-          <w:numId w:val="4"/>
-        </w:numPr>
-        <w:rPr>
-          <w:lang w:val="en-AE"/>
-        </w:rPr>
-      </w:pPr>
-      <w:r>
-        <w:rPr>
-          <w:lang w:val="en-AE"/>
-        </w:rPr>
-        <w:t xml:space="preserve">Perform page-level testing. </w:t>
+        <w:t>), resulting in 9 working days. For Phase 2, 5 working days are required for each stage movement, resulting in 15 working days. These activities are not included in the development/testing duration and should be planned separately.</w:t>
       </w:r>
     </w:p>
     <w:p/>
@@ -688,122 +4083,9 @@
 <file path=word/numbering.xml><?xml version="1.0" encoding="utf-8"?>
 <w:numbering xmlns:wpc="http://schemas.microsoft.com/office/word/2010/wordprocessingCanvas" xmlns:cx="http://schemas.microsoft.com/office/drawing/2014/chartex" xmlns:cx1="http://schemas.microsoft.com/office/drawing/2015/9/8/chartex" xmlns:cx2="http://schemas.microsoft.com/office/drawing/2015/10/21/chartex" xmlns:cx3="http://schemas.microsoft.com/office/drawing/2016/5/9/chartex" xmlns:cx4="http://schemas.microsoft.com/office/drawing/2016/5/10/chartex" xmlns:cx5="http://schemas.microsoft.com/office/drawing/2016/5/11/chartex" xmlns:cx6="http://schemas.microsoft.com/office/drawing/2016/5/12/chartex" xmlns:cx7="http://schemas.microsoft.com/office/drawing/2016/5/13/chartex" xmlns:cx8="http://schemas.microsoft.com/office/drawing/2016/5/14/chartex" xmlns:mc="http://schemas.openxmlformats.org/markup-compatibility/2006" xmlns:aink="http://schemas.microsoft.com/office/drawing/2016/ink" xmlns:am3d="http://schemas.microsoft.com/office/drawing/2017/model3d" xmlns:o="urn:schemas-microsoft-com:office:office" xmlns:oel="http://schemas.microsoft.com/office/2019/extlst" xmlns:r="http://schemas.openxmlformats.org/officeDocument/2006/relationships" xmlns:m="http://schemas.openxmlformats.org/officeDocument/2006/math" xmlns:v="urn:schemas-microsoft-com:vml" xmlns:wp14="http://schemas.microsoft.com/office/word/2010/wordprocessingDrawing" xmlns:wp="http://schemas.openxmlformats.org/drawingml/2006/wordprocessingDrawing" xmlns:w10="urn:schemas-microsoft-com:office:word" xmlns:w="http://schemas.openxmlformats.org/wordprocessingml/2006/main" xmlns:w14="http://schemas.microsoft.com/office/word/2010/wordml" xmlns:w15="http://schemas.microsoft.com/office/word/2012/wordml" xmlns:w16cex="http://schemas.microsoft.com/office/word/2018/wordml/cex" xmlns:w16cid="http://schemas.microsoft.com/office/word/2016/wordml/cid" xmlns:w16="http://schemas.microsoft.com/office/word/2018/wordml" xmlns:w16du="http://schemas.microsoft.com/office/word/2023/wordml/word16du" xmlns:w16sdtdh="http://schemas.microsoft.com/office/word/2020/wordml/sdtdatahash" xmlns:w16sdtfl="http://schemas.microsoft.com/office/word/2024/wordml/sdtformatlock" xmlns:w16se="http://schemas.microsoft.com/office/word/2015/wordml/symex" xmlns:wpg="http://schemas.microsoft.com/office/word/2010/wordprocessingGroup" xmlns:wpi="http://schemas.microsoft.com/office/word/2010/wordprocessingInk" xmlns:wne="http://schemas.microsoft.com/office/word/2006/wordml" xmlns:wps="http://schemas.microsoft.com/office/word/2010/wordprocessingShape" mc:Ignorable="w14 w15 w16se w16cid w16 w16cex w16sdtdh w16sdtfl w16du wp14">
   <w:abstractNum w:abstractNumId="0" w15:restartNumberingAfterBreak="0">
-    <w:nsid w:val="063553C6"/>
+    <w:nsid w:val="13A00224"/>
     <w:multiLevelType w:val="multilevel"/>
-    <w:tmpl w:val="39BEB1E2"/>
-    <w:lvl w:ilvl="0">
-      <w:start w:val="1"/>
-      <w:numFmt w:val="decimal"/>
-      <w:lvlText w:val="%1."/>
-      <w:lvlJc w:val="left"/>
-      <w:pPr>
-        <w:tabs>
-          <w:tab w:val="num" w:pos="720"/>
-        </w:tabs>
-        <w:ind w:left="720" w:hanging="360"/>
-      </w:pPr>
-    </w:lvl>
-    <w:lvl w:ilvl="1" w:tentative="1">
-      <w:start w:val="1"/>
-      <w:numFmt w:val="decimal"/>
-      <w:lvlText w:val="%2."/>
-      <w:lvlJc w:val="left"/>
-      <w:pPr>
-        <w:tabs>
-          <w:tab w:val="num" w:pos="1440"/>
-        </w:tabs>
-        <w:ind w:left="1440" w:hanging="360"/>
-      </w:pPr>
-    </w:lvl>
-    <w:lvl w:ilvl="2" w:tentative="1">
-      <w:start w:val="1"/>
-      <w:numFmt w:val="decimal"/>
-      <w:lvlText w:val="%3."/>
-      <w:lvlJc w:val="left"/>
-      <w:pPr>
-        <w:tabs>
-          <w:tab w:val="num" w:pos="2160"/>
-        </w:tabs>
-        <w:ind w:left="2160" w:hanging="360"/>
-      </w:pPr>
-    </w:lvl>
-    <w:lvl w:ilvl="3" w:tentative="1">
-      <w:start w:val="1"/>
-      <w:numFmt w:val="decimal"/>
-      <w:lvlText w:val="%4."/>
-      <w:lvlJc w:val="left"/>
-      <w:pPr>
-        <w:tabs>
-          <w:tab w:val="num" w:pos="2880"/>
-        </w:tabs>
-        <w:ind w:left="2880" w:hanging="360"/>
-      </w:pPr>
-    </w:lvl>
-    <w:lvl w:ilvl="4" w:tentative="1">
-      <w:start w:val="1"/>
-      <w:numFmt w:val="decimal"/>
-      <w:lvlText w:val="%5."/>
-      <w:lvlJc w:val="left"/>
-      <w:pPr>
-        <w:tabs>
-          <w:tab w:val="num" w:pos="3600"/>
-        </w:tabs>
-        <w:ind w:left="3600" w:hanging="360"/>
-      </w:pPr>
-    </w:lvl>
-    <w:lvl w:ilvl="5" w:tentative="1">
-      <w:start w:val="1"/>
-      <w:numFmt w:val="decimal"/>
-      <w:lvlText w:val="%6."/>
-      <w:lvlJc w:val="left"/>
-      <w:pPr>
-        <w:tabs>
-          <w:tab w:val="num" w:pos="4320"/>
-        </w:tabs>
-        <w:ind w:left="4320" w:hanging="360"/>
-      </w:pPr>
-    </w:lvl>
-    <w:lvl w:ilvl="6" w:tentative="1">
-      <w:start w:val="1"/>
-      <w:numFmt w:val="decimal"/>
-      <w:lvlText w:val="%7."/>
-      <w:lvlJc w:val="left"/>
-      <w:pPr>
-        <w:tabs>
-          <w:tab w:val="num" w:pos="5040"/>
-        </w:tabs>
-        <w:ind w:left="5040" w:hanging="360"/>
-      </w:pPr>
-    </w:lvl>
-    <w:lvl w:ilvl="7" w:tentative="1">
-      <w:start w:val="1"/>
-      <w:numFmt w:val="decimal"/>
-      <w:lvlText w:val="%8."/>
-      <w:lvlJc w:val="left"/>
-      <w:pPr>
-        <w:tabs>
-          <w:tab w:val="num" w:pos="5760"/>
-        </w:tabs>
-        <w:ind w:left="5760" w:hanging="360"/>
-      </w:pPr>
-    </w:lvl>
-    <w:lvl w:ilvl="8" w:tentative="1">
-      <w:start w:val="1"/>
-      <w:numFmt w:val="decimal"/>
-      <w:lvlText w:val="%9."/>
-      <w:lvlJc w:val="left"/>
-      <w:pPr>
-        <w:tabs>
-          <w:tab w:val="num" w:pos="6480"/>
-        </w:tabs>
-        <w:ind w:left="6480" w:hanging="360"/>
-      </w:pPr>
-    </w:lvl>
-  </w:abstractNum>
-  <w:abstractNum w:abstractNumId="1" w15:restartNumberingAfterBreak="0">
-    <w:nsid w:val="1251532E"/>
-    <w:multiLevelType w:val="multilevel"/>
-    <w:tmpl w:val="8C588CAC"/>
+    <w:tmpl w:val="A546E128"/>
     <w:lvl w:ilvl="0">
       <w:start w:val="1"/>
       <w:numFmt w:val="bullet"/>
@@ -949,10 +4231,10 @@
       </w:rPr>
     </w:lvl>
   </w:abstractNum>
-  <w:abstractNum w:abstractNumId="2" w15:restartNumberingAfterBreak="0">
-    <w:nsid w:val="494E049E"/>
+  <w:abstractNum w:abstractNumId="1" w15:restartNumberingAfterBreak="0">
+    <w:nsid w:val="53A474D5"/>
     <w:multiLevelType w:val="multilevel"/>
-    <w:tmpl w:val="8774E684"/>
+    <w:tmpl w:val="D8CE14A6"/>
     <w:lvl w:ilvl="0">
       <w:start w:val="1"/>
       <w:numFmt w:val="bullet"/>
@@ -1098,10 +4380,10 @@
       </w:rPr>
     </w:lvl>
   </w:abstractNum>
-  <w:abstractNum w:abstractNumId="3" w15:restartNumberingAfterBreak="0">
-    <w:nsid w:val="555F6015"/>
+  <w:abstractNum w:abstractNumId="2" w15:restartNumberingAfterBreak="0">
+    <w:nsid w:val="65D26E4B"/>
     <w:multiLevelType w:val="multilevel"/>
-    <w:tmpl w:val="7CAEB5E0"/>
+    <w:tmpl w:val="00AE69A8"/>
     <w:lvl w:ilvl="0">
       <w:start w:val="1"/>
       <w:numFmt w:val="bullet"/>
@@ -1247,17 +4529,14 @@
       </w:rPr>
     </w:lvl>
   </w:abstractNum>
-  <w:num w:numId="1" w16cid:durableId="37828697">
+  <w:num w:numId="1" w16cid:durableId="751052504">
+    <w:abstractNumId w:val="0"/>
+  </w:num>
+  <w:num w:numId="2" w16cid:durableId="1807504554">
     <w:abstractNumId w:val="2"/>
   </w:num>
-  <w:num w:numId="2" w16cid:durableId="1761443365">
-    <w:abstractNumId w:val="3"/>
-  </w:num>
-  <w:num w:numId="3" w16cid:durableId="204368656">
+  <w:num w:numId="3" w16cid:durableId="1225142349">
     <w:abstractNumId w:val="1"/>
-  </w:num>
-  <w:num w:numId="4" w16cid:durableId="1871263495">
-    <w:abstractNumId w:val="0"/>
   </w:num>
 </w:numbering>
 </file>
@@ -1668,7 +4947,7 @@
     <w:link w:val="Heading1Char"/>
     <w:uiPriority w:val="9"/>
     <w:qFormat/>
-    <w:rsid w:val="00987FC3"/>
+    <w:rsid w:val="00566E4B"/>
     <w:pPr>
       <w:keepNext/>
       <w:keepLines/>
@@ -1691,7 +4970,7 @@
     <w:semiHidden/>
     <w:unhideWhenUsed/>
     <w:qFormat/>
-    <w:rsid w:val="00987FC3"/>
+    <w:rsid w:val="00566E4B"/>
     <w:pPr>
       <w:keepNext/>
       <w:keepLines/>
@@ -1714,7 +4993,7 @@
     <w:semiHidden/>
     <w:unhideWhenUsed/>
     <w:qFormat/>
-    <w:rsid w:val="00987FC3"/>
+    <w:rsid w:val="00566E4B"/>
     <w:pPr>
       <w:keepNext/>
       <w:keepLines/>
@@ -1737,7 +5016,7 @@
     <w:semiHidden/>
     <w:unhideWhenUsed/>
     <w:qFormat/>
-    <w:rsid w:val="00987FC3"/>
+    <w:rsid w:val="00566E4B"/>
     <w:pPr>
       <w:keepNext/>
       <w:keepLines/>
@@ -1760,7 +5039,7 @@
     <w:semiHidden/>
     <w:unhideWhenUsed/>
     <w:qFormat/>
-    <w:rsid w:val="00987FC3"/>
+    <w:rsid w:val="00566E4B"/>
     <w:pPr>
       <w:keepNext/>
       <w:keepLines/>
@@ -1781,7 +5060,7 @@
     <w:semiHidden/>
     <w:unhideWhenUsed/>
     <w:qFormat/>
-    <w:rsid w:val="00987FC3"/>
+    <w:rsid w:val="00566E4B"/>
     <w:pPr>
       <w:keepNext/>
       <w:keepLines/>
@@ -1804,7 +5083,7 @@
     <w:semiHidden/>
     <w:unhideWhenUsed/>
     <w:qFormat/>
-    <w:rsid w:val="00987FC3"/>
+    <w:rsid w:val="00566E4B"/>
     <w:pPr>
       <w:keepNext/>
       <w:keepLines/>
@@ -1825,7 +5104,7 @@
     <w:semiHidden/>
     <w:unhideWhenUsed/>
     <w:qFormat/>
-    <w:rsid w:val="00987FC3"/>
+    <w:rsid w:val="00566E4B"/>
     <w:pPr>
       <w:keepNext/>
       <w:keepLines/>
@@ -1848,7 +5127,7 @@
     <w:semiHidden/>
     <w:unhideWhenUsed/>
     <w:qFormat/>
-    <w:rsid w:val="00987FC3"/>
+    <w:rsid w:val="00566E4B"/>
     <w:pPr>
       <w:keepNext/>
       <w:keepLines/>
@@ -1891,7 +5170,7 @@
     <w:basedOn w:val="DefaultParagraphFont"/>
     <w:link w:val="Heading1"/>
     <w:uiPriority w:val="9"/>
-    <w:rsid w:val="00987FC3"/>
+    <w:rsid w:val="00566E4B"/>
     <w:rPr>
       <w:rFonts w:asciiTheme="majorHAnsi" w:eastAsiaTheme="majorEastAsia" w:hAnsiTheme="majorHAnsi" w:cstheme="majorBidi"/>
       <w:color w:val="2E74B5" w:themeColor="accent1" w:themeShade="BF"/>
@@ -1905,7 +5184,7 @@
     <w:link w:val="Heading2"/>
     <w:uiPriority w:val="9"/>
     <w:semiHidden/>
-    <w:rsid w:val="00987FC3"/>
+    <w:rsid w:val="00566E4B"/>
     <w:rPr>
       <w:rFonts w:asciiTheme="majorHAnsi" w:eastAsiaTheme="majorEastAsia" w:hAnsiTheme="majorHAnsi" w:cstheme="majorBidi"/>
       <w:color w:val="2E74B5" w:themeColor="accent1" w:themeShade="BF"/>
@@ -1919,7 +5198,7 @@
     <w:link w:val="Heading3"/>
     <w:uiPriority w:val="9"/>
     <w:semiHidden/>
-    <w:rsid w:val="00987FC3"/>
+    <w:rsid w:val="00566E4B"/>
     <w:rPr>
       <w:rFonts w:eastAsiaTheme="majorEastAsia" w:cstheme="majorBidi"/>
       <w:color w:val="2E74B5" w:themeColor="accent1" w:themeShade="BF"/>
@@ -1933,7 +5212,7 @@
     <w:link w:val="Heading4"/>
     <w:uiPriority w:val="9"/>
     <w:semiHidden/>
-    <w:rsid w:val="00987FC3"/>
+    <w:rsid w:val="00566E4B"/>
     <w:rPr>
       <w:rFonts w:eastAsiaTheme="majorEastAsia" w:cstheme="majorBidi"/>
       <w:i/>
@@ -1947,7 +5226,7 @@
     <w:link w:val="Heading5"/>
     <w:uiPriority w:val="9"/>
     <w:semiHidden/>
-    <w:rsid w:val="00987FC3"/>
+    <w:rsid w:val="00566E4B"/>
     <w:rPr>
       <w:rFonts w:eastAsiaTheme="majorEastAsia" w:cstheme="majorBidi"/>
       <w:color w:val="2E74B5" w:themeColor="accent1" w:themeShade="BF"/>
@@ -1959,7 +5238,7 @@
     <w:link w:val="Heading6"/>
     <w:uiPriority w:val="9"/>
     <w:semiHidden/>
-    <w:rsid w:val="00987FC3"/>
+    <w:rsid w:val="00566E4B"/>
     <w:rPr>
       <w:rFonts w:eastAsiaTheme="majorEastAsia" w:cstheme="majorBidi"/>
       <w:i/>
@@ -1973,7 +5252,7 @@
     <w:link w:val="Heading7"/>
     <w:uiPriority w:val="9"/>
     <w:semiHidden/>
-    <w:rsid w:val="00987FC3"/>
+    <w:rsid w:val="00566E4B"/>
     <w:rPr>
       <w:rFonts w:eastAsiaTheme="majorEastAsia" w:cstheme="majorBidi"/>
       <w:color w:val="595959" w:themeColor="text1" w:themeTint="A6"/>
@@ -1985,7 +5264,7 @@
     <w:link w:val="Heading8"/>
     <w:uiPriority w:val="9"/>
     <w:semiHidden/>
-    <w:rsid w:val="00987FC3"/>
+    <w:rsid w:val="00566E4B"/>
     <w:rPr>
       <w:rFonts w:eastAsiaTheme="majorEastAsia" w:cstheme="majorBidi"/>
       <w:i/>
@@ -1999,7 +5278,7 @@
     <w:link w:val="Heading9"/>
     <w:uiPriority w:val="9"/>
     <w:semiHidden/>
-    <w:rsid w:val="00987FC3"/>
+    <w:rsid w:val="00566E4B"/>
     <w:rPr>
       <w:rFonts w:eastAsiaTheme="majorEastAsia" w:cstheme="majorBidi"/>
       <w:color w:val="272727" w:themeColor="text1" w:themeTint="D8"/>
@@ -2012,7 +5291,7 @@
     <w:link w:val="TitleChar"/>
     <w:uiPriority w:val="10"/>
     <w:qFormat/>
-    <w:rsid w:val="00987FC3"/>
+    <w:rsid w:val="00566E4B"/>
     <w:pPr>
       <w:spacing w:after="80" w:line="240" w:lineRule="auto"/>
       <w:contextualSpacing/>
@@ -2030,7 +5309,7 @@
     <w:basedOn w:val="DefaultParagraphFont"/>
     <w:link w:val="Title"/>
     <w:uiPriority w:val="10"/>
-    <w:rsid w:val="00987FC3"/>
+    <w:rsid w:val="00566E4B"/>
     <w:rPr>
       <w:rFonts w:asciiTheme="majorHAnsi" w:eastAsiaTheme="majorEastAsia" w:hAnsiTheme="majorHAnsi" w:cstheme="majorBidi"/>
       <w:spacing w:val="-10"/>
@@ -2046,7 +5325,7 @@
     <w:link w:val="SubtitleChar"/>
     <w:uiPriority w:val="11"/>
     <w:qFormat/>
-    <w:rsid w:val="00987FC3"/>
+    <w:rsid w:val="00566E4B"/>
     <w:pPr>
       <w:numPr>
         <w:ilvl w:val="1"/>
@@ -2065,7 +5344,7 @@
     <w:basedOn w:val="DefaultParagraphFont"/>
     <w:link w:val="Subtitle"/>
     <w:uiPriority w:val="11"/>
-    <w:rsid w:val="00987FC3"/>
+    <w:rsid w:val="00566E4B"/>
     <w:rPr>
       <w:rFonts w:eastAsiaTheme="majorEastAsia" w:cstheme="majorBidi"/>
       <w:color w:val="595959" w:themeColor="text1" w:themeTint="A6"/>
@@ -2081,7 +5360,7 @@
     <w:link w:val="QuoteChar"/>
     <w:uiPriority w:val="29"/>
     <w:qFormat/>
-    <w:rsid w:val="00987FC3"/>
+    <w:rsid w:val="00566E4B"/>
     <w:pPr>
       <w:spacing w:before="160"/>
       <w:jc w:val="center"/>
@@ -2097,7 +5376,7 @@
     <w:basedOn w:val="DefaultParagraphFont"/>
     <w:link w:val="Quote"/>
     <w:uiPriority w:val="29"/>
-    <w:rsid w:val="00987FC3"/>
+    <w:rsid w:val="00566E4B"/>
     <w:rPr>
       <w:i/>
       <w:iCs/>
@@ -2109,7 +5388,7 @@
     <w:basedOn w:val="Normal"/>
     <w:uiPriority w:val="34"/>
     <w:qFormat/>
-    <w:rsid w:val="00987FC3"/>
+    <w:rsid w:val="00566E4B"/>
     <w:pPr>
       <w:ind w:left="720"/>
       <w:contextualSpacing/>
@@ -2120,7 +5399,7 @@
     <w:basedOn w:val="DefaultParagraphFont"/>
     <w:uiPriority w:val="21"/>
     <w:qFormat/>
-    <w:rsid w:val="00987FC3"/>
+    <w:rsid w:val="00566E4B"/>
     <w:rPr>
       <w:i/>
       <w:iCs/>
@@ -2134,7 +5413,7 @@
     <w:link w:val="IntenseQuoteChar"/>
     <w:uiPriority w:val="30"/>
     <w:qFormat/>
-    <w:rsid w:val="00987FC3"/>
+    <w:rsid w:val="00566E4B"/>
     <w:pPr>
       <w:pBdr>
         <w:top w:val="single" w:sz="4" w:space="10" w:color="2E74B5" w:themeColor="accent1" w:themeShade="BF"/>
@@ -2155,7 +5434,7 @@
     <w:basedOn w:val="DefaultParagraphFont"/>
     <w:link w:val="IntenseQuote"/>
     <w:uiPriority w:val="30"/>
-    <w:rsid w:val="00987FC3"/>
+    <w:rsid w:val="00566E4B"/>
     <w:rPr>
       <w:i/>
       <w:iCs/>
@@ -2167,7 +5446,7 @@
     <w:basedOn w:val="DefaultParagraphFont"/>
     <w:uiPriority w:val="32"/>
     <w:qFormat/>
-    <w:rsid w:val="00987FC3"/>
+    <w:rsid w:val="00566E4B"/>
     <w:rPr>
       <w:b/>
       <w:bCs/>
